--- a/data/revised_2026-10_pilot2/journal/Journal_Mathematics.docx
+++ b/data/revised_2026-10_pilot2/journal/Journal_Mathematics.docx
@@ -85,7 +85,30 @@
           <w:sz w:val="17"/>
           <w:szCs w:val="17"/>
         </w:rPr>
-        <w:t xml:space="preserve">Rows shaded yellow need a teacher decision (a judgement call or a flag with no change made). Tick the box in the last column and write any note beside the row.</w:t>
+        <w:t xml:space="preserve">Rows shaded yellow need a teacher decision (a judgement call or a flag with no change made).</w:t>
+      </w:r>
+    </w:p>
+    <w:p>
+      <w:pPr>
+        <w:spacing w:after="60" w:before="0"/>
+      </w:pPr>
+      <w:r>
+        <w:rPr>
+          <w:rFonts w:ascii="Arial" w:cs="Arial" w:eastAsia="Arial" w:hAnsi="Arial"/>
+          <w:b/>
+          <w:bCs/>
+          <w:sz w:val="17"/>
+          <w:szCs w:val="17"/>
+        </w:rPr>
+        <w:t xml:space="preserve">How to respond (every item, in the last column): </w:t>
+      </w:r>
+      <w:r>
+        <w:rPr>
+          <w:rFonts w:ascii="Arial" w:cs="Arial" w:eastAsia="Arial" w:hAnsi="Arial"/>
+          <w:sz w:val="17"/>
+          <w:szCs w:val="17"/>
+        </w:rPr>
+        <w:t xml:space="preserve">click ONE box, ACCEPT or EDIT. If you choose EDIT, type the change you want in the space under it. Save the file under the same name and send it back. Every item carries its sub-strand name, and each section has the sub-strand in the page header, so please keep the items in this document.</w:t>
       </w:r>
     </w:p>
     <w:p>
@@ -696,9 +719,15 @@
       </w:tr>
     </w:tbl>
     <w:p>
-      <w:r>
-        <w:br w:type="page"/>
-      </w:r>
+      <w:pPr>
+        <w:sectPr>
+          <w:footerReference w:type="default" r:id="rId7"/>
+          <w:pgSz w:w="15840" w:h="12240" w:orient="landscape"/>
+          <w:pgMar w:top="1100" w:right="1080" w:bottom="900" w:left="1080" w:header="708" w:footer="708" w:gutter="0"/>
+          <w:pgNumType/>
+          <w:docGrid w:linePitch="360"/>
+        </w:sectPr>
+      </w:pPr>
     </w:p>
     <w:p>
       <w:pPr>
@@ -959,12 +988,12 @@
         </w:tblBorders>
       </w:tblPr>
       <w:tblGrid>
-        <w:gridCol w:w="1050"/>
-        <w:gridCol w:w="2000"/>
-        <w:gridCol w:w="4600"/>
-        <w:gridCol w:w="3150"/>
-        <w:gridCol w:w="1900"/>
-        <w:gridCol w:w="980"/>
+        <w:gridCol w:w="1300"/>
+        <w:gridCol w:w="1700"/>
+        <w:gridCol w:w="4100"/>
+        <w:gridCol w:w="2700"/>
+        <w:gridCol w:w="1500"/>
+        <w:gridCol w:w="2380"/>
       </w:tblGrid>
       <w:tr>
         <w:trPr>
@@ -973,7 +1002,7 @@
         </w:trPr>
         <w:tc>
           <w:tcPr>
-            <w:tcW w:type="dxa" w:w="1050"/>
+            <w:tcW w:type="dxa" w:w="1300"/>
             <w:tcBorders>
               <w:top w:val="single" w:color="999999" w:sz="4"/>
               <w:left w:val="single" w:color="999999" w:sz="4"/>
@@ -1006,7 +1035,7 @@
         </w:tc>
         <w:tc>
           <w:tcPr>
-            <w:tcW w:type="dxa" w:w="2000"/>
+            <w:tcW w:type="dxa" w:w="1700"/>
             <w:tcBorders>
               <w:top w:val="single" w:color="999999" w:sz="4"/>
               <w:left w:val="single" w:color="999999" w:sz="4"/>
@@ -1039,7 +1068,7 @@
         </w:tc>
         <w:tc>
           <w:tcPr>
-            <w:tcW w:type="dxa" w:w="4600"/>
+            <w:tcW w:type="dxa" w:w="4100"/>
             <w:tcBorders>
               <w:top w:val="single" w:color="999999" w:sz="4"/>
               <w:left w:val="single" w:color="999999" w:sz="4"/>
@@ -1072,7 +1101,7 @@
         </w:tc>
         <w:tc>
           <w:tcPr>
-            <w:tcW w:type="dxa" w:w="3150"/>
+            <w:tcW w:type="dxa" w:w="2700"/>
             <w:tcBorders>
               <w:top w:val="single" w:color="999999" w:sz="4"/>
               <w:left w:val="single" w:color="999999" w:sz="4"/>
@@ -1105,7 +1134,7 @@
         </w:tc>
         <w:tc>
           <w:tcPr>
-            <w:tcW w:type="dxa" w:w="1900"/>
+            <w:tcW w:type="dxa" w:w="1500"/>
             <w:tcBorders>
               <w:top w:val="single" w:color="999999" w:sz="4"/>
               <w:left w:val="single" w:color="999999" w:sz="4"/>
@@ -1138,7 +1167,7 @@
         </w:tc>
         <w:tc>
           <w:tcPr>
-            <w:tcW w:type="dxa" w:w="980"/>
+            <w:tcW w:type="dxa" w:w="2380"/>
             <w:tcBorders>
               <w:top w:val="single" w:color="999999" w:sz="4"/>
               <w:left w:val="single" w:color="999999" w:sz="4"/>
@@ -1165,7 +1194,7 @@
                 <w:sz w:val="17"/>
                 <w:szCs w:val="17"/>
               </w:rPr>
-              <w:t xml:space="preserve">Teacher</w:t>
+              <w:t xml:space="preserve">Teacher response</w:t>
             </w:r>
           </w:p>
         </w:tc>
@@ -1173,7 +1202,7 @@
       <w:tr>
         <w:tc>
           <w:tcPr>
-            <w:tcW w:type="dxa" w:w="1050"/>
+            <w:tcW w:type="dxa" w:w="1300"/>
             <w:tcBorders>
               <w:top w:val="single" w:color="999999" w:sz="4"/>
               <w:left w:val="single" w:color="999999" w:sz="4"/>
@@ -1190,6 +1219,22 @@
           </w:tcPr>
           <w:p>
             <w:pPr>
+              <w:spacing w:after="20" w:before="0"/>
+            </w:pPr>
+            <w:r>
+              <w:rPr>
+                <w:rFonts w:ascii="Arial" w:cs="Arial" w:eastAsia="Arial" w:hAnsi="Arial"/>
+                <w:b/>
+                <w:bCs/>
+                <w:color w:val="1F3864"/>
+                <w:sz w:val="14"/>
+                <w:szCs w:val="14"/>
+              </w:rPr>
+              <w:t xml:space="preserve">SUB-STRAND 2.4 SURFACE AREA AND VOLUME OF SOLIDS</w:t>
+            </w:r>
+          </w:p>
+          <w:p>
+            <w:pPr>
               <w:spacing w:after="60" w:before="0"/>
             </w:pPr>
             <w:r>
@@ -1200,7 +1245,7 @@
                 <w:sz w:val="17"/>
                 <w:szCs w:val="17"/>
               </w:rPr>
-              <w:t xml:space="preserve">G1</w:t>
+              <w:t xml:space="preserve">math_2_4 G1 (group)</w:t>
             </w:r>
           </w:p>
           <w:p>
@@ -1254,7 +1299,7 @@
         </w:tc>
         <w:tc>
           <w:tcPr>
-            <w:tcW w:type="dxa" w:w="2000"/>
+            <w:tcW w:type="dxa" w:w="1700"/>
             <w:tcBorders>
               <w:top w:val="single" w:color="999999" w:sz="4"/>
               <w:left w:val="single" w:color="999999" w:sz="4"/>
@@ -1315,7 +1360,7 @@
         </w:tc>
         <w:tc>
           <w:tcPr>
-            <w:tcW w:type="dxa" w:w="4600"/>
+            <w:tcW w:type="dxa" w:w="4100"/>
             <w:tcBorders>
               <w:top w:val="single" w:color="999999" w:sz="4"/>
               <w:left w:val="single" w:color="999999" w:sz="4"/>
@@ -2578,7 +2623,7 @@
         </w:tc>
         <w:tc>
           <w:tcPr>
-            <w:tcW w:type="dxa" w:w="3150"/>
+            <w:tcW w:type="dxa" w:w="2700"/>
             <w:tcBorders>
               <w:top w:val="single" w:color="999999" w:sz="4"/>
               <w:left w:val="single" w:color="999999" w:sz="4"/>
@@ -2625,7 +2670,7 @@
         </w:tc>
         <w:tc>
           <w:tcPr>
-            <w:tcW w:type="dxa" w:w="1900"/>
+            <w:tcW w:type="dxa" w:w="1500"/>
             <w:tcBorders>
               <w:top w:val="single" w:color="999999" w:sz="4"/>
               <w:left w:val="single" w:color="999999" w:sz="4"/>
@@ -2656,7 +2701,7 @@
         </w:tc>
         <w:tc>
           <w:tcPr>
-            <w:tcW w:type="dxa" w:w="980"/>
+            <w:tcW w:type="dxa" w:w="2380"/>
             <w:tcBorders>
               <w:top w:val="single" w:color="999999" w:sz="4"/>
               <w:left w:val="single" w:color="999999" w:sz="4"/>
@@ -2673,30 +2718,128 @@
           </w:tcPr>
           <w:p>
             <w:pPr>
-              <w:spacing w:after="60" w:before="0"/>
-              <w:jc w:val="center"/>
-            </w:pPr>
-            <w:r>
-              <w:rPr>
-                <w:rFonts w:ascii="Arial" w:cs="Arial" w:eastAsia="Arial" w:hAnsi="Arial"/>
-                <w:sz w:val="22"/>
-                <w:szCs w:val="22"/>
-              </w:rPr>
-              <w:t xml:space="preserve">☐</w:t>
-            </w:r>
-          </w:p>
-          <w:p>
-            <w:pPr>
-              <w:spacing w:after="60" w:before="0"/>
-              <w:jc w:val="center"/>
-            </w:pPr>
-            <w:r>
-              <w:rPr>
-                <w:rFonts w:ascii="Arial" w:cs="Arial" w:eastAsia="Arial" w:hAnsi="Arial"/>
-                <w:sz w:val="13"/>
-                <w:szCs w:val="13"/>
-              </w:rPr>
-              <w:t xml:space="preserve">Accept / reject / edit</w:t>
+              <w:spacing w:after="20" w:before="0"/>
+            </w:pPr>
+            <w:r>
+              <w:rPr>
+                <w:rFonts w:ascii="Arial" w:cs="Arial" w:eastAsia="Arial" w:hAnsi="Arial"/>
+                <w:color w:val="666666"/>
+                <w:sz w:val="14"/>
+                <w:szCs w:val="14"/>
+              </w:rPr>
+              <w:t xml:space="preserve">Tick ONE:</w:t>
+            </w:r>
+          </w:p>
+          <w:p>
+            <w:pPr>
+              <w:spacing w:after="40" w:before="40"/>
+            </w:pPr>
+            <w:sdt>
+              <w:sdtPr>
+                <w14:checkbox>
+                  <w14:checked w14:val="0"/>
+                  <w14:checkedState w14:val="2612" w14:font="MS Gothic"/>
+                  <w14:uncheckedState w14:val="2610" w14:font="MS Gothic"/>
+                </w14:checkbox>
+              </w:sdtPr>
+              <w:sdtContent>
+                <w:r>
+                  <w:sym w:char="2610" w:font="MS Gothic"/>
+                </w:r>
+              </w:sdtContent>
+            </w:sdt>
+            <w:r>
+              <w:rPr>
+                <w:rFonts w:ascii="Arial" w:cs="Arial" w:eastAsia="Arial" w:hAnsi="Arial"/>
+                <w:b/>
+                <w:bCs/>
+                <w:sz w:val="18"/>
+                <w:szCs w:val="18"/>
+              </w:rPr>
+              <w:t xml:space="preserve"> ACCEPT</w:t>
+            </w:r>
+          </w:p>
+          <w:p>
+            <w:pPr>
+              <w:spacing w:after="40" w:before="40"/>
+            </w:pPr>
+            <w:sdt>
+              <w:sdtPr>
+                <w14:checkbox>
+                  <w14:checked w14:val="0"/>
+                  <w14:checkedState w14:val="2612" w14:font="MS Gothic"/>
+                  <w14:uncheckedState w14:val="2610" w14:font="MS Gothic"/>
+                </w14:checkbox>
+              </w:sdtPr>
+              <w:sdtContent>
+                <w:r>
+                  <w:sym w:char="2610" w:font="MS Gothic"/>
+                </w:r>
+              </w:sdtContent>
+            </w:sdt>
+            <w:r>
+              <w:rPr>
+                <w:rFonts w:ascii="Arial" w:cs="Arial" w:eastAsia="Arial" w:hAnsi="Arial"/>
+                <w:b/>
+                <w:bCs/>
+                <w:sz w:val="18"/>
+                <w:szCs w:val="18"/>
+              </w:rPr>
+              <w:t xml:space="preserve"> EDIT</w:t>
+            </w:r>
+          </w:p>
+          <w:p>
+            <w:pPr>
+              <w:spacing w:after="20" w:before="80"/>
+            </w:pPr>
+            <w:r>
+              <w:rPr>
+                <w:rFonts w:ascii="Arial" w:cs="Arial" w:eastAsia="Arial" w:hAnsi="Arial"/>
+                <w:color w:val="666666"/>
+                <w:sz w:val="14"/>
+                <w:szCs w:val="14"/>
+              </w:rPr>
+              <w:t xml:space="preserve">If EDIT, type your requested change here:</w:t>
+            </w:r>
+          </w:p>
+          <w:p>
+            <w:pPr>
+              <w:spacing w:after="400" w:before="0"/>
+            </w:pPr>
+            <w:r>
+              <w:rPr>
+                <w:rFonts w:ascii="Arial" w:cs="Arial" w:eastAsia="Arial" w:hAnsi="Arial"/>
+                <w:sz w:val="17"/>
+                <w:szCs w:val="17"/>
+              </w:rPr>
+              <w:t xml:space="preserve"> </w:t>
+            </w:r>
+          </w:p>
+          <w:p>
+            <w:pPr>
+              <w:spacing w:after="400" w:before="0"/>
+            </w:pPr>
+            <w:r>
+              <w:rPr>
+                <w:rFonts w:ascii="Arial" w:cs="Arial" w:eastAsia="Arial" w:hAnsi="Arial"/>
+                <w:sz w:val="17"/>
+                <w:szCs w:val="17"/>
+              </w:rPr>
+              <w:t xml:space="preserve"> </w:t>
+            </w:r>
+          </w:p>
+          <w:p>
+            <w:pPr>
+              <w:spacing w:after="0" w:before="0"/>
+            </w:pPr>
+            <w:r>
+              <w:rPr>
+                <w:rFonts w:ascii="Arial" w:cs="Arial" w:eastAsia="Arial" w:hAnsi="Arial"/>
+                <w:color w:val="999999"/>
+                <w:sz w:val="12"/>
+                <w:szCs w:val="12"/>
+              </w:rPr>
+              <w:t xml:space="preserve">Item math_2_4 G1</w:t>
             </w:r>
           </w:p>
         </w:tc>
@@ -2704,20 +2847,36 @@
       <w:tr>
         <w:tc>
           <w:tcPr>
-            <w:tcW w:type="dxa" w:w="1050"/>
-            <w:tcBorders>
-              <w:top w:val="single" w:color="999999" w:sz="4"/>
-              <w:left w:val="single" w:color="999999" w:sz="4"/>
-              <w:bottom w:val="single" w:color="999999" w:sz="4"/>
-              <w:right w:val="single" w:color="999999" w:sz="4"/>
-            </w:tcBorders>
-            <w:tcMar>
-              <w:top w:type="dxa" w:w="50"/>
-              <w:left w:type="dxa" w:w="80"/>
-              <w:bottom w:type="dxa" w:w="50"/>
-              <w:right w:type="dxa" w:w="80"/>
-            </w:tcMar>
-          </w:tcPr>
+            <w:tcW w:type="dxa" w:w="1300"/>
+            <w:tcBorders>
+              <w:top w:val="single" w:color="999999" w:sz="4"/>
+              <w:left w:val="single" w:color="999999" w:sz="4"/>
+              <w:bottom w:val="single" w:color="999999" w:sz="4"/>
+              <w:right w:val="single" w:color="999999" w:sz="4"/>
+            </w:tcBorders>
+            <w:tcMar>
+              <w:top w:type="dxa" w:w="50"/>
+              <w:left w:type="dxa" w:w="80"/>
+              <w:bottom w:type="dxa" w:w="50"/>
+              <w:right w:type="dxa" w:w="80"/>
+            </w:tcMar>
+          </w:tcPr>
+          <w:p>
+            <w:pPr>
+              <w:spacing w:after="20" w:before="0"/>
+            </w:pPr>
+            <w:r>
+              <w:rPr>
+                <w:rFonts w:ascii="Arial" w:cs="Arial" w:eastAsia="Arial" w:hAnsi="Arial"/>
+                <w:b/>
+                <w:bCs/>
+                <w:color w:val="1F3864"/>
+                <w:sz w:val="14"/>
+                <w:szCs w:val="14"/>
+              </w:rPr>
+              <w:t xml:space="preserve">SUB-STRAND 2.4 SURFACE AREA AND VOLUME OF SOLIDS</w:t>
+            </w:r>
+          </w:p>
           <w:p>
             <w:pPr>
               <w:spacing w:after="60" w:before="0"/>
@@ -2730,13 +2889,13 @@
                 <w:sz w:val="17"/>
                 <w:szCs w:val="17"/>
               </w:rPr>
-              <w:t xml:space="preserve">005</w:t>
-            </w:r>
-          </w:p>
-        </w:tc>
-        <w:tc>
-          <w:tcPr>
-            <w:tcW w:type="dxa" w:w="2000"/>
+              <w:t xml:space="preserve">math_2_4-005</w:t>
+            </w:r>
+          </w:p>
+        </w:tc>
+        <w:tc>
+          <w:tcPr>
+            <w:tcW w:type="dxa" w:w="1700"/>
             <w:tcBorders>
               <w:top w:val="single" w:color="999999" w:sz="4"/>
               <w:left w:val="single" w:color="999999" w:sz="4"/>
@@ -2781,7 +2940,7 @@
         </w:tc>
         <w:tc>
           <w:tcPr>
-            <w:tcW w:type="dxa" w:w="4600"/>
+            <w:tcW w:type="dxa" w:w="4100"/>
             <w:tcBorders>
               <w:top w:val="single" w:color="999999" w:sz="4"/>
               <w:left w:val="single" w:color="999999" w:sz="4"/>
@@ -2860,7 +3019,7 @@
         </w:tc>
         <w:tc>
           <w:tcPr>
-            <w:tcW w:type="dxa" w:w="3150"/>
+            <w:tcW w:type="dxa" w:w="2700"/>
             <w:tcBorders>
               <w:top w:val="single" w:color="999999" w:sz="4"/>
               <w:left w:val="single" w:color="999999" w:sz="4"/>
@@ -2906,7 +3065,7 @@
         </w:tc>
         <w:tc>
           <w:tcPr>
-            <w:tcW w:type="dxa" w:w="1900"/>
+            <w:tcW w:type="dxa" w:w="1500"/>
             <w:tcBorders>
               <w:top w:val="single" w:color="999999" w:sz="4"/>
               <w:left w:val="single" w:color="999999" w:sz="4"/>
@@ -2936,46 +3095,144 @@
         </w:tc>
         <w:tc>
           <w:tcPr>
-            <w:tcW w:type="dxa" w:w="980"/>
-            <w:tcBorders>
-              <w:top w:val="single" w:color="999999" w:sz="4"/>
-              <w:left w:val="single" w:color="999999" w:sz="4"/>
-              <w:bottom w:val="single" w:color="999999" w:sz="4"/>
-              <w:right w:val="single" w:color="999999" w:sz="4"/>
-            </w:tcBorders>
-            <w:tcMar>
-              <w:top w:type="dxa" w:w="50"/>
-              <w:left w:type="dxa" w:w="80"/>
-              <w:bottom w:type="dxa" w:w="50"/>
-              <w:right w:type="dxa" w:w="80"/>
-            </w:tcMar>
-          </w:tcPr>
-          <w:p>
-            <w:pPr>
-              <w:spacing w:after="60" w:before="0"/>
-              <w:jc w:val="center"/>
-            </w:pPr>
-            <w:r>
-              <w:rPr>
-                <w:rFonts w:ascii="Arial" w:cs="Arial" w:eastAsia="Arial" w:hAnsi="Arial"/>
-                <w:sz w:val="22"/>
-                <w:szCs w:val="22"/>
-              </w:rPr>
-              <w:t xml:space="preserve">☐</w:t>
-            </w:r>
-          </w:p>
-          <w:p>
-            <w:pPr>
-              <w:spacing w:after="60" w:before="0"/>
-              <w:jc w:val="center"/>
-            </w:pPr>
-            <w:r>
-              <w:rPr>
-                <w:rFonts w:ascii="Arial" w:cs="Arial" w:eastAsia="Arial" w:hAnsi="Arial"/>
-                <w:sz w:val="13"/>
-                <w:szCs w:val="13"/>
-              </w:rPr>
-              <w:t xml:space="preserve">Accept / reject / edit</w:t>
+            <w:tcW w:type="dxa" w:w="2380"/>
+            <w:tcBorders>
+              <w:top w:val="single" w:color="999999" w:sz="4"/>
+              <w:left w:val="single" w:color="999999" w:sz="4"/>
+              <w:bottom w:val="single" w:color="999999" w:sz="4"/>
+              <w:right w:val="single" w:color="999999" w:sz="4"/>
+            </w:tcBorders>
+            <w:tcMar>
+              <w:top w:type="dxa" w:w="50"/>
+              <w:left w:type="dxa" w:w="80"/>
+              <w:bottom w:type="dxa" w:w="50"/>
+              <w:right w:type="dxa" w:w="80"/>
+            </w:tcMar>
+          </w:tcPr>
+          <w:p>
+            <w:pPr>
+              <w:spacing w:after="20" w:before="0"/>
+            </w:pPr>
+            <w:r>
+              <w:rPr>
+                <w:rFonts w:ascii="Arial" w:cs="Arial" w:eastAsia="Arial" w:hAnsi="Arial"/>
+                <w:color w:val="666666"/>
+                <w:sz w:val="14"/>
+                <w:szCs w:val="14"/>
+              </w:rPr>
+              <w:t xml:space="preserve">Tick ONE:</w:t>
+            </w:r>
+          </w:p>
+          <w:p>
+            <w:pPr>
+              <w:spacing w:after="40" w:before="40"/>
+            </w:pPr>
+            <w:sdt>
+              <w:sdtPr>
+                <w14:checkbox>
+                  <w14:checked w14:val="0"/>
+                  <w14:checkedState w14:val="2612" w14:font="MS Gothic"/>
+                  <w14:uncheckedState w14:val="2610" w14:font="MS Gothic"/>
+                </w14:checkbox>
+              </w:sdtPr>
+              <w:sdtContent>
+                <w:r>
+                  <w:sym w:char="2610" w:font="MS Gothic"/>
+                </w:r>
+              </w:sdtContent>
+            </w:sdt>
+            <w:r>
+              <w:rPr>
+                <w:rFonts w:ascii="Arial" w:cs="Arial" w:eastAsia="Arial" w:hAnsi="Arial"/>
+                <w:b/>
+                <w:bCs/>
+                <w:sz w:val="18"/>
+                <w:szCs w:val="18"/>
+              </w:rPr>
+              <w:t xml:space="preserve"> ACCEPT</w:t>
+            </w:r>
+          </w:p>
+          <w:p>
+            <w:pPr>
+              <w:spacing w:after="40" w:before="40"/>
+            </w:pPr>
+            <w:sdt>
+              <w:sdtPr>
+                <w14:checkbox>
+                  <w14:checked w14:val="0"/>
+                  <w14:checkedState w14:val="2612" w14:font="MS Gothic"/>
+                  <w14:uncheckedState w14:val="2610" w14:font="MS Gothic"/>
+                </w14:checkbox>
+              </w:sdtPr>
+              <w:sdtContent>
+                <w:r>
+                  <w:sym w:char="2610" w:font="MS Gothic"/>
+                </w:r>
+              </w:sdtContent>
+            </w:sdt>
+            <w:r>
+              <w:rPr>
+                <w:rFonts w:ascii="Arial" w:cs="Arial" w:eastAsia="Arial" w:hAnsi="Arial"/>
+                <w:b/>
+                <w:bCs/>
+                <w:sz w:val="18"/>
+                <w:szCs w:val="18"/>
+              </w:rPr>
+              <w:t xml:space="preserve"> EDIT</w:t>
+            </w:r>
+          </w:p>
+          <w:p>
+            <w:pPr>
+              <w:spacing w:after="20" w:before="80"/>
+            </w:pPr>
+            <w:r>
+              <w:rPr>
+                <w:rFonts w:ascii="Arial" w:cs="Arial" w:eastAsia="Arial" w:hAnsi="Arial"/>
+                <w:color w:val="666666"/>
+                <w:sz w:val="14"/>
+                <w:szCs w:val="14"/>
+              </w:rPr>
+              <w:t xml:space="preserve">If EDIT, type your requested change here:</w:t>
+            </w:r>
+          </w:p>
+          <w:p>
+            <w:pPr>
+              <w:spacing w:after="400" w:before="0"/>
+            </w:pPr>
+            <w:r>
+              <w:rPr>
+                <w:rFonts w:ascii="Arial" w:cs="Arial" w:eastAsia="Arial" w:hAnsi="Arial"/>
+                <w:sz w:val="17"/>
+                <w:szCs w:val="17"/>
+              </w:rPr>
+              <w:t xml:space="preserve"> </w:t>
+            </w:r>
+          </w:p>
+          <w:p>
+            <w:pPr>
+              <w:spacing w:after="400" w:before="0"/>
+            </w:pPr>
+            <w:r>
+              <w:rPr>
+                <w:rFonts w:ascii="Arial" w:cs="Arial" w:eastAsia="Arial" w:hAnsi="Arial"/>
+                <w:sz w:val="17"/>
+                <w:szCs w:val="17"/>
+              </w:rPr>
+              <w:t xml:space="preserve"> </w:t>
+            </w:r>
+          </w:p>
+          <w:p>
+            <w:pPr>
+              <w:spacing w:after="0" w:before="0"/>
+            </w:pPr>
+            <w:r>
+              <w:rPr>
+                <w:rFonts w:ascii="Arial" w:cs="Arial" w:eastAsia="Arial" w:hAnsi="Arial"/>
+                <w:color w:val="999999"/>
+                <w:sz w:val="12"/>
+                <w:szCs w:val="12"/>
+              </w:rPr>
+              <w:t xml:space="preserve">Item math_2_4-005</w:t>
             </w:r>
           </w:p>
         </w:tc>
@@ -2983,7 +3240,7 @@
       <w:tr>
         <w:tc>
           <w:tcPr>
-            <w:tcW w:type="dxa" w:w="1050"/>
+            <w:tcW w:type="dxa" w:w="1300"/>
             <w:tcBorders>
               <w:top w:val="single" w:color="999999" w:sz="4"/>
               <w:left w:val="single" w:color="999999" w:sz="4"/>
@@ -3000,6 +3257,22 @@
           </w:tcPr>
           <w:p>
             <w:pPr>
+              <w:spacing w:after="20" w:before="0"/>
+            </w:pPr>
+            <w:r>
+              <w:rPr>
+                <w:rFonts w:ascii="Arial" w:cs="Arial" w:eastAsia="Arial" w:hAnsi="Arial"/>
+                <w:b/>
+                <w:bCs/>
+                <w:color w:val="1F3864"/>
+                <w:sz w:val="14"/>
+                <w:szCs w:val="14"/>
+              </w:rPr>
+              <w:t xml:space="preserve">SUB-STRAND 2.4 SURFACE AREA AND VOLUME OF SOLIDS</w:t>
+            </w:r>
+          </w:p>
+          <w:p>
+            <w:pPr>
               <w:spacing w:after="60" w:before="0"/>
             </w:pPr>
             <w:r>
@@ -3010,7 +3283,7 @@
                 <w:sz w:val="17"/>
                 <w:szCs w:val="17"/>
               </w:rPr>
-              <w:t xml:space="preserve">006</w:t>
+              <w:t xml:space="preserve">math_2_4-006</w:t>
             </w:r>
           </w:p>
           <w:p>
@@ -3032,7 +3305,7 @@
         </w:tc>
         <w:tc>
           <w:tcPr>
-            <w:tcW w:type="dxa" w:w="2000"/>
+            <w:tcW w:type="dxa" w:w="1700"/>
             <w:tcBorders>
               <w:top w:val="single" w:color="999999" w:sz="4"/>
               <w:left w:val="single" w:color="999999" w:sz="4"/>
@@ -3078,7 +3351,7 @@
         </w:tc>
         <w:tc>
           <w:tcPr>
-            <w:tcW w:type="dxa" w:w="4600"/>
+            <w:tcW w:type="dxa" w:w="4100"/>
             <w:tcBorders>
               <w:top w:val="single" w:color="999999" w:sz="4"/>
               <w:left w:val="single" w:color="999999" w:sz="4"/>
@@ -3158,7 +3431,7 @@
         </w:tc>
         <w:tc>
           <w:tcPr>
-            <w:tcW w:type="dxa" w:w="3150"/>
+            <w:tcW w:type="dxa" w:w="2700"/>
             <w:tcBorders>
               <w:top w:val="single" w:color="999999" w:sz="4"/>
               <w:left w:val="single" w:color="999999" w:sz="4"/>
@@ -3205,7 +3478,7 @@
         </w:tc>
         <w:tc>
           <w:tcPr>
-            <w:tcW w:type="dxa" w:w="1900"/>
+            <w:tcW w:type="dxa" w:w="1500"/>
             <w:tcBorders>
               <w:top w:val="single" w:color="999999" w:sz="4"/>
               <w:left w:val="single" w:color="999999" w:sz="4"/>
@@ -3236,7 +3509,7 @@
         </w:tc>
         <w:tc>
           <w:tcPr>
-            <w:tcW w:type="dxa" w:w="980"/>
+            <w:tcW w:type="dxa" w:w="2380"/>
             <w:tcBorders>
               <w:top w:val="single" w:color="999999" w:sz="4"/>
               <w:left w:val="single" w:color="999999" w:sz="4"/>
@@ -3253,30 +3526,128 @@
           </w:tcPr>
           <w:p>
             <w:pPr>
-              <w:spacing w:after="60" w:before="0"/>
-              <w:jc w:val="center"/>
-            </w:pPr>
-            <w:r>
-              <w:rPr>
-                <w:rFonts w:ascii="Arial" w:cs="Arial" w:eastAsia="Arial" w:hAnsi="Arial"/>
-                <w:sz w:val="22"/>
-                <w:szCs w:val="22"/>
-              </w:rPr>
-              <w:t xml:space="preserve">☐</w:t>
-            </w:r>
-          </w:p>
-          <w:p>
-            <w:pPr>
-              <w:spacing w:after="60" w:before="0"/>
-              <w:jc w:val="center"/>
-            </w:pPr>
-            <w:r>
-              <w:rPr>
-                <w:rFonts w:ascii="Arial" w:cs="Arial" w:eastAsia="Arial" w:hAnsi="Arial"/>
-                <w:sz w:val="13"/>
-                <w:szCs w:val="13"/>
-              </w:rPr>
-              <w:t xml:space="preserve">Accept / reject / edit</w:t>
+              <w:spacing w:after="20" w:before="0"/>
+            </w:pPr>
+            <w:r>
+              <w:rPr>
+                <w:rFonts w:ascii="Arial" w:cs="Arial" w:eastAsia="Arial" w:hAnsi="Arial"/>
+                <w:color w:val="666666"/>
+                <w:sz w:val="14"/>
+                <w:szCs w:val="14"/>
+              </w:rPr>
+              <w:t xml:space="preserve">Tick ONE:</w:t>
+            </w:r>
+          </w:p>
+          <w:p>
+            <w:pPr>
+              <w:spacing w:after="40" w:before="40"/>
+            </w:pPr>
+            <w:sdt>
+              <w:sdtPr>
+                <w14:checkbox>
+                  <w14:checked w14:val="0"/>
+                  <w14:checkedState w14:val="2612" w14:font="MS Gothic"/>
+                  <w14:uncheckedState w14:val="2610" w14:font="MS Gothic"/>
+                </w14:checkbox>
+              </w:sdtPr>
+              <w:sdtContent>
+                <w:r>
+                  <w:sym w:char="2610" w:font="MS Gothic"/>
+                </w:r>
+              </w:sdtContent>
+            </w:sdt>
+            <w:r>
+              <w:rPr>
+                <w:rFonts w:ascii="Arial" w:cs="Arial" w:eastAsia="Arial" w:hAnsi="Arial"/>
+                <w:b/>
+                <w:bCs/>
+                <w:sz w:val="18"/>
+                <w:szCs w:val="18"/>
+              </w:rPr>
+              <w:t xml:space="preserve"> ACCEPT</w:t>
+            </w:r>
+          </w:p>
+          <w:p>
+            <w:pPr>
+              <w:spacing w:after="40" w:before="40"/>
+            </w:pPr>
+            <w:sdt>
+              <w:sdtPr>
+                <w14:checkbox>
+                  <w14:checked w14:val="0"/>
+                  <w14:checkedState w14:val="2612" w14:font="MS Gothic"/>
+                  <w14:uncheckedState w14:val="2610" w14:font="MS Gothic"/>
+                </w14:checkbox>
+              </w:sdtPr>
+              <w:sdtContent>
+                <w:r>
+                  <w:sym w:char="2610" w:font="MS Gothic"/>
+                </w:r>
+              </w:sdtContent>
+            </w:sdt>
+            <w:r>
+              <w:rPr>
+                <w:rFonts w:ascii="Arial" w:cs="Arial" w:eastAsia="Arial" w:hAnsi="Arial"/>
+                <w:b/>
+                <w:bCs/>
+                <w:sz w:val="18"/>
+                <w:szCs w:val="18"/>
+              </w:rPr>
+              <w:t xml:space="preserve"> EDIT</w:t>
+            </w:r>
+          </w:p>
+          <w:p>
+            <w:pPr>
+              <w:spacing w:after="20" w:before="80"/>
+            </w:pPr>
+            <w:r>
+              <w:rPr>
+                <w:rFonts w:ascii="Arial" w:cs="Arial" w:eastAsia="Arial" w:hAnsi="Arial"/>
+                <w:color w:val="666666"/>
+                <w:sz w:val="14"/>
+                <w:szCs w:val="14"/>
+              </w:rPr>
+              <w:t xml:space="preserve">If EDIT, type your requested change here:</w:t>
+            </w:r>
+          </w:p>
+          <w:p>
+            <w:pPr>
+              <w:spacing w:after="400" w:before="0"/>
+            </w:pPr>
+            <w:r>
+              <w:rPr>
+                <w:rFonts w:ascii="Arial" w:cs="Arial" w:eastAsia="Arial" w:hAnsi="Arial"/>
+                <w:sz w:val="17"/>
+                <w:szCs w:val="17"/>
+              </w:rPr>
+              <w:t xml:space="preserve"> </w:t>
+            </w:r>
+          </w:p>
+          <w:p>
+            <w:pPr>
+              <w:spacing w:after="400" w:before="0"/>
+            </w:pPr>
+            <w:r>
+              <w:rPr>
+                <w:rFonts w:ascii="Arial" w:cs="Arial" w:eastAsia="Arial" w:hAnsi="Arial"/>
+                <w:sz w:val="17"/>
+                <w:szCs w:val="17"/>
+              </w:rPr>
+              <w:t xml:space="preserve"> </w:t>
+            </w:r>
+          </w:p>
+          <w:p>
+            <w:pPr>
+              <w:spacing w:after="0" w:before="0"/>
+            </w:pPr>
+            <w:r>
+              <w:rPr>
+                <w:rFonts w:ascii="Arial" w:cs="Arial" w:eastAsia="Arial" w:hAnsi="Arial"/>
+                <w:color w:val="999999"/>
+                <w:sz w:val="12"/>
+                <w:szCs w:val="12"/>
+              </w:rPr>
+              <w:t xml:space="preserve">Item math_2_4-006</w:t>
             </w:r>
           </w:p>
         </w:tc>
@@ -3284,20 +3655,36 @@
       <w:tr>
         <w:tc>
           <w:tcPr>
-            <w:tcW w:type="dxa" w:w="1050"/>
-            <w:tcBorders>
-              <w:top w:val="single" w:color="999999" w:sz="4"/>
-              <w:left w:val="single" w:color="999999" w:sz="4"/>
-              <w:bottom w:val="single" w:color="999999" w:sz="4"/>
-              <w:right w:val="single" w:color="999999" w:sz="4"/>
-            </w:tcBorders>
-            <w:tcMar>
-              <w:top w:type="dxa" w:w="50"/>
-              <w:left w:type="dxa" w:w="80"/>
-              <w:bottom w:type="dxa" w:w="50"/>
-              <w:right w:type="dxa" w:w="80"/>
-            </w:tcMar>
-          </w:tcPr>
+            <w:tcW w:type="dxa" w:w="1300"/>
+            <w:tcBorders>
+              <w:top w:val="single" w:color="999999" w:sz="4"/>
+              <w:left w:val="single" w:color="999999" w:sz="4"/>
+              <w:bottom w:val="single" w:color="999999" w:sz="4"/>
+              <w:right w:val="single" w:color="999999" w:sz="4"/>
+            </w:tcBorders>
+            <w:tcMar>
+              <w:top w:type="dxa" w:w="50"/>
+              <w:left w:type="dxa" w:w="80"/>
+              <w:bottom w:type="dxa" w:w="50"/>
+              <w:right w:type="dxa" w:w="80"/>
+            </w:tcMar>
+          </w:tcPr>
+          <w:p>
+            <w:pPr>
+              <w:spacing w:after="20" w:before="0"/>
+            </w:pPr>
+            <w:r>
+              <w:rPr>
+                <w:rFonts w:ascii="Arial" w:cs="Arial" w:eastAsia="Arial" w:hAnsi="Arial"/>
+                <w:b/>
+                <w:bCs/>
+                <w:color w:val="1F3864"/>
+                <w:sz w:val="14"/>
+                <w:szCs w:val="14"/>
+              </w:rPr>
+              <w:t xml:space="preserve">SUB-STRAND 2.4 SURFACE AREA AND VOLUME OF SOLIDS</w:t>
+            </w:r>
+          </w:p>
           <w:p>
             <w:pPr>
               <w:spacing w:after="60" w:before="0"/>
@@ -3310,7 +3697,7 @@
                 <w:sz w:val="17"/>
                 <w:szCs w:val="17"/>
               </w:rPr>
-              <w:t xml:space="preserve">G2</w:t>
+              <w:t xml:space="preserve">math_2_4 G2 (group)</w:t>
             </w:r>
           </w:p>
           <w:p>
@@ -3332,7 +3719,7 @@
         </w:tc>
         <w:tc>
           <w:tcPr>
-            <w:tcW w:type="dxa" w:w="2000"/>
+            <w:tcW w:type="dxa" w:w="1700"/>
             <w:tcBorders>
               <w:top w:val="single" w:color="999999" w:sz="4"/>
               <w:left w:val="single" w:color="999999" w:sz="4"/>
@@ -3392,7 +3779,7 @@
         </w:tc>
         <w:tc>
           <w:tcPr>
-            <w:tcW w:type="dxa" w:w="4600"/>
+            <w:tcW w:type="dxa" w:w="4100"/>
             <w:tcBorders>
               <w:top w:val="single" w:color="999999" w:sz="4"/>
               <w:left w:val="single" w:color="999999" w:sz="4"/>
@@ -3598,7 +3985,7 @@
         </w:tc>
         <w:tc>
           <w:tcPr>
-            <w:tcW w:type="dxa" w:w="3150"/>
+            <w:tcW w:type="dxa" w:w="2700"/>
             <w:tcBorders>
               <w:top w:val="single" w:color="999999" w:sz="4"/>
               <w:left w:val="single" w:color="999999" w:sz="4"/>
@@ -3644,7 +4031,7 @@
         </w:tc>
         <w:tc>
           <w:tcPr>
-            <w:tcW w:type="dxa" w:w="1900"/>
+            <w:tcW w:type="dxa" w:w="1500"/>
             <w:tcBorders>
               <w:top w:val="single" w:color="999999" w:sz="4"/>
               <w:left w:val="single" w:color="999999" w:sz="4"/>
@@ -3674,46 +4061,144 @@
         </w:tc>
         <w:tc>
           <w:tcPr>
-            <w:tcW w:type="dxa" w:w="980"/>
-            <w:tcBorders>
-              <w:top w:val="single" w:color="999999" w:sz="4"/>
-              <w:left w:val="single" w:color="999999" w:sz="4"/>
-              <w:bottom w:val="single" w:color="999999" w:sz="4"/>
-              <w:right w:val="single" w:color="999999" w:sz="4"/>
-            </w:tcBorders>
-            <w:tcMar>
-              <w:top w:type="dxa" w:w="50"/>
-              <w:left w:type="dxa" w:w="80"/>
-              <w:bottom w:type="dxa" w:w="50"/>
-              <w:right w:type="dxa" w:w="80"/>
-            </w:tcMar>
-          </w:tcPr>
-          <w:p>
-            <w:pPr>
-              <w:spacing w:after="60" w:before="0"/>
-              <w:jc w:val="center"/>
-            </w:pPr>
-            <w:r>
-              <w:rPr>
-                <w:rFonts w:ascii="Arial" w:cs="Arial" w:eastAsia="Arial" w:hAnsi="Arial"/>
-                <w:sz w:val="22"/>
-                <w:szCs w:val="22"/>
-              </w:rPr>
-              <w:t xml:space="preserve">☐</w:t>
-            </w:r>
-          </w:p>
-          <w:p>
-            <w:pPr>
-              <w:spacing w:after="60" w:before="0"/>
-              <w:jc w:val="center"/>
-            </w:pPr>
-            <w:r>
-              <w:rPr>
-                <w:rFonts w:ascii="Arial" w:cs="Arial" w:eastAsia="Arial" w:hAnsi="Arial"/>
-                <w:sz w:val="13"/>
-                <w:szCs w:val="13"/>
-              </w:rPr>
-              <w:t xml:space="preserve">Accept / reject / edit</w:t>
+            <w:tcW w:type="dxa" w:w="2380"/>
+            <w:tcBorders>
+              <w:top w:val="single" w:color="999999" w:sz="4"/>
+              <w:left w:val="single" w:color="999999" w:sz="4"/>
+              <w:bottom w:val="single" w:color="999999" w:sz="4"/>
+              <w:right w:val="single" w:color="999999" w:sz="4"/>
+            </w:tcBorders>
+            <w:tcMar>
+              <w:top w:type="dxa" w:w="50"/>
+              <w:left w:type="dxa" w:w="80"/>
+              <w:bottom w:type="dxa" w:w="50"/>
+              <w:right w:type="dxa" w:w="80"/>
+            </w:tcMar>
+          </w:tcPr>
+          <w:p>
+            <w:pPr>
+              <w:spacing w:after="20" w:before="0"/>
+            </w:pPr>
+            <w:r>
+              <w:rPr>
+                <w:rFonts w:ascii="Arial" w:cs="Arial" w:eastAsia="Arial" w:hAnsi="Arial"/>
+                <w:color w:val="666666"/>
+                <w:sz w:val="14"/>
+                <w:szCs w:val="14"/>
+              </w:rPr>
+              <w:t xml:space="preserve">Tick ONE:</w:t>
+            </w:r>
+          </w:p>
+          <w:p>
+            <w:pPr>
+              <w:spacing w:after="40" w:before="40"/>
+            </w:pPr>
+            <w:sdt>
+              <w:sdtPr>
+                <w14:checkbox>
+                  <w14:checked w14:val="0"/>
+                  <w14:checkedState w14:val="2612" w14:font="MS Gothic"/>
+                  <w14:uncheckedState w14:val="2610" w14:font="MS Gothic"/>
+                </w14:checkbox>
+              </w:sdtPr>
+              <w:sdtContent>
+                <w:r>
+                  <w:sym w:char="2610" w:font="MS Gothic"/>
+                </w:r>
+              </w:sdtContent>
+            </w:sdt>
+            <w:r>
+              <w:rPr>
+                <w:rFonts w:ascii="Arial" w:cs="Arial" w:eastAsia="Arial" w:hAnsi="Arial"/>
+                <w:b/>
+                <w:bCs/>
+                <w:sz w:val="18"/>
+                <w:szCs w:val="18"/>
+              </w:rPr>
+              <w:t xml:space="preserve"> ACCEPT</w:t>
+            </w:r>
+          </w:p>
+          <w:p>
+            <w:pPr>
+              <w:spacing w:after="40" w:before="40"/>
+            </w:pPr>
+            <w:sdt>
+              <w:sdtPr>
+                <w14:checkbox>
+                  <w14:checked w14:val="0"/>
+                  <w14:checkedState w14:val="2612" w14:font="MS Gothic"/>
+                  <w14:uncheckedState w14:val="2610" w14:font="MS Gothic"/>
+                </w14:checkbox>
+              </w:sdtPr>
+              <w:sdtContent>
+                <w:r>
+                  <w:sym w:char="2610" w:font="MS Gothic"/>
+                </w:r>
+              </w:sdtContent>
+            </w:sdt>
+            <w:r>
+              <w:rPr>
+                <w:rFonts w:ascii="Arial" w:cs="Arial" w:eastAsia="Arial" w:hAnsi="Arial"/>
+                <w:b/>
+                <w:bCs/>
+                <w:sz w:val="18"/>
+                <w:szCs w:val="18"/>
+              </w:rPr>
+              <w:t xml:space="preserve"> EDIT</w:t>
+            </w:r>
+          </w:p>
+          <w:p>
+            <w:pPr>
+              <w:spacing w:after="20" w:before="80"/>
+            </w:pPr>
+            <w:r>
+              <w:rPr>
+                <w:rFonts w:ascii="Arial" w:cs="Arial" w:eastAsia="Arial" w:hAnsi="Arial"/>
+                <w:color w:val="666666"/>
+                <w:sz w:val="14"/>
+                <w:szCs w:val="14"/>
+              </w:rPr>
+              <w:t xml:space="preserve">If EDIT, type your requested change here:</w:t>
+            </w:r>
+          </w:p>
+          <w:p>
+            <w:pPr>
+              <w:spacing w:after="400" w:before="0"/>
+            </w:pPr>
+            <w:r>
+              <w:rPr>
+                <w:rFonts w:ascii="Arial" w:cs="Arial" w:eastAsia="Arial" w:hAnsi="Arial"/>
+                <w:sz w:val="17"/>
+                <w:szCs w:val="17"/>
+              </w:rPr>
+              <w:t xml:space="preserve"> </w:t>
+            </w:r>
+          </w:p>
+          <w:p>
+            <w:pPr>
+              <w:spacing w:after="400" w:before="0"/>
+            </w:pPr>
+            <w:r>
+              <w:rPr>
+                <w:rFonts w:ascii="Arial" w:cs="Arial" w:eastAsia="Arial" w:hAnsi="Arial"/>
+                <w:sz w:val="17"/>
+                <w:szCs w:val="17"/>
+              </w:rPr>
+              <w:t xml:space="preserve"> </w:t>
+            </w:r>
+          </w:p>
+          <w:p>
+            <w:pPr>
+              <w:spacing w:after="0" w:before="0"/>
+            </w:pPr>
+            <w:r>
+              <w:rPr>
+                <w:rFonts w:ascii="Arial" w:cs="Arial" w:eastAsia="Arial" w:hAnsi="Arial"/>
+                <w:color w:val="999999"/>
+                <w:sz w:val="12"/>
+                <w:szCs w:val="12"/>
+              </w:rPr>
+              <w:t xml:space="preserve">Item math_2_4 G2</w:t>
             </w:r>
           </w:p>
         </w:tc>
@@ -3721,20 +4206,36 @@
       <w:tr>
         <w:tc>
           <w:tcPr>
-            <w:tcW w:type="dxa" w:w="1050"/>
-            <w:tcBorders>
-              <w:top w:val="single" w:color="999999" w:sz="4"/>
-              <w:left w:val="single" w:color="999999" w:sz="4"/>
-              <w:bottom w:val="single" w:color="999999" w:sz="4"/>
-              <w:right w:val="single" w:color="999999" w:sz="4"/>
-            </w:tcBorders>
-            <w:tcMar>
-              <w:top w:type="dxa" w:w="50"/>
-              <w:left w:type="dxa" w:w="80"/>
-              <w:bottom w:type="dxa" w:w="50"/>
-              <w:right w:type="dxa" w:w="80"/>
-            </w:tcMar>
-          </w:tcPr>
+            <w:tcW w:type="dxa" w:w="1300"/>
+            <w:tcBorders>
+              <w:top w:val="single" w:color="999999" w:sz="4"/>
+              <w:left w:val="single" w:color="999999" w:sz="4"/>
+              <w:bottom w:val="single" w:color="999999" w:sz="4"/>
+              <w:right w:val="single" w:color="999999" w:sz="4"/>
+            </w:tcBorders>
+            <w:tcMar>
+              <w:top w:type="dxa" w:w="50"/>
+              <w:left w:type="dxa" w:w="80"/>
+              <w:bottom w:type="dxa" w:w="50"/>
+              <w:right w:type="dxa" w:w="80"/>
+            </w:tcMar>
+          </w:tcPr>
+          <w:p>
+            <w:pPr>
+              <w:spacing w:after="20" w:before="0"/>
+            </w:pPr>
+            <w:r>
+              <w:rPr>
+                <w:rFonts w:ascii="Arial" w:cs="Arial" w:eastAsia="Arial" w:hAnsi="Arial"/>
+                <w:b/>
+                <w:bCs/>
+                <w:color w:val="1F3864"/>
+                <w:sz w:val="14"/>
+                <w:szCs w:val="14"/>
+              </w:rPr>
+              <w:t xml:space="preserve">SUB-STRAND 2.4 SURFACE AREA AND VOLUME OF SOLIDS</w:t>
+            </w:r>
+          </w:p>
           <w:p>
             <w:pPr>
               <w:spacing w:after="60" w:before="0"/>
@@ -3747,7 +4248,7 @@
                 <w:sz w:val="17"/>
                 <w:szCs w:val="17"/>
               </w:rPr>
-              <w:t xml:space="preserve">GT</w:t>
+              <w:t xml:space="preserve">math_2_4 GT (group)</w:t>
             </w:r>
           </w:p>
           <w:p>
@@ -3769,7 +4270,7 @@
         </w:tc>
         <w:tc>
           <w:tcPr>
-            <w:tcW w:type="dxa" w:w="2000"/>
+            <w:tcW w:type="dxa" w:w="1700"/>
             <w:tcBorders>
               <w:top w:val="single" w:color="999999" w:sz="4"/>
               <w:left w:val="single" w:color="999999" w:sz="4"/>
@@ -3829,7 +4330,7 @@
         </w:tc>
         <w:tc>
           <w:tcPr>
-            <w:tcW w:type="dxa" w:w="4600"/>
+            <w:tcW w:type="dxa" w:w="4100"/>
             <w:tcBorders>
               <w:top w:val="single" w:color="999999" w:sz="4"/>
               <w:left w:val="single" w:color="999999" w:sz="4"/>
@@ -4059,7 +4560,7 @@
         </w:tc>
         <w:tc>
           <w:tcPr>
-            <w:tcW w:type="dxa" w:w="3150"/>
+            <w:tcW w:type="dxa" w:w="2700"/>
             <w:tcBorders>
               <w:top w:val="single" w:color="999999" w:sz="4"/>
               <w:left w:val="single" w:color="999999" w:sz="4"/>
@@ -4105,7 +4606,7 @@
         </w:tc>
         <w:tc>
           <w:tcPr>
-            <w:tcW w:type="dxa" w:w="1900"/>
+            <w:tcW w:type="dxa" w:w="1500"/>
             <w:tcBorders>
               <w:top w:val="single" w:color="999999" w:sz="4"/>
               <w:left w:val="single" w:color="999999" w:sz="4"/>
@@ -4135,46 +4636,144 @@
         </w:tc>
         <w:tc>
           <w:tcPr>
-            <w:tcW w:type="dxa" w:w="980"/>
-            <w:tcBorders>
-              <w:top w:val="single" w:color="999999" w:sz="4"/>
-              <w:left w:val="single" w:color="999999" w:sz="4"/>
-              <w:bottom w:val="single" w:color="999999" w:sz="4"/>
-              <w:right w:val="single" w:color="999999" w:sz="4"/>
-            </w:tcBorders>
-            <w:tcMar>
-              <w:top w:type="dxa" w:w="50"/>
-              <w:left w:type="dxa" w:w="80"/>
-              <w:bottom w:type="dxa" w:w="50"/>
-              <w:right w:type="dxa" w:w="80"/>
-            </w:tcMar>
-          </w:tcPr>
-          <w:p>
-            <w:pPr>
-              <w:spacing w:after="60" w:before="0"/>
-              <w:jc w:val="center"/>
-            </w:pPr>
-            <w:r>
-              <w:rPr>
-                <w:rFonts w:ascii="Arial" w:cs="Arial" w:eastAsia="Arial" w:hAnsi="Arial"/>
-                <w:sz w:val="22"/>
-                <w:szCs w:val="22"/>
-              </w:rPr>
-              <w:t xml:space="preserve">☐</w:t>
-            </w:r>
-          </w:p>
-          <w:p>
-            <w:pPr>
-              <w:spacing w:after="60" w:before="0"/>
-              <w:jc w:val="center"/>
-            </w:pPr>
-            <w:r>
-              <w:rPr>
-                <w:rFonts w:ascii="Arial" w:cs="Arial" w:eastAsia="Arial" w:hAnsi="Arial"/>
-                <w:sz w:val="13"/>
-                <w:szCs w:val="13"/>
-              </w:rPr>
-              <w:t xml:space="preserve">Accept / reject / edit</w:t>
+            <w:tcW w:type="dxa" w:w="2380"/>
+            <w:tcBorders>
+              <w:top w:val="single" w:color="999999" w:sz="4"/>
+              <w:left w:val="single" w:color="999999" w:sz="4"/>
+              <w:bottom w:val="single" w:color="999999" w:sz="4"/>
+              <w:right w:val="single" w:color="999999" w:sz="4"/>
+            </w:tcBorders>
+            <w:tcMar>
+              <w:top w:type="dxa" w:w="50"/>
+              <w:left w:type="dxa" w:w="80"/>
+              <w:bottom w:type="dxa" w:w="50"/>
+              <w:right w:type="dxa" w:w="80"/>
+            </w:tcMar>
+          </w:tcPr>
+          <w:p>
+            <w:pPr>
+              <w:spacing w:after="20" w:before="0"/>
+            </w:pPr>
+            <w:r>
+              <w:rPr>
+                <w:rFonts w:ascii="Arial" w:cs="Arial" w:eastAsia="Arial" w:hAnsi="Arial"/>
+                <w:color w:val="666666"/>
+                <w:sz w:val="14"/>
+                <w:szCs w:val="14"/>
+              </w:rPr>
+              <w:t xml:space="preserve">Tick ONE:</w:t>
+            </w:r>
+          </w:p>
+          <w:p>
+            <w:pPr>
+              <w:spacing w:after="40" w:before="40"/>
+            </w:pPr>
+            <w:sdt>
+              <w:sdtPr>
+                <w14:checkbox>
+                  <w14:checked w14:val="0"/>
+                  <w14:checkedState w14:val="2612" w14:font="MS Gothic"/>
+                  <w14:uncheckedState w14:val="2610" w14:font="MS Gothic"/>
+                </w14:checkbox>
+              </w:sdtPr>
+              <w:sdtContent>
+                <w:r>
+                  <w:sym w:char="2610" w:font="MS Gothic"/>
+                </w:r>
+              </w:sdtContent>
+            </w:sdt>
+            <w:r>
+              <w:rPr>
+                <w:rFonts w:ascii="Arial" w:cs="Arial" w:eastAsia="Arial" w:hAnsi="Arial"/>
+                <w:b/>
+                <w:bCs/>
+                <w:sz w:val="18"/>
+                <w:szCs w:val="18"/>
+              </w:rPr>
+              <w:t xml:space="preserve"> ACCEPT</w:t>
+            </w:r>
+          </w:p>
+          <w:p>
+            <w:pPr>
+              <w:spacing w:after="40" w:before="40"/>
+            </w:pPr>
+            <w:sdt>
+              <w:sdtPr>
+                <w14:checkbox>
+                  <w14:checked w14:val="0"/>
+                  <w14:checkedState w14:val="2612" w14:font="MS Gothic"/>
+                  <w14:uncheckedState w14:val="2610" w14:font="MS Gothic"/>
+                </w14:checkbox>
+              </w:sdtPr>
+              <w:sdtContent>
+                <w:r>
+                  <w:sym w:char="2610" w:font="MS Gothic"/>
+                </w:r>
+              </w:sdtContent>
+            </w:sdt>
+            <w:r>
+              <w:rPr>
+                <w:rFonts w:ascii="Arial" w:cs="Arial" w:eastAsia="Arial" w:hAnsi="Arial"/>
+                <w:b/>
+                <w:bCs/>
+                <w:sz w:val="18"/>
+                <w:szCs w:val="18"/>
+              </w:rPr>
+              <w:t xml:space="preserve"> EDIT</w:t>
+            </w:r>
+          </w:p>
+          <w:p>
+            <w:pPr>
+              <w:spacing w:after="20" w:before="80"/>
+            </w:pPr>
+            <w:r>
+              <w:rPr>
+                <w:rFonts w:ascii="Arial" w:cs="Arial" w:eastAsia="Arial" w:hAnsi="Arial"/>
+                <w:color w:val="666666"/>
+                <w:sz w:val="14"/>
+                <w:szCs w:val="14"/>
+              </w:rPr>
+              <w:t xml:space="preserve">If EDIT, type your requested change here:</w:t>
+            </w:r>
+          </w:p>
+          <w:p>
+            <w:pPr>
+              <w:spacing w:after="400" w:before="0"/>
+            </w:pPr>
+            <w:r>
+              <w:rPr>
+                <w:rFonts w:ascii="Arial" w:cs="Arial" w:eastAsia="Arial" w:hAnsi="Arial"/>
+                <w:sz w:val="17"/>
+                <w:szCs w:val="17"/>
+              </w:rPr>
+              <w:t xml:space="preserve"> </w:t>
+            </w:r>
+          </w:p>
+          <w:p>
+            <w:pPr>
+              <w:spacing w:after="400" w:before="0"/>
+            </w:pPr>
+            <w:r>
+              <w:rPr>
+                <w:rFonts w:ascii="Arial" w:cs="Arial" w:eastAsia="Arial" w:hAnsi="Arial"/>
+                <w:sz w:val="17"/>
+                <w:szCs w:val="17"/>
+              </w:rPr>
+              <w:t xml:space="preserve"> </w:t>
+            </w:r>
+          </w:p>
+          <w:p>
+            <w:pPr>
+              <w:spacing w:after="0" w:before="0"/>
+            </w:pPr>
+            <w:r>
+              <w:rPr>
+                <w:rFonts w:ascii="Arial" w:cs="Arial" w:eastAsia="Arial" w:hAnsi="Arial"/>
+                <w:color w:val="999999"/>
+                <w:sz w:val="12"/>
+                <w:szCs w:val="12"/>
+              </w:rPr>
+              <w:t xml:space="preserve">Item math_2_4 GT</w:t>
             </w:r>
           </w:p>
         </w:tc>
@@ -4182,20 +4781,36 @@
       <w:tr>
         <w:tc>
           <w:tcPr>
-            <w:tcW w:type="dxa" w:w="1050"/>
-            <w:tcBorders>
-              <w:top w:val="single" w:color="999999" w:sz="4"/>
-              <w:left w:val="single" w:color="999999" w:sz="4"/>
-              <w:bottom w:val="single" w:color="999999" w:sz="4"/>
-              <w:right w:val="single" w:color="999999" w:sz="4"/>
-            </w:tcBorders>
-            <w:tcMar>
-              <w:top w:type="dxa" w:w="50"/>
-              <w:left w:type="dxa" w:w="80"/>
-              <w:bottom w:type="dxa" w:w="50"/>
-              <w:right w:type="dxa" w:w="80"/>
-            </w:tcMar>
-          </w:tcPr>
+            <w:tcW w:type="dxa" w:w="1300"/>
+            <w:tcBorders>
+              <w:top w:val="single" w:color="999999" w:sz="4"/>
+              <w:left w:val="single" w:color="999999" w:sz="4"/>
+              <w:bottom w:val="single" w:color="999999" w:sz="4"/>
+              <w:right w:val="single" w:color="999999" w:sz="4"/>
+            </w:tcBorders>
+            <w:tcMar>
+              <w:top w:type="dxa" w:w="50"/>
+              <w:left w:type="dxa" w:w="80"/>
+              <w:bottom w:type="dxa" w:w="50"/>
+              <w:right w:type="dxa" w:w="80"/>
+            </w:tcMar>
+          </w:tcPr>
+          <w:p>
+            <w:pPr>
+              <w:spacing w:after="20" w:before="0"/>
+            </w:pPr>
+            <w:r>
+              <w:rPr>
+                <w:rFonts w:ascii="Arial" w:cs="Arial" w:eastAsia="Arial" w:hAnsi="Arial"/>
+                <w:b/>
+                <w:bCs/>
+                <w:color w:val="1F3864"/>
+                <w:sz w:val="14"/>
+                <w:szCs w:val="14"/>
+              </w:rPr>
+              <w:t xml:space="preserve">SUB-STRAND 2.4 SURFACE AREA AND VOLUME OF SOLIDS</w:t>
+            </w:r>
+          </w:p>
           <w:p>
             <w:pPr>
               <w:spacing w:after="60" w:before="0"/>
@@ -4208,7 +4823,7 @@
                 <w:sz w:val="17"/>
                 <w:szCs w:val="17"/>
               </w:rPr>
-              <w:t xml:space="preserve">G5</w:t>
+              <w:t xml:space="preserve">math_2_4 G5 (group)</w:t>
             </w:r>
           </w:p>
           <w:p>
@@ -4230,7 +4845,7 @@
         </w:tc>
         <w:tc>
           <w:tcPr>
-            <w:tcW w:type="dxa" w:w="2000"/>
+            <w:tcW w:type="dxa" w:w="1700"/>
             <w:tcBorders>
               <w:top w:val="single" w:color="999999" w:sz="4"/>
               <w:left w:val="single" w:color="999999" w:sz="4"/>
@@ -4290,7 +4905,7 @@
         </w:tc>
         <w:tc>
           <w:tcPr>
-            <w:tcW w:type="dxa" w:w="4600"/>
+            <w:tcW w:type="dxa" w:w="4100"/>
             <w:tcBorders>
               <w:top w:val="single" w:color="999999" w:sz="4"/>
               <w:left w:val="single" w:color="999999" w:sz="4"/>
@@ -4448,7 +5063,7 @@
         </w:tc>
         <w:tc>
           <w:tcPr>
-            <w:tcW w:type="dxa" w:w="3150"/>
+            <w:tcW w:type="dxa" w:w="2700"/>
             <w:tcBorders>
               <w:top w:val="single" w:color="999999" w:sz="4"/>
               <w:left w:val="single" w:color="999999" w:sz="4"/>
@@ -4494,7 +5109,7 @@
         </w:tc>
         <w:tc>
           <w:tcPr>
-            <w:tcW w:type="dxa" w:w="1900"/>
+            <w:tcW w:type="dxa" w:w="1500"/>
             <w:tcBorders>
               <w:top w:val="single" w:color="999999" w:sz="4"/>
               <w:left w:val="single" w:color="999999" w:sz="4"/>
@@ -4524,46 +5139,144 @@
         </w:tc>
         <w:tc>
           <w:tcPr>
-            <w:tcW w:type="dxa" w:w="980"/>
-            <w:tcBorders>
-              <w:top w:val="single" w:color="999999" w:sz="4"/>
-              <w:left w:val="single" w:color="999999" w:sz="4"/>
-              <w:bottom w:val="single" w:color="999999" w:sz="4"/>
-              <w:right w:val="single" w:color="999999" w:sz="4"/>
-            </w:tcBorders>
-            <w:tcMar>
-              <w:top w:type="dxa" w:w="50"/>
-              <w:left w:type="dxa" w:w="80"/>
-              <w:bottom w:type="dxa" w:w="50"/>
-              <w:right w:type="dxa" w:w="80"/>
-            </w:tcMar>
-          </w:tcPr>
-          <w:p>
-            <w:pPr>
-              <w:spacing w:after="60" w:before="0"/>
-              <w:jc w:val="center"/>
-            </w:pPr>
-            <w:r>
-              <w:rPr>
-                <w:rFonts w:ascii="Arial" w:cs="Arial" w:eastAsia="Arial" w:hAnsi="Arial"/>
-                <w:sz w:val="22"/>
-                <w:szCs w:val="22"/>
-              </w:rPr>
-              <w:t xml:space="preserve">☐</w:t>
-            </w:r>
-          </w:p>
-          <w:p>
-            <w:pPr>
-              <w:spacing w:after="60" w:before="0"/>
-              <w:jc w:val="center"/>
-            </w:pPr>
-            <w:r>
-              <w:rPr>
-                <w:rFonts w:ascii="Arial" w:cs="Arial" w:eastAsia="Arial" w:hAnsi="Arial"/>
-                <w:sz w:val="13"/>
-                <w:szCs w:val="13"/>
-              </w:rPr>
-              <w:t xml:space="preserve">Accept / reject / edit</w:t>
+            <w:tcW w:type="dxa" w:w="2380"/>
+            <w:tcBorders>
+              <w:top w:val="single" w:color="999999" w:sz="4"/>
+              <w:left w:val="single" w:color="999999" w:sz="4"/>
+              <w:bottom w:val="single" w:color="999999" w:sz="4"/>
+              <w:right w:val="single" w:color="999999" w:sz="4"/>
+            </w:tcBorders>
+            <w:tcMar>
+              <w:top w:type="dxa" w:w="50"/>
+              <w:left w:type="dxa" w:w="80"/>
+              <w:bottom w:type="dxa" w:w="50"/>
+              <w:right w:type="dxa" w:w="80"/>
+            </w:tcMar>
+          </w:tcPr>
+          <w:p>
+            <w:pPr>
+              <w:spacing w:after="20" w:before="0"/>
+            </w:pPr>
+            <w:r>
+              <w:rPr>
+                <w:rFonts w:ascii="Arial" w:cs="Arial" w:eastAsia="Arial" w:hAnsi="Arial"/>
+                <w:color w:val="666666"/>
+                <w:sz w:val="14"/>
+                <w:szCs w:val="14"/>
+              </w:rPr>
+              <w:t xml:space="preserve">Tick ONE:</w:t>
+            </w:r>
+          </w:p>
+          <w:p>
+            <w:pPr>
+              <w:spacing w:after="40" w:before="40"/>
+            </w:pPr>
+            <w:sdt>
+              <w:sdtPr>
+                <w14:checkbox>
+                  <w14:checked w14:val="0"/>
+                  <w14:checkedState w14:val="2612" w14:font="MS Gothic"/>
+                  <w14:uncheckedState w14:val="2610" w14:font="MS Gothic"/>
+                </w14:checkbox>
+              </w:sdtPr>
+              <w:sdtContent>
+                <w:r>
+                  <w:sym w:char="2610" w:font="MS Gothic"/>
+                </w:r>
+              </w:sdtContent>
+            </w:sdt>
+            <w:r>
+              <w:rPr>
+                <w:rFonts w:ascii="Arial" w:cs="Arial" w:eastAsia="Arial" w:hAnsi="Arial"/>
+                <w:b/>
+                <w:bCs/>
+                <w:sz w:val="18"/>
+                <w:szCs w:val="18"/>
+              </w:rPr>
+              <w:t xml:space="preserve"> ACCEPT</w:t>
+            </w:r>
+          </w:p>
+          <w:p>
+            <w:pPr>
+              <w:spacing w:after="40" w:before="40"/>
+            </w:pPr>
+            <w:sdt>
+              <w:sdtPr>
+                <w14:checkbox>
+                  <w14:checked w14:val="0"/>
+                  <w14:checkedState w14:val="2612" w14:font="MS Gothic"/>
+                  <w14:uncheckedState w14:val="2610" w14:font="MS Gothic"/>
+                </w14:checkbox>
+              </w:sdtPr>
+              <w:sdtContent>
+                <w:r>
+                  <w:sym w:char="2610" w:font="MS Gothic"/>
+                </w:r>
+              </w:sdtContent>
+            </w:sdt>
+            <w:r>
+              <w:rPr>
+                <w:rFonts w:ascii="Arial" w:cs="Arial" w:eastAsia="Arial" w:hAnsi="Arial"/>
+                <w:b/>
+                <w:bCs/>
+                <w:sz w:val="18"/>
+                <w:szCs w:val="18"/>
+              </w:rPr>
+              <w:t xml:space="preserve"> EDIT</w:t>
+            </w:r>
+          </w:p>
+          <w:p>
+            <w:pPr>
+              <w:spacing w:after="20" w:before="80"/>
+            </w:pPr>
+            <w:r>
+              <w:rPr>
+                <w:rFonts w:ascii="Arial" w:cs="Arial" w:eastAsia="Arial" w:hAnsi="Arial"/>
+                <w:color w:val="666666"/>
+                <w:sz w:val="14"/>
+                <w:szCs w:val="14"/>
+              </w:rPr>
+              <w:t xml:space="preserve">If EDIT, type your requested change here:</w:t>
+            </w:r>
+          </w:p>
+          <w:p>
+            <w:pPr>
+              <w:spacing w:after="400" w:before="0"/>
+            </w:pPr>
+            <w:r>
+              <w:rPr>
+                <w:rFonts w:ascii="Arial" w:cs="Arial" w:eastAsia="Arial" w:hAnsi="Arial"/>
+                <w:sz w:val="17"/>
+                <w:szCs w:val="17"/>
+              </w:rPr>
+              <w:t xml:space="preserve"> </w:t>
+            </w:r>
+          </w:p>
+          <w:p>
+            <w:pPr>
+              <w:spacing w:after="400" w:before="0"/>
+            </w:pPr>
+            <w:r>
+              <w:rPr>
+                <w:rFonts w:ascii="Arial" w:cs="Arial" w:eastAsia="Arial" w:hAnsi="Arial"/>
+                <w:sz w:val="17"/>
+                <w:szCs w:val="17"/>
+              </w:rPr>
+              <w:t xml:space="preserve"> </w:t>
+            </w:r>
+          </w:p>
+          <w:p>
+            <w:pPr>
+              <w:spacing w:after="0" w:before="0"/>
+            </w:pPr>
+            <w:r>
+              <w:rPr>
+                <w:rFonts w:ascii="Arial" w:cs="Arial" w:eastAsia="Arial" w:hAnsi="Arial"/>
+                <w:color w:val="999999"/>
+                <w:sz w:val="12"/>
+                <w:szCs w:val="12"/>
+              </w:rPr>
+              <w:t xml:space="preserve">Item math_2_4 G5</w:t>
             </w:r>
           </w:p>
         </w:tc>
@@ -4571,20 +5284,36 @@
       <w:tr>
         <w:tc>
           <w:tcPr>
-            <w:tcW w:type="dxa" w:w="1050"/>
-            <w:tcBorders>
-              <w:top w:val="single" w:color="999999" w:sz="4"/>
-              <w:left w:val="single" w:color="999999" w:sz="4"/>
-              <w:bottom w:val="single" w:color="999999" w:sz="4"/>
-              <w:right w:val="single" w:color="999999" w:sz="4"/>
-            </w:tcBorders>
-            <w:tcMar>
-              <w:top w:type="dxa" w:w="50"/>
-              <w:left w:type="dxa" w:w="80"/>
-              <w:bottom w:type="dxa" w:w="50"/>
-              <w:right w:type="dxa" w:w="80"/>
-            </w:tcMar>
-          </w:tcPr>
+            <w:tcW w:type="dxa" w:w="1300"/>
+            <w:tcBorders>
+              <w:top w:val="single" w:color="999999" w:sz="4"/>
+              <w:left w:val="single" w:color="999999" w:sz="4"/>
+              <w:bottom w:val="single" w:color="999999" w:sz="4"/>
+              <w:right w:val="single" w:color="999999" w:sz="4"/>
+            </w:tcBorders>
+            <w:tcMar>
+              <w:top w:type="dxa" w:w="50"/>
+              <w:left w:type="dxa" w:w="80"/>
+              <w:bottom w:type="dxa" w:w="50"/>
+              <w:right w:type="dxa" w:w="80"/>
+            </w:tcMar>
+          </w:tcPr>
+          <w:p>
+            <w:pPr>
+              <w:spacing w:after="20" w:before="0"/>
+            </w:pPr>
+            <w:r>
+              <w:rPr>
+                <w:rFonts w:ascii="Arial" w:cs="Arial" w:eastAsia="Arial" w:hAnsi="Arial"/>
+                <w:b/>
+                <w:bCs/>
+                <w:color w:val="1F3864"/>
+                <w:sz w:val="14"/>
+                <w:szCs w:val="14"/>
+              </w:rPr>
+              <w:t xml:space="preserve">SUB-STRAND 2.4 SURFACE AREA AND VOLUME OF SOLIDS</w:t>
+            </w:r>
+          </w:p>
           <w:p>
             <w:pPr>
               <w:spacing w:after="60" w:before="0"/>
@@ -4597,13 +5326,13 @@
                 <w:sz w:val="17"/>
                 <w:szCs w:val="17"/>
               </w:rPr>
-              <w:t xml:space="preserve">036</w:t>
-            </w:r>
-          </w:p>
-        </w:tc>
-        <w:tc>
-          <w:tcPr>
-            <w:tcW w:type="dxa" w:w="2000"/>
+              <w:t xml:space="preserve">math_2_4-036</w:t>
+            </w:r>
+          </w:p>
+        </w:tc>
+        <w:tc>
+          <w:tcPr>
+            <w:tcW w:type="dxa" w:w="1700"/>
             <w:tcBorders>
               <w:top w:val="single" w:color="999999" w:sz="4"/>
               <w:left w:val="single" w:color="999999" w:sz="4"/>
@@ -4648,7 +5377,7 @@
         </w:tc>
         <w:tc>
           <w:tcPr>
-            <w:tcW w:type="dxa" w:w="4600"/>
+            <w:tcW w:type="dxa" w:w="4100"/>
             <w:tcBorders>
               <w:top w:val="single" w:color="999999" w:sz="4"/>
               <w:left w:val="single" w:color="999999" w:sz="4"/>
@@ -4727,7 +5456,7 @@
         </w:tc>
         <w:tc>
           <w:tcPr>
-            <w:tcW w:type="dxa" w:w="3150"/>
+            <w:tcW w:type="dxa" w:w="2700"/>
             <w:tcBorders>
               <w:top w:val="single" w:color="999999" w:sz="4"/>
               <w:left w:val="single" w:color="999999" w:sz="4"/>
@@ -4773,7 +5502,7 @@
         </w:tc>
         <w:tc>
           <w:tcPr>
-            <w:tcW w:type="dxa" w:w="1900"/>
+            <w:tcW w:type="dxa" w:w="1500"/>
             <w:tcBorders>
               <w:top w:val="single" w:color="999999" w:sz="4"/>
               <w:left w:val="single" w:color="999999" w:sz="4"/>
@@ -4803,46 +5532,144 @@
         </w:tc>
         <w:tc>
           <w:tcPr>
-            <w:tcW w:type="dxa" w:w="980"/>
-            <w:tcBorders>
-              <w:top w:val="single" w:color="999999" w:sz="4"/>
-              <w:left w:val="single" w:color="999999" w:sz="4"/>
-              <w:bottom w:val="single" w:color="999999" w:sz="4"/>
-              <w:right w:val="single" w:color="999999" w:sz="4"/>
-            </w:tcBorders>
-            <w:tcMar>
-              <w:top w:type="dxa" w:w="50"/>
-              <w:left w:type="dxa" w:w="80"/>
-              <w:bottom w:type="dxa" w:w="50"/>
-              <w:right w:type="dxa" w:w="80"/>
-            </w:tcMar>
-          </w:tcPr>
-          <w:p>
-            <w:pPr>
-              <w:spacing w:after="60" w:before="0"/>
-              <w:jc w:val="center"/>
-            </w:pPr>
-            <w:r>
-              <w:rPr>
-                <w:rFonts w:ascii="Arial" w:cs="Arial" w:eastAsia="Arial" w:hAnsi="Arial"/>
-                <w:sz w:val="22"/>
-                <w:szCs w:val="22"/>
-              </w:rPr>
-              <w:t xml:space="preserve">☐</w:t>
-            </w:r>
-          </w:p>
-          <w:p>
-            <w:pPr>
-              <w:spacing w:after="60" w:before="0"/>
-              <w:jc w:val="center"/>
-            </w:pPr>
-            <w:r>
-              <w:rPr>
-                <w:rFonts w:ascii="Arial" w:cs="Arial" w:eastAsia="Arial" w:hAnsi="Arial"/>
-                <w:sz w:val="13"/>
-                <w:szCs w:val="13"/>
-              </w:rPr>
-              <w:t xml:space="preserve">Accept / reject / edit</w:t>
+            <w:tcW w:type="dxa" w:w="2380"/>
+            <w:tcBorders>
+              <w:top w:val="single" w:color="999999" w:sz="4"/>
+              <w:left w:val="single" w:color="999999" w:sz="4"/>
+              <w:bottom w:val="single" w:color="999999" w:sz="4"/>
+              <w:right w:val="single" w:color="999999" w:sz="4"/>
+            </w:tcBorders>
+            <w:tcMar>
+              <w:top w:type="dxa" w:w="50"/>
+              <w:left w:type="dxa" w:w="80"/>
+              <w:bottom w:type="dxa" w:w="50"/>
+              <w:right w:type="dxa" w:w="80"/>
+            </w:tcMar>
+          </w:tcPr>
+          <w:p>
+            <w:pPr>
+              <w:spacing w:after="20" w:before="0"/>
+            </w:pPr>
+            <w:r>
+              <w:rPr>
+                <w:rFonts w:ascii="Arial" w:cs="Arial" w:eastAsia="Arial" w:hAnsi="Arial"/>
+                <w:color w:val="666666"/>
+                <w:sz w:val="14"/>
+                <w:szCs w:val="14"/>
+              </w:rPr>
+              <w:t xml:space="preserve">Tick ONE:</w:t>
+            </w:r>
+          </w:p>
+          <w:p>
+            <w:pPr>
+              <w:spacing w:after="40" w:before="40"/>
+            </w:pPr>
+            <w:sdt>
+              <w:sdtPr>
+                <w14:checkbox>
+                  <w14:checked w14:val="0"/>
+                  <w14:checkedState w14:val="2612" w14:font="MS Gothic"/>
+                  <w14:uncheckedState w14:val="2610" w14:font="MS Gothic"/>
+                </w14:checkbox>
+              </w:sdtPr>
+              <w:sdtContent>
+                <w:r>
+                  <w:sym w:char="2610" w:font="MS Gothic"/>
+                </w:r>
+              </w:sdtContent>
+            </w:sdt>
+            <w:r>
+              <w:rPr>
+                <w:rFonts w:ascii="Arial" w:cs="Arial" w:eastAsia="Arial" w:hAnsi="Arial"/>
+                <w:b/>
+                <w:bCs/>
+                <w:sz w:val="18"/>
+                <w:szCs w:val="18"/>
+              </w:rPr>
+              <w:t xml:space="preserve"> ACCEPT</w:t>
+            </w:r>
+          </w:p>
+          <w:p>
+            <w:pPr>
+              <w:spacing w:after="40" w:before="40"/>
+            </w:pPr>
+            <w:sdt>
+              <w:sdtPr>
+                <w14:checkbox>
+                  <w14:checked w14:val="0"/>
+                  <w14:checkedState w14:val="2612" w14:font="MS Gothic"/>
+                  <w14:uncheckedState w14:val="2610" w14:font="MS Gothic"/>
+                </w14:checkbox>
+              </w:sdtPr>
+              <w:sdtContent>
+                <w:r>
+                  <w:sym w:char="2610" w:font="MS Gothic"/>
+                </w:r>
+              </w:sdtContent>
+            </w:sdt>
+            <w:r>
+              <w:rPr>
+                <w:rFonts w:ascii="Arial" w:cs="Arial" w:eastAsia="Arial" w:hAnsi="Arial"/>
+                <w:b/>
+                <w:bCs/>
+                <w:sz w:val="18"/>
+                <w:szCs w:val="18"/>
+              </w:rPr>
+              <w:t xml:space="preserve"> EDIT</w:t>
+            </w:r>
+          </w:p>
+          <w:p>
+            <w:pPr>
+              <w:spacing w:after="20" w:before="80"/>
+            </w:pPr>
+            <w:r>
+              <w:rPr>
+                <w:rFonts w:ascii="Arial" w:cs="Arial" w:eastAsia="Arial" w:hAnsi="Arial"/>
+                <w:color w:val="666666"/>
+                <w:sz w:val="14"/>
+                <w:szCs w:val="14"/>
+              </w:rPr>
+              <w:t xml:space="preserve">If EDIT, type your requested change here:</w:t>
+            </w:r>
+          </w:p>
+          <w:p>
+            <w:pPr>
+              <w:spacing w:after="400" w:before="0"/>
+            </w:pPr>
+            <w:r>
+              <w:rPr>
+                <w:rFonts w:ascii="Arial" w:cs="Arial" w:eastAsia="Arial" w:hAnsi="Arial"/>
+                <w:sz w:val="17"/>
+                <w:szCs w:val="17"/>
+              </w:rPr>
+              <w:t xml:space="preserve"> </w:t>
+            </w:r>
+          </w:p>
+          <w:p>
+            <w:pPr>
+              <w:spacing w:after="400" w:before="0"/>
+            </w:pPr>
+            <w:r>
+              <w:rPr>
+                <w:rFonts w:ascii="Arial" w:cs="Arial" w:eastAsia="Arial" w:hAnsi="Arial"/>
+                <w:sz w:val="17"/>
+                <w:szCs w:val="17"/>
+              </w:rPr>
+              <w:t xml:space="preserve"> </w:t>
+            </w:r>
+          </w:p>
+          <w:p>
+            <w:pPr>
+              <w:spacing w:after="0" w:before="0"/>
+            </w:pPr>
+            <w:r>
+              <w:rPr>
+                <w:rFonts w:ascii="Arial" w:cs="Arial" w:eastAsia="Arial" w:hAnsi="Arial"/>
+                <w:color w:val="999999"/>
+                <w:sz w:val="12"/>
+                <w:szCs w:val="12"/>
+              </w:rPr>
+              <w:t xml:space="preserve">Item math_2_4-036</w:t>
             </w:r>
           </w:p>
         </w:tc>
@@ -4850,20 +5677,36 @@
       <w:tr>
         <w:tc>
           <w:tcPr>
-            <w:tcW w:type="dxa" w:w="1050"/>
-            <w:tcBorders>
-              <w:top w:val="single" w:color="999999" w:sz="4"/>
-              <w:left w:val="single" w:color="999999" w:sz="4"/>
-              <w:bottom w:val="single" w:color="999999" w:sz="4"/>
-              <w:right w:val="single" w:color="999999" w:sz="4"/>
-            </w:tcBorders>
-            <w:tcMar>
-              <w:top w:type="dxa" w:w="50"/>
-              <w:left w:type="dxa" w:w="80"/>
-              <w:bottom w:type="dxa" w:w="50"/>
-              <w:right w:type="dxa" w:w="80"/>
-            </w:tcMar>
-          </w:tcPr>
+            <w:tcW w:type="dxa" w:w="1300"/>
+            <w:tcBorders>
+              <w:top w:val="single" w:color="999999" w:sz="4"/>
+              <w:left w:val="single" w:color="999999" w:sz="4"/>
+              <w:bottom w:val="single" w:color="999999" w:sz="4"/>
+              <w:right w:val="single" w:color="999999" w:sz="4"/>
+            </w:tcBorders>
+            <w:tcMar>
+              <w:top w:type="dxa" w:w="50"/>
+              <w:left w:type="dxa" w:w="80"/>
+              <w:bottom w:type="dxa" w:w="50"/>
+              <w:right w:type="dxa" w:w="80"/>
+            </w:tcMar>
+          </w:tcPr>
+          <w:p>
+            <w:pPr>
+              <w:spacing w:after="20" w:before="0"/>
+            </w:pPr>
+            <w:r>
+              <w:rPr>
+                <w:rFonts w:ascii="Arial" w:cs="Arial" w:eastAsia="Arial" w:hAnsi="Arial"/>
+                <w:b/>
+                <w:bCs/>
+                <w:color w:val="1F3864"/>
+                <w:sz w:val="14"/>
+                <w:szCs w:val="14"/>
+              </w:rPr>
+              <w:t xml:space="preserve">SUB-STRAND 2.4 SURFACE AREA AND VOLUME OF SOLIDS</w:t>
+            </w:r>
+          </w:p>
           <w:p>
             <w:pPr>
               <w:spacing w:after="60" w:before="0"/>
@@ -4876,13 +5719,13 @@
                 <w:sz w:val="17"/>
                 <w:szCs w:val="17"/>
               </w:rPr>
-              <w:t xml:space="preserve">045</w:t>
-            </w:r>
-          </w:p>
-        </w:tc>
-        <w:tc>
-          <w:tcPr>
-            <w:tcW w:type="dxa" w:w="2000"/>
+              <w:t xml:space="preserve">math_2_4-045</w:t>
+            </w:r>
+          </w:p>
+        </w:tc>
+        <w:tc>
+          <w:tcPr>
+            <w:tcW w:type="dxa" w:w="1700"/>
             <w:tcBorders>
               <w:top w:val="single" w:color="999999" w:sz="4"/>
               <w:left w:val="single" w:color="999999" w:sz="4"/>
@@ -4927,7 +5770,7 @@
         </w:tc>
         <w:tc>
           <w:tcPr>
-            <w:tcW w:type="dxa" w:w="4600"/>
+            <w:tcW w:type="dxa" w:w="4100"/>
             <w:tcBorders>
               <w:top w:val="single" w:color="999999" w:sz="4"/>
               <w:left w:val="single" w:color="999999" w:sz="4"/>
@@ -5006,7 +5849,7 @@
         </w:tc>
         <w:tc>
           <w:tcPr>
-            <w:tcW w:type="dxa" w:w="3150"/>
+            <w:tcW w:type="dxa" w:w="2700"/>
             <w:tcBorders>
               <w:top w:val="single" w:color="999999" w:sz="4"/>
               <w:left w:val="single" w:color="999999" w:sz="4"/>
@@ -5052,7 +5895,7 @@
         </w:tc>
         <w:tc>
           <w:tcPr>
-            <w:tcW w:type="dxa" w:w="1900"/>
+            <w:tcW w:type="dxa" w:w="1500"/>
             <w:tcBorders>
               <w:top w:val="single" w:color="999999" w:sz="4"/>
               <w:left w:val="single" w:color="999999" w:sz="4"/>
@@ -5082,46 +5925,144 @@
         </w:tc>
         <w:tc>
           <w:tcPr>
-            <w:tcW w:type="dxa" w:w="980"/>
-            <w:tcBorders>
-              <w:top w:val="single" w:color="999999" w:sz="4"/>
-              <w:left w:val="single" w:color="999999" w:sz="4"/>
-              <w:bottom w:val="single" w:color="999999" w:sz="4"/>
-              <w:right w:val="single" w:color="999999" w:sz="4"/>
-            </w:tcBorders>
-            <w:tcMar>
-              <w:top w:type="dxa" w:w="50"/>
-              <w:left w:type="dxa" w:w="80"/>
-              <w:bottom w:type="dxa" w:w="50"/>
-              <w:right w:type="dxa" w:w="80"/>
-            </w:tcMar>
-          </w:tcPr>
-          <w:p>
-            <w:pPr>
-              <w:spacing w:after="60" w:before="0"/>
-              <w:jc w:val="center"/>
-            </w:pPr>
-            <w:r>
-              <w:rPr>
-                <w:rFonts w:ascii="Arial" w:cs="Arial" w:eastAsia="Arial" w:hAnsi="Arial"/>
-                <w:sz w:val="22"/>
-                <w:szCs w:val="22"/>
-              </w:rPr>
-              <w:t xml:space="preserve">☐</w:t>
-            </w:r>
-          </w:p>
-          <w:p>
-            <w:pPr>
-              <w:spacing w:after="60" w:before="0"/>
-              <w:jc w:val="center"/>
-            </w:pPr>
-            <w:r>
-              <w:rPr>
-                <w:rFonts w:ascii="Arial" w:cs="Arial" w:eastAsia="Arial" w:hAnsi="Arial"/>
-                <w:sz w:val="13"/>
-                <w:szCs w:val="13"/>
-              </w:rPr>
-              <w:t xml:space="preserve">Accept / reject / edit</w:t>
+            <w:tcW w:type="dxa" w:w="2380"/>
+            <w:tcBorders>
+              <w:top w:val="single" w:color="999999" w:sz="4"/>
+              <w:left w:val="single" w:color="999999" w:sz="4"/>
+              <w:bottom w:val="single" w:color="999999" w:sz="4"/>
+              <w:right w:val="single" w:color="999999" w:sz="4"/>
+            </w:tcBorders>
+            <w:tcMar>
+              <w:top w:type="dxa" w:w="50"/>
+              <w:left w:type="dxa" w:w="80"/>
+              <w:bottom w:type="dxa" w:w="50"/>
+              <w:right w:type="dxa" w:w="80"/>
+            </w:tcMar>
+          </w:tcPr>
+          <w:p>
+            <w:pPr>
+              <w:spacing w:after="20" w:before="0"/>
+            </w:pPr>
+            <w:r>
+              <w:rPr>
+                <w:rFonts w:ascii="Arial" w:cs="Arial" w:eastAsia="Arial" w:hAnsi="Arial"/>
+                <w:color w:val="666666"/>
+                <w:sz w:val="14"/>
+                <w:szCs w:val="14"/>
+              </w:rPr>
+              <w:t xml:space="preserve">Tick ONE:</w:t>
+            </w:r>
+          </w:p>
+          <w:p>
+            <w:pPr>
+              <w:spacing w:after="40" w:before="40"/>
+            </w:pPr>
+            <w:sdt>
+              <w:sdtPr>
+                <w14:checkbox>
+                  <w14:checked w14:val="0"/>
+                  <w14:checkedState w14:val="2612" w14:font="MS Gothic"/>
+                  <w14:uncheckedState w14:val="2610" w14:font="MS Gothic"/>
+                </w14:checkbox>
+              </w:sdtPr>
+              <w:sdtContent>
+                <w:r>
+                  <w:sym w:char="2610" w:font="MS Gothic"/>
+                </w:r>
+              </w:sdtContent>
+            </w:sdt>
+            <w:r>
+              <w:rPr>
+                <w:rFonts w:ascii="Arial" w:cs="Arial" w:eastAsia="Arial" w:hAnsi="Arial"/>
+                <w:b/>
+                <w:bCs/>
+                <w:sz w:val="18"/>
+                <w:szCs w:val="18"/>
+              </w:rPr>
+              <w:t xml:space="preserve"> ACCEPT</w:t>
+            </w:r>
+          </w:p>
+          <w:p>
+            <w:pPr>
+              <w:spacing w:after="40" w:before="40"/>
+            </w:pPr>
+            <w:sdt>
+              <w:sdtPr>
+                <w14:checkbox>
+                  <w14:checked w14:val="0"/>
+                  <w14:checkedState w14:val="2612" w14:font="MS Gothic"/>
+                  <w14:uncheckedState w14:val="2610" w14:font="MS Gothic"/>
+                </w14:checkbox>
+              </w:sdtPr>
+              <w:sdtContent>
+                <w:r>
+                  <w:sym w:char="2610" w:font="MS Gothic"/>
+                </w:r>
+              </w:sdtContent>
+            </w:sdt>
+            <w:r>
+              <w:rPr>
+                <w:rFonts w:ascii="Arial" w:cs="Arial" w:eastAsia="Arial" w:hAnsi="Arial"/>
+                <w:b/>
+                <w:bCs/>
+                <w:sz w:val="18"/>
+                <w:szCs w:val="18"/>
+              </w:rPr>
+              <w:t xml:space="preserve"> EDIT</w:t>
+            </w:r>
+          </w:p>
+          <w:p>
+            <w:pPr>
+              <w:spacing w:after="20" w:before="80"/>
+            </w:pPr>
+            <w:r>
+              <w:rPr>
+                <w:rFonts w:ascii="Arial" w:cs="Arial" w:eastAsia="Arial" w:hAnsi="Arial"/>
+                <w:color w:val="666666"/>
+                <w:sz w:val="14"/>
+                <w:szCs w:val="14"/>
+              </w:rPr>
+              <w:t xml:space="preserve">If EDIT, type your requested change here:</w:t>
+            </w:r>
+          </w:p>
+          <w:p>
+            <w:pPr>
+              <w:spacing w:after="400" w:before="0"/>
+            </w:pPr>
+            <w:r>
+              <w:rPr>
+                <w:rFonts w:ascii="Arial" w:cs="Arial" w:eastAsia="Arial" w:hAnsi="Arial"/>
+                <w:sz w:val="17"/>
+                <w:szCs w:val="17"/>
+              </w:rPr>
+              <w:t xml:space="preserve"> </w:t>
+            </w:r>
+          </w:p>
+          <w:p>
+            <w:pPr>
+              <w:spacing w:after="400" w:before="0"/>
+            </w:pPr>
+            <w:r>
+              <w:rPr>
+                <w:rFonts w:ascii="Arial" w:cs="Arial" w:eastAsia="Arial" w:hAnsi="Arial"/>
+                <w:sz w:val="17"/>
+                <w:szCs w:val="17"/>
+              </w:rPr>
+              <w:t xml:space="preserve"> </w:t>
+            </w:r>
+          </w:p>
+          <w:p>
+            <w:pPr>
+              <w:spacing w:after="0" w:before="0"/>
+            </w:pPr>
+            <w:r>
+              <w:rPr>
+                <w:rFonts w:ascii="Arial" w:cs="Arial" w:eastAsia="Arial" w:hAnsi="Arial"/>
+                <w:color w:val="999999"/>
+                <w:sz w:val="12"/>
+                <w:szCs w:val="12"/>
+              </w:rPr>
+              <w:t xml:space="preserve">Item math_2_4-045</w:t>
             </w:r>
           </w:p>
         </w:tc>
@@ -5129,7 +6070,7 @@
       <w:tr>
         <w:tc>
           <w:tcPr>
-            <w:tcW w:type="dxa" w:w="1050"/>
+            <w:tcW w:type="dxa" w:w="1300"/>
             <w:tcBorders>
               <w:top w:val="single" w:color="999999" w:sz="4"/>
               <w:left w:val="single" w:color="999999" w:sz="4"/>
@@ -5146,6 +6087,22 @@
           </w:tcPr>
           <w:p>
             <w:pPr>
+              <w:spacing w:after="20" w:before="0"/>
+            </w:pPr>
+            <w:r>
+              <w:rPr>
+                <w:rFonts w:ascii="Arial" w:cs="Arial" w:eastAsia="Arial" w:hAnsi="Arial"/>
+                <w:b/>
+                <w:bCs/>
+                <w:color w:val="1F3864"/>
+                <w:sz w:val="14"/>
+                <w:szCs w:val="14"/>
+              </w:rPr>
+              <w:t xml:space="preserve">SUB-STRAND 2.4 SURFACE AREA AND VOLUME OF SOLIDS</w:t>
+            </w:r>
+          </w:p>
+          <w:p>
+            <w:pPr>
               <w:spacing w:after="60" w:before="0"/>
             </w:pPr>
             <w:r>
@@ -5156,7 +6113,7 @@
                 <w:sz w:val="17"/>
                 <w:szCs w:val="17"/>
               </w:rPr>
-              <w:t xml:space="preserve">G6</w:t>
+              <w:t xml:space="preserve">math_2_4 G6 (group)</w:t>
             </w:r>
           </w:p>
           <w:p>
@@ -5194,7 +6151,7 @@
         </w:tc>
         <w:tc>
           <w:tcPr>
-            <w:tcW w:type="dxa" w:w="2000"/>
+            <w:tcW w:type="dxa" w:w="1700"/>
             <w:tcBorders>
               <w:top w:val="single" w:color="999999" w:sz="4"/>
               <w:left w:val="single" w:color="999999" w:sz="4"/>
@@ -5255,7 +6212,7 @@
         </w:tc>
         <w:tc>
           <w:tcPr>
-            <w:tcW w:type="dxa" w:w="4600"/>
+            <w:tcW w:type="dxa" w:w="4100"/>
             <w:tcBorders>
               <w:top w:val="single" w:color="999999" w:sz="4"/>
               <w:left w:val="single" w:color="999999" w:sz="4"/>
@@ -5486,7 +6443,7 @@
         </w:tc>
         <w:tc>
           <w:tcPr>
-            <w:tcW w:type="dxa" w:w="3150"/>
+            <w:tcW w:type="dxa" w:w="2700"/>
             <w:tcBorders>
               <w:top w:val="single" w:color="999999" w:sz="4"/>
               <w:left w:val="single" w:color="999999" w:sz="4"/>
@@ -5533,7 +6490,7 @@
         </w:tc>
         <w:tc>
           <w:tcPr>
-            <w:tcW w:type="dxa" w:w="1900"/>
+            <w:tcW w:type="dxa" w:w="1500"/>
             <w:tcBorders>
               <w:top w:val="single" w:color="999999" w:sz="4"/>
               <w:left w:val="single" w:color="999999" w:sz="4"/>
@@ -5564,7 +6521,7 @@
         </w:tc>
         <w:tc>
           <w:tcPr>
-            <w:tcW w:type="dxa" w:w="980"/>
+            <w:tcW w:type="dxa" w:w="2380"/>
             <w:tcBorders>
               <w:top w:val="single" w:color="999999" w:sz="4"/>
               <w:left w:val="single" w:color="999999" w:sz="4"/>
@@ -5581,30 +6538,128 @@
           </w:tcPr>
           <w:p>
             <w:pPr>
-              <w:spacing w:after="60" w:before="0"/>
-              <w:jc w:val="center"/>
-            </w:pPr>
-            <w:r>
-              <w:rPr>
-                <w:rFonts w:ascii="Arial" w:cs="Arial" w:eastAsia="Arial" w:hAnsi="Arial"/>
-                <w:sz w:val="22"/>
-                <w:szCs w:val="22"/>
-              </w:rPr>
-              <w:t xml:space="preserve">☐</w:t>
-            </w:r>
-          </w:p>
-          <w:p>
-            <w:pPr>
-              <w:spacing w:after="60" w:before="0"/>
-              <w:jc w:val="center"/>
-            </w:pPr>
-            <w:r>
-              <w:rPr>
-                <w:rFonts w:ascii="Arial" w:cs="Arial" w:eastAsia="Arial" w:hAnsi="Arial"/>
-                <w:sz w:val="13"/>
-                <w:szCs w:val="13"/>
-              </w:rPr>
-              <w:t xml:space="preserve">Accept / reject / edit</w:t>
+              <w:spacing w:after="20" w:before="0"/>
+            </w:pPr>
+            <w:r>
+              <w:rPr>
+                <w:rFonts w:ascii="Arial" w:cs="Arial" w:eastAsia="Arial" w:hAnsi="Arial"/>
+                <w:color w:val="666666"/>
+                <w:sz w:val="14"/>
+                <w:szCs w:val="14"/>
+              </w:rPr>
+              <w:t xml:space="preserve">Tick ONE:</w:t>
+            </w:r>
+          </w:p>
+          <w:p>
+            <w:pPr>
+              <w:spacing w:after="40" w:before="40"/>
+            </w:pPr>
+            <w:sdt>
+              <w:sdtPr>
+                <w14:checkbox>
+                  <w14:checked w14:val="0"/>
+                  <w14:checkedState w14:val="2612" w14:font="MS Gothic"/>
+                  <w14:uncheckedState w14:val="2610" w14:font="MS Gothic"/>
+                </w14:checkbox>
+              </w:sdtPr>
+              <w:sdtContent>
+                <w:r>
+                  <w:sym w:char="2610" w:font="MS Gothic"/>
+                </w:r>
+              </w:sdtContent>
+            </w:sdt>
+            <w:r>
+              <w:rPr>
+                <w:rFonts w:ascii="Arial" w:cs="Arial" w:eastAsia="Arial" w:hAnsi="Arial"/>
+                <w:b/>
+                <w:bCs/>
+                <w:sz w:val="18"/>
+                <w:szCs w:val="18"/>
+              </w:rPr>
+              <w:t xml:space="preserve"> ACCEPT</w:t>
+            </w:r>
+          </w:p>
+          <w:p>
+            <w:pPr>
+              <w:spacing w:after="40" w:before="40"/>
+            </w:pPr>
+            <w:sdt>
+              <w:sdtPr>
+                <w14:checkbox>
+                  <w14:checked w14:val="0"/>
+                  <w14:checkedState w14:val="2612" w14:font="MS Gothic"/>
+                  <w14:uncheckedState w14:val="2610" w14:font="MS Gothic"/>
+                </w14:checkbox>
+              </w:sdtPr>
+              <w:sdtContent>
+                <w:r>
+                  <w:sym w:char="2610" w:font="MS Gothic"/>
+                </w:r>
+              </w:sdtContent>
+            </w:sdt>
+            <w:r>
+              <w:rPr>
+                <w:rFonts w:ascii="Arial" w:cs="Arial" w:eastAsia="Arial" w:hAnsi="Arial"/>
+                <w:b/>
+                <w:bCs/>
+                <w:sz w:val="18"/>
+                <w:szCs w:val="18"/>
+              </w:rPr>
+              <w:t xml:space="preserve"> EDIT</w:t>
+            </w:r>
+          </w:p>
+          <w:p>
+            <w:pPr>
+              <w:spacing w:after="20" w:before="80"/>
+            </w:pPr>
+            <w:r>
+              <w:rPr>
+                <w:rFonts w:ascii="Arial" w:cs="Arial" w:eastAsia="Arial" w:hAnsi="Arial"/>
+                <w:color w:val="666666"/>
+                <w:sz w:val="14"/>
+                <w:szCs w:val="14"/>
+              </w:rPr>
+              <w:t xml:space="preserve">If EDIT, type your requested change here:</w:t>
+            </w:r>
+          </w:p>
+          <w:p>
+            <w:pPr>
+              <w:spacing w:after="400" w:before="0"/>
+            </w:pPr>
+            <w:r>
+              <w:rPr>
+                <w:rFonts w:ascii="Arial" w:cs="Arial" w:eastAsia="Arial" w:hAnsi="Arial"/>
+                <w:sz w:val="17"/>
+                <w:szCs w:val="17"/>
+              </w:rPr>
+              <w:t xml:space="preserve"> </w:t>
+            </w:r>
+          </w:p>
+          <w:p>
+            <w:pPr>
+              <w:spacing w:after="400" w:before="0"/>
+            </w:pPr>
+            <w:r>
+              <w:rPr>
+                <w:rFonts w:ascii="Arial" w:cs="Arial" w:eastAsia="Arial" w:hAnsi="Arial"/>
+                <w:sz w:val="17"/>
+                <w:szCs w:val="17"/>
+              </w:rPr>
+              <w:t xml:space="preserve"> </w:t>
+            </w:r>
+          </w:p>
+          <w:p>
+            <w:pPr>
+              <w:spacing w:after="0" w:before="0"/>
+            </w:pPr>
+            <w:r>
+              <w:rPr>
+                <w:rFonts w:ascii="Arial" w:cs="Arial" w:eastAsia="Arial" w:hAnsi="Arial"/>
+                <w:color w:val="999999"/>
+                <w:sz w:val="12"/>
+                <w:szCs w:val="12"/>
+              </w:rPr>
+              <w:t xml:space="preserve">Item math_2_4 G6</w:t>
             </w:r>
           </w:p>
         </w:tc>
@@ -5612,20 +6667,36 @@
       <w:tr>
         <w:tc>
           <w:tcPr>
-            <w:tcW w:type="dxa" w:w="1050"/>
-            <w:tcBorders>
-              <w:top w:val="single" w:color="999999" w:sz="4"/>
-              <w:left w:val="single" w:color="999999" w:sz="4"/>
-              <w:bottom w:val="single" w:color="999999" w:sz="4"/>
-              <w:right w:val="single" w:color="999999" w:sz="4"/>
-            </w:tcBorders>
-            <w:tcMar>
-              <w:top w:type="dxa" w:w="50"/>
-              <w:left w:type="dxa" w:w="80"/>
-              <w:bottom w:type="dxa" w:w="50"/>
-              <w:right w:type="dxa" w:w="80"/>
-            </w:tcMar>
-          </w:tcPr>
+            <w:tcW w:type="dxa" w:w="1300"/>
+            <w:tcBorders>
+              <w:top w:val="single" w:color="999999" w:sz="4"/>
+              <w:left w:val="single" w:color="999999" w:sz="4"/>
+              <w:bottom w:val="single" w:color="999999" w:sz="4"/>
+              <w:right w:val="single" w:color="999999" w:sz="4"/>
+            </w:tcBorders>
+            <w:tcMar>
+              <w:top w:type="dxa" w:w="50"/>
+              <w:left w:type="dxa" w:w="80"/>
+              <w:bottom w:type="dxa" w:w="50"/>
+              <w:right w:type="dxa" w:w="80"/>
+            </w:tcMar>
+          </w:tcPr>
+          <w:p>
+            <w:pPr>
+              <w:spacing w:after="20" w:before="0"/>
+            </w:pPr>
+            <w:r>
+              <w:rPr>
+                <w:rFonts w:ascii="Arial" w:cs="Arial" w:eastAsia="Arial" w:hAnsi="Arial"/>
+                <w:b/>
+                <w:bCs/>
+                <w:color w:val="1F3864"/>
+                <w:sz w:val="14"/>
+                <w:szCs w:val="14"/>
+              </w:rPr>
+              <w:t xml:space="preserve">SUB-STRAND 2.4 SURFACE AREA AND VOLUME OF SOLIDS</w:t>
+            </w:r>
+          </w:p>
           <w:p>
             <w:pPr>
               <w:spacing w:after="60" w:before="0"/>
@@ -5638,13 +6709,13 @@
                 <w:sz w:val="17"/>
                 <w:szCs w:val="17"/>
               </w:rPr>
-              <w:t xml:space="preserve">051</w:t>
-            </w:r>
-          </w:p>
-        </w:tc>
-        <w:tc>
-          <w:tcPr>
-            <w:tcW w:type="dxa" w:w="2000"/>
+              <w:t xml:space="preserve">math_2_4-051</w:t>
+            </w:r>
+          </w:p>
+        </w:tc>
+        <w:tc>
+          <w:tcPr>
+            <w:tcW w:type="dxa" w:w="1700"/>
             <w:tcBorders>
               <w:top w:val="single" w:color="999999" w:sz="4"/>
               <w:left w:val="single" w:color="999999" w:sz="4"/>
@@ -5689,7 +6760,7 @@
         </w:tc>
         <w:tc>
           <w:tcPr>
-            <w:tcW w:type="dxa" w:w="4600"/>
+            <w:tcW w:type="dxa" w:w="4100"/>
             <w:tcBorders>
               <w:top w:val="single" w:color="999999" w:sz="4"/>
               <w:left w:val="single" w:color="999999" w:sz="4"/>
@@ -5768,7 +6839,7 @@
         </w:tc>
         <w:tc>
           <w:tcPr>
-            <w:tcW w:type="dxa" w:w="3150"/>
+            <w:tcW w:type="dxa" w:w="2700"/>
             <w:tcBorders>
               <w:top w:val="single" w:color="999999" w:sz="4"/>
               <w:left w:val="single" w:color="999999" w:sz="4"/>
@@ -5814,7 +6885,7 @@
         </w:tc>
         <w:tc>
           <w:tcPr>
-            <w:tcW w:type="dxa" w:w="1900"/>
+            <w:tcW w:type="dxa" w:w="1500"/>
             <w:tcBorders>
               <w:top w:val="single" w:color="999999" w:sz="4"/>
               <w:left w:val="single" w:color="999999" w:sz="4"/>
@@ -5844,46 +6915,144 @@
         </w:tc>
         <w:tc>
           <w:tcPr>
-            <w:tcW w:type="dxa" w:w="980"/>
-            <w:tcBorders>
-              <w:top w:val="single" w:color="999999" w:sz="4"/>
-              <w:left w:val="single" w:color="999999" w:sz="4"/>
-              <w:bottom w:val="single" w:color="999999" w:sz="4"/>
-              <w:right w:val="single" w:color="999999" w:sz="4"/>
-            </w:tcBorders>
-            <w:tcMar>
-              <w:top w:type="dxa" w:w="50"/>
-              <w:left w:type="dxa" w:w="80"/>
-              <w:bottom w:type="dxa" w:w="50"/>
-              <w:right w:type="dxa" w:w="80"/>
-            </w:tcMar>
-          </w:tcPr>
-          <w:p>
-            <w:pPr>
-              <w:spacing w:after="60" w:before="0"/>
-              <w:jc w:val="center"/>
-            </w:pPr>
-            <w:r>
-              <w:rPr>
-                <w:rFonts w:ascii="Arial" w:cs="Arial" w:eastAsia="Arial" w:hAnsi="Arial"/>
-                <w:sz w:val="22"/>
-                <w:szCs w:val="22"/>
-              </w:rPr>
-              <w:t xml:space="preserve">☐</w:t>
-            </w:r>
-          </w:p>
-          <w:p>
-            <w:pPr>
-              <w:spacing w:after="60" w:before="0"/>
-              <w:jc w:val="center"/>
-            </w:pPr>
-            <w:r>
-              <w:rPr>
-                <w:rFonts w:ascii="Arial" w:cs="Arial" w:eastAsia="Arial" w:hAnsi="Arial"/>
-                <w:sz w:val="13"/>
-                <w:szCs w:val="13"/>
-              </w:rPr>
-              <w:t xml:space="preserve">Accept / reject / edit</w:t>
+            <w:tcW w:type="dxa" w:w="2380"/>
+            <w:tcBorders>
+              <w:top w:val="single" w:color="999999" w:sz="4"/>
+              <w:left w:val="single" w:color="999999" w:sz="4"/>
+              <w:bottom w:val="single" w:color="999999" w:sz="4"/>
+              <w:right w:val="single" w:color="999999" w:sz="4"/>
+            </w:tcBorders>
+            <w:tcMar>
+              <w:top w:type="dxa" w:w="50"/>
+              <w:left w:type="dxa" w:w="80"/>
+              <w:bottom w:type="dxa" w:w="50"/>
+              <w:right w:type="dxa" w:w="80"/>
+            </w:tcMar>
+          </w:tcPr>
+          <w:p>
+            <w:pPr>
+              <w:spacing w:after="20" w:before="0"/>
+            </w:pPr>
+            <w:r>
+              <w:rPr>
+                <w:rFonts w:ascii="Arial" w:cs="Arial" w:eastAsia="Arial" w:hAnsi="Arial"/>
+                <w:color w:val="666666"/>
+                <w:sz w:val="14"/>
+                <w:szCs w:val="14"/>
+              </w:rPr>
+              <w:t xml:space="preserve">Tick ONE:</w:t>
+            </w:r>
+          </w:p>
+          <w:p>
+            <w:pPr>
+              <w:spacing w:after="40" w:before="40"/>
+            </w:pPr>
+            <w:sdt>
+              <w:sdtPr>
+                <w14:checkbox>
+                  <w14:checked w14:val="0"/>
+                  <w14:checkedState w14:val="2612" w14:font="MS Gothic"/>
+                  <w14:uncheckedState w14:val="2610" w14:font="MS Gothic"/>
+                </w14:checkbox>
+              </w:sdtPr>
+              <w:sdtContent>
+                <w:r>
+                  <w:sym w:char="2610" w:font="MS Gothic"/>
+                </w:r>
+              </w:sdtContent>
+            </w:sdt>
+            <w:r>
+              <w:rPr>
+                <w:rFonts w:ascii="Arial" w:cs="Arial" w:eastAsia="Arial" w:hAnsi="Arial"/>
+                <w:b/>
+                <w:bCs/>
+                <w:sz w:val="18"/>
+                <w:szCs w:val="18"/>
+              </w:rPr>
+              <w:t xml:space="preserve"> ACCEPT</w:t>
+            </w:r>
+          </w:p>
+          <w:p>
+            <w:pPr>
+              <w:spacing w:after="40" w:before="40"/>
+            </w:pPr>
+            <w:sdt>
+              <w:sdtPr>
+                <w14:checkbox>
+                  <w14:checked w14:val="0"/>
+                  <w14:checkedState w14:val="2612" w14:font="MS Gothic"/>
+                  <w14:uncheckedState w14:val="2610" w14:font="MS Gothic"/>
+                </w14:checkbox>
+              </w:sdtPr>
+              <w:sdtContent>
+                <w:r>
+                  <w:sym w:char="2610" w:font="MS Gothic"/>
+                </w:r>
+              </w:sdtContent>
+            </w:sdt>
+            <w:r>
+              <w:rPr>
+                <w:rFonts w:ascii="Arial" w:cs="Arial" w:eastAsia="Arial" w:hAnsi="Arial"/>
+                <w:b/>
+                <w:bCs/>
+                <w:sz w:val="18"/>
+                <w:szCs w:val="18"/>
+              </w:rPr>
+              <w:t xml:space="preserve"> EDIT</w:t>
+            </w:r>
+          </w:p>
+          <w:p>
+            <w:pPr>
+              <w:spacing w:after="20" w:before="80"/>
+            </w:pPr>
+            <w:r>
+              <w:rPr>
+                <w:rFonts w:ascii="Arial" w:cs="Arial" w:eastAsia="Arial" w:hAnsi="Arial"/>
+                <w:color w:val="666666"/>
+                <w:sz w:val="14"/>
+                <w:szCs w:val="14"/>
+              </w:rPr>
+              <w:t xml:space="preserve">If EDIT, type your requested change here:</w:t>
+            </w:r>
+          </w:p>
+          <w:p>
+            <w:pPr>
+              <w:spacing w:after="400" w:before="0"/>
+            </w:pPr>
+            <w:r>
+              <w:rPr>
+                <w:rFonts w:ascii="Arial" w:cs="Arial" w:eastAsia="Arial" w:hAnsi="Arial"/>
+                <w:sz w:val="17"/>
+                <w:szCs w:val="17"/>
+              </w:rPr>
+              <w:t xml:space="preserve"> </w:t>
+            </w:r>
+          </w:p>
+          <w:p>
+            <w:pPr>
+              <w:spacing w:after="400" w:before="0"/>
+            </w:pPr>
+            <w:r>
+              <w:rPr>
+                <w:rFonts w:ascii="Arial" w:cs="Arial" w:eastAsia="Arial" w:hAnsi="Arial"/>
+                <w:sz w:val="17"/>
+                <w:szCs w:val="17"/>
+              </w:rPr>
+              <w:t xml:space="preserve"> </w:t>
+            </w:r>
+          </w:p>
+          <w:p>
+            <w:pPr>
+              <w:spacing w:after="0" w:before="0"/>
+            </w:pPr>
+            <w:r>
+              <w:rPr>
+                <w:rFonts w:ascii="Arial" w:cs="Arial" w:eastAsia="Arial" w:hAnsi="Arial"/>
+                <w:color w:val="999999"/>
+                <w:sz w:val="12"/>
+                <w:szCs w:val="12"/>
+              </w:rPr>
+              <w:t xml:space="preserve">Item math_2_4-051</w:t>
             </w:r>
           </w:p>
         </w:tc>
@@ -5891,7 +7060,7 @@
       <w:tr>
         <w:tc>
           <w:tcPr>
-            <w:tcW w:type="dxa" w:w="1050"/>
+            <w:tcW w:type="dxa" w:w="1300"/>
             <w:tcBorders>
               <w:top w:val="single" w:color="999999" w:sz="4"/>
               <w:left w:val="single" w:color="999999" w:sz="4"/>
@@ -5908,6 +7077,22 @@
           </w:tcPr>
           <w:p>
             <w:pPr>
+              <w:spacing w:after="20" w:before="0"/>
+            </w:pPr>
+            <w:r>
+              <w:rPr>
+                <w:rFonts w:ascii="Arial" w:cs="Arial" w:eastAsia="Arial" w:hAnsi="Arial"/>
+                <w:b/>
+                <w:bCs/>
+                <w:color w:val="1F3864"/>
+                <w:sz w:val="14"/>
+                <w:szCs w:val="14"/>
+              </w:rPr>
+              <w:t xml:space="preserve">SUB-STRAND 2.4 SURFACE AREA AND VOLUME OF SOLIDS</w:t>
+            </w:r>
+          </w:p>
+          <w:p>
+            <w:pPr>
               <w:spacing w:after="60" w:before="0"/>
             </w:pPr>
             <w:r>
@@ -5918,7 +7103,7 @@
                 <w:sz w:val="17"/>
                 <w:szCs w:val="17"/>
               </w:rPr>
-              <w:t xml:space="preserve">G9</w:t>
+              <w:t xml:space="preserve">math_2_4 G9 (group)</w:t>
             </w:r>
           </w:p>
           <w:p>
@@ -5972,7 +7157,7 @@
         </w:tc>
         <w:tc>
           <w:tcPr>
-            <w:tcW w:type="dxa" w:w="2000"/>
+            <w:tcW w:type="dxa" w:w="1700"/>
             <w:tcBorders>
               <w:top w:val="single" w:color="999999" w:sz="4"/>
               <w:left w:val="single" w:color="999999" w:sz="4"/>
@@ -6033,7 +7218,7 @@
         </w:tc>
         <w:tc>
           <w:tcPr>
-            <w:tcW w:type="dxa" w:w="4600"/>
+            <w:tcW w:type="dxa" w:w="4100"/>
             <w:tcBorders>
               <w:top w:val="single" w:color="999999" w:sz="4"/>
               <w:left w:val="single" w:color="999999" w:sz="4"/>
@@ -6168,7 +7353,7 @@
         </w:tc>
         <w:tc>
           <w:tcPr>
-            <w:tcW w:type="dxa" w:w="3150"/>
+            <w:tcW w:type="dxa" w:w="2700"/>
             <w:tcBorders>
               <w:top w:val="single" w:color="999999" w:sz="4"/>
               <w:left w:val="single" w:color="999999" w:sz="4"/>
@@ -6215,7 +7400,7 @@
         </w:tc>
         <w:tc>
           <w:tcPr>
-            <w:tcW w:type="dxa" w:w="1900"/>
+            <w:tcW w:type="dxa" w:w="1500"/>
             <w:tcBorders>
               <w:top w:val="single" w:color="999999" w:sz="4"/>
               <w:left w:val="single" w:color="999999" w:sz="4"/>
@@ -6246,7 +7431,7 @@
         </w:tc>
         <w:tc>
           <w:tcPr>
-            <w:tcW w:type="dxa" w:w="980"/>
+            <w:tcW w:type="dxa" w:w="2380"/>
             <w:tcBorders>
               <w:top w:val="single" w:color="999999" w:sz="4"/>
               <w:left w:val="single" w:color="999999" w:sz="4"/>
@@ -6263,30 +7448,128 @@
           </w:tcPr>
           <w:p>
             <w:pPr>
-              <w:spacing w:after="60" w:before="0"/>
-              <w:jc w:val="center"/>
-            </w:pPr>
-            <w:r>
-              <w:rPr>
-                <w:rFonts w:ascii="Arial" w:cs="Arial" w:eastAsia="Arial" w:hAnsi="Arial"/>
-                <w:sz w:val="22"/>
-                <w:szCs w:val="22"/>
-              </w:rPr>
-              <w:t xml:space="preserve">☐</w:t>
-            </w:r>
-          </w:p>
-          <w:p>
-            <w:pPr>
-              <w:spacing w:after="60" w:before="0"/>
-              <w:jc w:val="center"/>
-            </w:pPr>
-            <w:r>
-              <w:rPr>
-                <w:rFonts w:ascii="Arial" w:cs="Arial" w:eastAsia="Arial" w:hAnsi="Arial"/>
-                <w:sz w:val="13"/>
-                <w:szCs w:val="13"/>
-              </w:rPr>
-              <w:t xml:space="preserve">Accept / reject / edit</w:t>
+              <w:spacing w:after="20" w:before="0"/>
+            </w:pPr>
+            <w:r>
+              <w:rPr>
+                <w:rFonts w:ascii="Arial" w:cs="Arial" w:eastAsia="Arial" w:hAnsi="Arial"/>
+                <w:color w:val="666666"/>
+                <w:sz w:val="14"/>
+                <w:szCs w:val="14"/>
+              </w:rPr>
+              <w:t xml:space="preserve">Tick ONE:</w:t>
+            </w:r>
+          </w:p>
+          <w:p>
+            <w:pPr>
+              <w:spacing w:after="40" w:before="40"/>
+            </w:pPr>
+            <w:sdt>
+              <w:sdtPr>
+                <w14:checkbox>
+                  <w14:checked w14:val="0"/>
+                  <w14:checkedState w14:val="2612" w14:font="MS Gothic"/>
+                  <w14:uncheckedState w14:val="2610" w14:font="MS Gothic"/>
+                </w14:checkbox>
+              </w:sdtPr>
+              <w:sdtContent>
+                <w:r>
+                  <w:sym w:char="2610" w:font="MS Gothic"/>
+                </w:r>
+              </w:sdtContent>
+            </w:sdt>
+            <w:r>
+              <w:rPr>
+                <w:rFonts w:ascii="Arial" w:cs="Arial" w:eastAsia="Arial" w:hAnsi="Arial"/>
+                <w:b/>
+                <w:bCs/>
+                <w:sz w:val="18"/>
+                <w:szCs w:val="18"/>
+              </w:rPr>
+              <w:t xml:space="preserve"> ACCEPT</w:t>
+            </w:r>
+          </w:p>
+          <w:p>
+            <w:pPr>
+              <w:spacing w:after="40" w:before="40"/>
+            </w:pPr>
+            <w:sdt>
+              <w:sdtPr>
+                <w14:checkbox>
+                  <w14:checked w14:val="0"/>
+                  <w14:checkedState w14:val="2612" w14:font="MS Gothic"/>
+                  <w14:uncheckedState w14:val="2610" w14:font="MS Gothic"/>
+                </w14:checkbox>
+              </w:sdtPr>
+              <w:sdtContent>
+                <w:r>
+                  <w:sym w:char="2610" w:font="MS Gothic"/>
+                </w:r>
+              </w:sdtContent>
+            </w:sdt>
+            <w:r>
+              <w:rPr>
+                <w:rFonts w:ascii="Arial" w:cs="Arial" w:eastAsia="Arial" w:hAnsi="Arial"/>
+                <w:b/>
+                <w:bCs/>
+                <w:sz w:val="18"/>
+                <w:szCs w:val="18"/>
+              </w:rPr>
+              <w:t xml:space="preserve"> EDIT</w:t>
+            </w:r>
+          </w:p>
+          <w:p>
+            <w:pPr>
+              <w:spacing w:after="20" w:before="80"/>
+            </w:pPr>
+            <w:r>
+              <w:rPr>
+                <w:rFonts w:ascii="Arial" w:cs="Arial" w:eastAsia="Arial" w:hAnsi="Arial"/>
+                <w:color w:val="666666"/>
+                <w:sz w:val="14"/>
+                <w:szCs w:val="14"/>
+              </w:rPr>
+              <w:t xml:space="preserve">If EDIT, type your requested change here:</w:t>
+            </w:r>
+          </w:p>
+          <w:p>
+            <w:pPr>
+              <w:spacing w:after="400" w:before="0"/>
+            </w:pPr>
+            <w:r>
+              <w:rPr>
+                <w:rFonts w:ascii="Arial" w:cs="Arial" w:eastAsia="Arial" w:hAnsi="Arial"/>
+                <w:sz w:val="17"/>
+                <w:szCs w:val="17"/>
+              </w:rPr>
+              <w:t xml:space="preserve"> </w:t>
+            </w:r>
+          </w:p>
+          <w:p>
+            <w:pPr>
+              <w:spacing w:after="400" w:before="0"/>
+            </w:pPr>
+            <w:r>
+              <w:rPr>
+                <w:rFonts w:ascii="Arial" w:cs="Arial" w:eastAsia="Arial" w:hAnsi="Arial"/>
+                <w:sz w:val="17"/>
+                <w:szCs w:val="17"/>
+              </w:rPr>
+              <w:t xml:space="preserve"> </w:t>
+            </w:r>
+          </w:p>
+          <w:p>
+            <w:pPr>
+              <w:spacing w:after="0" w:before="0"/>
+            </w:pPr>
+            <w:r>
+              <w:rPr>
+                <w:rFonts w:ascii="Arial" w:cs="Arial" w:eastAsia="Arial" w:hAnsi="Arial"/>
+                <w:color w:val="999999"/>
+                <w:sz w:val="12"/>
+                <w:szCs w:val="12"/>
+              </w:rPr>
+              <w:t xml:space="preserve">Item math_2_4 G9</w:t>
             </w:r>
           </w:p>
         </w:tc>
@@ -6294,20 +7577,36 @@
       <w:tr>
         <w:tc>
           <w:tcPr>
-            <w:tcW w:type="dxa" w:w="1050"/>
-            <w:tcBorders>
-              <w:top w:val="single" w:color="999999" w:sz="4"/>
-              <w:left w:val="single" w:color="999999" w:sz="4"/>
-              <w:bottom w:val="single" w:color="999999" w:sz="4"/>
-              <w:right w:val="single" w:color="999999" w:sz="4"/>
-            </w:tcBorders>
-            <w:tcMar>
-              <w:top w:type="dxa" w:w="50"/>
-              <w:left w:type="dxa" w:w="80"/>
-              <w:bottom w:type="dxa" w:w="50"/>
-              <w:right w:type="dxa" w:w="80"/>
-            </w:tcMar>
-          </w:tcPr>
+            <w:tcW w:type="dxa" w:w="1300"/>
+            <w:tcBorders>
+              <w:top w:val="single" w:color="999999" w:sz="4"/>
+              <w:left w:val="single" w:color="999999" w:sz="4"/>
+              <w:bottom w:val="single" w:color="999999" w:sz="4"/>
+              <w:right w:val="single" w:color="999999" w:sz="4"/>
+            </w:tcBorders>
+            <w:tcMar>
+              <w:top w:type="dxa" w:w="50"/>
+              <w:left w:type="dxa" w:w="80"/>
+              <w:bottom w:type="dxa" w:w="50"/>
+              <w:right w:type="dxa" w:w="80"/>
+            </w:tcMar>
+          </w:tcPr>
+          <w:p>
+            <w:pPr>
+              <w:spacing w:after="20" w:before="0"/>
+            </w:pPr>
+            <w:r>
+              <w:rPr>
+                <w:rFonts w:ascii="Arial" w:cs="Arial" w:eastAsia="Arial" w:hAnsi="Arial"/>
+                <w:b/>
+                <w:bCs/>
+                <w:color w:val="1F3864"/>
+                <w:sz w:val="14"/>
+                <w:szCs w:val="14"/>
+              </w:rPr>
+              <w:t xml:space="preserve">SUB-STRAND 2.4 SURFACE AREA AND VOLUME OF SOLIDS</w:t>
+            </w:r>
+          </w:p>
           <w:p>
             <w:pPr>
               <w:spacing w:after="60" w:before="0"/>
@@ -6320,7 +7619,7 @@
                 <w:sz w:val="17"/>
                 <w:szCs w:val="17"/>
               </w:rPr>
-              <w:t xml:space="preserve">G7</w:t>
+              <w:t xml:space="preserve">math_2_4 G7 (group)</w:t>
             </w:r>
           </w:p>
           <w:p>
@@ -6342,7 +7641,7 @@
         </w:tc>
         <w:tc>
           <w:tcPr>
-            <w:tcW w:type="dxa" w:w="2000"/>
+            <w:tcW w:type="dxa" w:w="1700"/>
             <w:tcBorders>
               <w:top w:val="single" w:color="999999" w:sz="4"/>
               <w:left w:val="single" w:color="999999" w:sz="4"/>
@@ -6402,7 +7701,7 @@
         </w:tc>
         <w:tc>
           <w:tcPr>
-            <w:tcW w:type="dxa" w:w="4600"/>
+            <w:tcW w:type="dxa" w:w="4100"/>
             <w:tcBorders>
               <w:top w:val="single" w:color="999999" w:sz="4"/>
               <w:left w:val="single" w:color="999999" w:sz="4"/>
@@ -6560,7 +7859,7 @@
         </w:tc>
         <w:tc>
           <w:tcPr>
-            <w:tcW w:type="dxa" w:w="3150"/>
+            <w:tcW w:type="dxa" w:w="2700"/>
             <w:tcBorders>
               <w:top w:val="single" w:color="999999" w:sz="4"/>
               <w:left w:val="single" w:color="999999" w:sz="4"/>
@@ -6606,7 +7905,7 @@
         </w:tc>
         <w:tc>
           <w:tcPr>
-            <w:tcW w:type="dxa" w:w="1900"/>
+            <w:tcW w:type="dxa" w:w="1500"/>
             <w:tcBorders>
               <w:top w:val="single" w:color="999999" w:sz="4"/>
               <w:left w:val="single" w:color="999999" w:sz="4"/>
@@ -6636,46 +7935,144 @@
         </w:tc>
         <w:tc>
           <w:tcPr>
-            <w:tcW w:type="dxa" w:w="980"/>
-            <w:tcBorders>
-              <w:top w:val="single" w:color="999999" w:sz="4"/>
-              <w:left w:val="single" w:color="999999" w:sz="4"/>
-              <w:bottom w:val="single" w:color="999999" w:sz="4"/>
-              <w:right w:val="single" w:color="999999" w:sz="4"/>
-            </w:tcBorders>
-            <w:tcMar>
-              <w:top w:type="dxa" w:w="50"/>
-              <w:left w:type="dxa" w:w="80"/>
-              <w:bottom w:type="dxa" w:w="50"/>
-              <w:right w:type="dxa" w:w="80"/>
-            </w:tcMar>
-          </w:tcPr>
-          <w:p>
-            <w:pPr>
-              <w:spacing w:after="60" w:before="0"/>
-              <w:jc w:val="center"/>
-            </w:pPr>
-            <w:r>
-              <w:rPr>
-                <w:rFonts w:ascii="Arial" w:cs="Arial" w:eastAsia="Arial" w:hAnsi="Arial"/>
-                <w:sz w:val="22"/>
-                <w:szCs w:val="22"/>
-              </w:rPr>
-              <w:t xml:space="preserve">☐</w:t>
-            </w:r>
-          </w:p>
-          <w:p>
-            <w:pPr>
-              <w:spacing w:after="60" w:before="0"/>
-              <w:jc w:val="center"/>
-            </w:pPr>
-            <w:r>
-              <w:rPr>
-                <w:rFonts w:ascii="Arial" w:cs="Arial" w:eastAsia="Arial" w:hAnsi="Arial"/>
-                <w:sz w:val="13"/>
-                <w:szCs w:val="13"/>
-              </w:rPr>
-              <w:t xml:space="preserve">Accept / reject / edit</w:t>
+            <w:tcW w:type="dxa" w:w="2380"/>
+            <w:tcBorders>
+              <w:top w:val="single" w:color="999999" w:sz="4"/>
+              <w:left w:val="single" w:color="999999" w:sz="4"/>
+              <w:bottom w:val="single" w:color="999999" w:sz="4"/>
+              <w:right w:val="single" w:color="999999" w:sz="4"/>
+            </w:tcBorders>
+            <w:tcMar>
+              <w:top w:type="dxa" w:w="50"/>
+              <w:left w:type="dxa" w:w="80"/>
+              <w:bottom w:type="dxa" w:w="50"/>
+              <w:right w:type="dxa" w:w="80"/>
+            </w:tcMar>
+          </w:tcPr>
+          <w:p>
+            <w:pPr>
+              <w:spacing w:after="20" w:before="0"/>
+            </w:pPr>
+            <w:r>
+              <w:rPr>
+                <w:rFonts w:ascii="Arial" w:cs="Arial" w:eastAsia="Arial" w:hAnsi="Arial"/>
+                <w:color w:val="666666"/>
+                <w:sz w:val="14"/>
+                <w:szCs w:val="14"/>
+              </w:rPr>
+              <w:t xml:space="preserve">Tick ONE:</w:t>
+            </w:r>
+          </w:p>
+          <w:p>
+            <w:pPr>
+              <w:spacing w:after="40" w:before="40"/>
+            </w:pPr>
+            <w:sdt>
+              <w:sdtPr>
+                <w14:checkbox>
+                  <w14:checked w14:val="0"/>
+                  <w14:checkedState w14:val="2612" w14:font="MS Gothic"/>
+                  <w14:uncheckedState w14:val="2610" w14:font="MS Gothic"/>
+                </w14:checkbox>
+              </w:sdtPr>
+              <w:sdtContent>
+                <w:r>
+                  <w:sym w:char="2610" w:font="MS Gothic"/>
+                </w:r>
+              </w:sdtContent>
+            </w:sdt>
+            <w:r>
+              <w:rPr>
+                <w:rFonts w:ascii="Arial" w:cs="Arial" w:eastAsia="Arial" w:hAnsi="Arial"/>
+                <w:b/>
+                <w:bCs/>
+                <w:sz w:val="18"/>
+                <w:szCs w:val="18"/>
+              </w:rPr>
+              <w:t xml:space="preserve"> ACCEPT</w:t>
+            </w:r>
+          </w:p>
+          <w:p>
+            <w:pPr>
+              <w:spacing w:after="40" w:before="40"/>
+            </w:pPr>
+            <w:sdt>
+              <w:sdtPr>
+                <w14:checkbox>
+                  <w14:checked w14:val="0"/>
+                  <w14:checkedState w14:val="2612" w14:font="MS Gothic"/>
+                  <w14:uncheckedState w14:val="2610" w14:font="MS Gothic"/>
+                </w14:checkbox>
+              </w:sdtPr>
+              <w:sdtContent>
+                <w:r>
+                  <w:sym w:char="2610" w:font="MS Gothic"/>
+                </w:r>
+              </w:sdtContent>
+            </w:sdt>
+            <w:r>
+              <w:rPr>
+                <w:rFonts w:ascii="Arial" w:cs="Arial" w:eastAsia="Arial" w:hAnsi="Arial"/>
+                <w:b/>
+                <w:bCs/>
+                <w:sz w:val="18"/>
+                <w:szCs w:val="18"/>
+              </w:rPr>
+              <w:t xml:space="preserve"> EDIT</w:t>
+            </w:r>
+          </w:p>
+          <w:p>
+            <w:pPr>
+              <w:spacing w:after="20" w:before="80"/>
+            </w:pPr>
+            <w:r>
+              <w:rPr>
+                <w:rFonts w:ascii="Arial" w:cs="Arial" w:eastAsia="Arial" w:hAnsi="Arial"/>
+                <w:color w:val="666666"/>
+                <w:sz w:val="14"/>
+                <w:szCs w:val="14"/>
+              </w:rPr>
+              <w:t xml:space="preserve">If EDIT, type your requested change here:</w:t>
+            </w:r>
+          </w:p>
+          <w:p>
+            <w:pPr>
+              <w:spacing w:after="400" w:before="0"/>
+            </w:pPr>
+            <w:r>
+              <w:rPr>
+                <w:rFonts w:ascii="Arial" w:cs="Arial" w:eastAsia="Arial" w:hAnsi="Arial"/>
+                <w:sz w:val="17"/>
+                <w:szCs w:val="17"/>
+              </w:rPr>
+              <w:t xml:space="preserve"> </w:t>
+            </w:r>
+          </w:p>
+          <w:p>
+            <w:pPr>
+              <w:spacing w:after="400" w:before="0"/>
+            </w:pPr>
+            <w:r>
+              <w:rPr>
+                <w:rFonts w:ascii="Arial" w:cs="Arial" w:eastAsia="Arial" w:hAnsi="Arial"/>
+                <w:sz w:val="17"/>
+                <w:szCs w:val="17"/>
+              </w:rPr>
+              <w:t xml:space="preserve"> </w:t>
+            </w:r>
+          </w:p>
+          <w:p>
+            <w:pPr>
+              <w:spacing w:after="0" w:before="0"/>
+            </w:pPr>
+            <w:r>
+              <w:rPr>
+                <w:rFonts w:ascii="Arial" w:cs="Arial" w:eastAsia="Arial" w:hAnsi="Arial"/>
+                <w:color w:val="999999"/>
+                <w:sz w:val="12"/>
+                <w:szCs w:val="12"/>
+              </w:rPr>
+              <w:t xml:space="preserve">Item math_2_4 G7</w:t>
             </w:r>
           </w:p>
         </w:tc>
@@ -6683,20 +8080,36 @@
       <w:tr>
         <w:tc>
           <w:tcPr>
-            <w:tcW w:type="dxa" w:w="1050"/>
-            <w:tcBorders>
-              <w:top w:val="single" w:color="999999" w:sz="4"/>
-              <w:left w:val="single" w:color="999999" w:sz="4"/>
-              <w:bottom w:val="single" w:color="999999" w:sz="4"/>
-              <w:right w:val="single" w:color="999999" w:sz="4"/>
-            </w:tcBorders>
-            <w:tcMar>
-              <w:top w:type="dxa" w:w="50"/>
-              <w:left w:type="dxa" w:w="80"/>
-              <w:bottom w:type="dxa" w:w="50"/>
-              <w:right w:type="dxa" w:w="80"/>
-            </w:tcMar>
-          </w:tcPr>
+            <w:tcW w:type="dxa" w:w="1300"/>
+            <w:tcBorders>
+              <w:top w:val="single" w:color="999999" w:sz="4"/>
+              <w:left w:val="single" w:color="999999" w:sz="4"/>
+              <w:bottom w:val="single" w:color="999999" w:sz="4"/>
+              <w:right w:val="single" w:color="999999" w:sz="4"/>
+            </w:tcBorders>
+            <w:tcMar>
+              <w:top w:type="dxa" w:w="50"/>
+              <w:left w:type="dxa" w:w="80"/>
+              <w:bottom w:type="dxa" w:w="50"/>
+              <w:right w:type="dxa" w:w="80"/>
+            </w:tcMar>
+          </w:tcPr>
+          <w:p>
+            <w:pPr>
+              <w:spacing w:after="20" w:before="0"/>
+            </w:pPr>
+            <w:r>
+              <w:rPr>
+                <w:rFonts w:ascii="Arial" w:cs="Arial" w:eastAsia="Arial" w:hAnsi="Arial"/>
+                <w:b/>
+                <w:bCs/>
+                <w:color w:val="1F3864"/>
+                <w:sz w:val="14"/>
+                <w:szCs w:val="14"/>
+              </w:rPr>
+              <w:t xml:space="preserve">SUB-STRAND 2.4 SURFACE AREA AND VOLUME OF SOLIDS</w:t>
+            </w:r>
+          </w:p>
           <w:p>
             <w:pPr>
               <w:spacing w:after="60" w:before="0"/>
@@ -6709,7 +8122,7 @@
                 <w:sz w:val="17"/>
                 <w:szCs w:val="17"/>
               </w:rPr>
-              <w:t xml:space="preserve">G3</w:t>
+              <w:t xml:space="preserve">math_2_4 G3 (group)</w:t>
             </w:r>
           </w:p>
           <w:p>
@@ -6747,7 +8160,7 @@
         </w:tc>
         <w:tc>
           <w:tcPr>
-            <w:tcW w:type="dxa" w:w="2000"/>
+            <w:tcW w:type="dxa" w:w="1700"/>
             <w:tcBorders>
               <w:top w:val="single" w:color="999999" w:sz="4"/>
               <w:left w:val="single" w:color="999999" w:sz="4"/>
@@ -6807,7 +8220,7 @@
         </w:tc>
         <w:tc>
           <w:tcPr>
-            <w:tcW w:type="dxa" w:w="4600"/>
+            <w:tcW w:type="dxa" w:w="4100"/>
             <w:tcBorders>
               <w:top w:val="single" w:color="999999" w:sz="4"/>
               <w:left w:val="single" w:color="999999" w:sz="4"/>
@@ -7472,7 +8885,7 @@
         </w:tc>
         <w:tc>
           <w:tcPr>
-            <w:tcW w:type="dxa" w:w="3150"/>
+            <w:tcW w:type="dxa" w:w="2700"/>
             <w:tcBorders>
               <w:top w:val="single" w:color="999999" w:sz="4"/>
               <w:left w:val="single" w:color="999999" w:sz="4"/>
@@ -7518,7 +8931,7 @@
         </w:tc>
         <w:tc>
           <w:tcPr>
-            <w:tcW w:type="dxa" w:w="1900"/>
+            <w:tcW w:type="dxa" w:w="1500"/>
             <w:tcBorders>
               <w:top w:val="single" w:color="999999" w:sz="4"/>
               <w:left w:val="single" w:color="999999" w:sz="4"/>
@@ -7548,46 +8961,144 @@
         </w:tc>
         <w:tc>
           <w:tcPr>
-            <w:tcW w:type="dxa" w:w="980"/>
-            <w:tcBorders>
-              <w:top w:val="single" w:color="999999" w:sz="4"/>
-              <w:left w:val="single" w:color="999999" w:sz="4"/>
-              <w:bottom w:val="single" w:color="999999" w:sz="4"/>
-              <w:right w:val="single" w:color="999999" w:sz="4"/>
-            </w:tcBorders>
-            <w:tcMar>
-              <w:top w:type="dxa" w:w="50"/>
-              <w:left w:type="dxa" w:w="80"/>
-              <w:bottom w:type="dxa" w:w="50"/>
-              <w:right w:type="dxa" w:w="80"/>
-            </w:tcMar>
-          </w:tcPr>
-          <w:p>
-            <w:pPr>
-              <w:spacing w:after="60" w:before="0"/>
-              <w:jc w:val="center"/>
-            </w:pPr>
-            <w:r>
-              <w:rPr>
-                <w:rFonts w:ascii="Arial" w:cs="Arial" w:eastAsia="Arial" w:hAnsi="Arial"/>
-                <w:sz w:val="22"/>
-                <w:szCs w:val="22"/>
-              </w:rPr>
-              <w:t xml:space="preserve">☐</w:t>
-            </w:r>
-          </w:p>
-          <w:p>
-            <w:pPr>
-              <w:spacing w:after="60" w:before="0"/>
-              <w:jc w:val="center"/>
-            </w:pPr>
-            <w:r>
-              <w:rPr>
-                <w:rFonts w:ascii="Arial" w:cs="Arial" w:eastAsia="Arial" w:hAnsi="Arial"/>
-                <w:sz w:val="13"/>
-                <w:szCs w:val="13"/>
-              </w:rPr>
-              <w:t xml:space="preserve">Accept / reject / edit</w:t>
+            <w:tcW w:type="dxa" w:w="2380"/>
+            <w:tcBorders>
+              <w:top w:val="single" w:color="999999" w:sz="4"/>
+              <w:left w:val="single" w:color="999999" w:sz="4"/>
+              <w:bottom w:val="single" w:color="999999" w:sz="4"/>
+              <w:right w:val="single" w:color="999999" w:sz="4"/>
+            </w:tcBorders>
+            <w:tcMar>
+              <w:top w:type="dxa" w:w="50"/>
+              <w:left w:type="dxa" w:w="80"/>
+              <w:bottom w:type="dxa" w:w="50"/>
+              <w:right w:type="dxa" w:w="80"/>
+            </w:tcMar>
+          </w:tcPr>
+          <w:p>
+            <w:pPr>
+              <w:spacing w:after="20" w:before="0"/>
+            </w:pPr>
+            <w:r>
+              <w:rPr>
+                <w:rFonts w:ascii="Arial" w:cs="Arial" w:eastAsia="Arial" w:hAnsi="Arial"/>
+                <w:color w:val="666666"/>
+                <w:sz w:val="14"/>
+                <w:szCs w:val="14"/>
+              </w:rPr>
+              <w:t xml:space="preserve">Tick ONE:</w:t>
+            </w:r>
+          </w:p>
+          <w:p>
+            <w:pPr>
+              <w:spacing w:after="40" w:before="40"/>
+            </w:pPr>
+            <w:sdt>
+              <w:sdtPr>
+                <w14:checkbox>
+                  <w14:checked w14:val="0"/>
+                  <w14:checkedState w14:val="2612" w14:font="MS Gothic"/>
+                  <w14:uncheckedState w14:val="2610" w14:font="MS Gothic"/>
+                </w14:checkbox>
+              </w:sdtPr>
+              <w:sdtContent>
+                <w:r>
+                  <w:sym w:char="2610" w:font="MS Gothic"/>
+                </w:r>
+              </w:sdtContent>
+            </w:sdt>
+            <w:r>
+              <w:rPr>
+                <w:rFonts w:ascii="Arial" w:cs="Arial" w:eastAsia="Arial" w:hAnsi="Arial"/>
+                <w:b/>
+                <w:bCs/>
+                <w:sz w:val="18"/>
+                <w:szCs w:val="18"/>
+              </w:rPr>
+              <w:t xml:space="preserve"> ACCEPT</w:t>
+            </w:r>
+          </w:p>
+          <w:p>
+            <w:pPr>
+              <w:spacing w:after="40" w:before="40"/>
+            </w:pPr>
+            <w:sdt>
+              <w:sdtPr>
+                <w14:checkbox>
+                  <w14:checked w14:val="0"/>
+                  <w14:checkedState w14:val="2612" w14:font="MS Gothic"/>
+                  <w14:uncheckedState w14:val="2610" w14:font="MS Gothic"/>
+                </w14:checkbox>
+              </w:sdtPr>
+              <w:sdtContent>
+                <w:r>
+                  <w:sym w:char="2610" w:font="MS Gothic"/>
+                </w:r>
+              </w:sdtContent>
+            </w:sdt>
+            <w:r>
+              <w:rPr>
+                <w:rFonts w:ascii="Arial" w:cs="Arial" w:eastAsia="Arial" w:hAnsi="Arial"/>
+                <w:b/>
+                <w:bCs/>
+                <w:sz w:val="18"/>
+                <w:szCs w:val="18"/>
+              </w:rPr>
+              <w:t xml:space="preserve"> EDIT</w:t>
+            </w:r>
+          </w:p>
+          <w:p>
+            <w:pPr>
+              <w:spacing w:after="20" w:before="80"/>
+            </w:pPr>
+            <w:r>
+              <w:rPr>
+                <w:rFonts w:ascii="Arial" w:cs="Arial" w:eastAsia="Arial" w:hAnsi="Arial"/>
+                <w:color w:val="666666"/>
+                <w:sz w:val="14"/>
+                <w:szCs w:val="14"/>
+              </w:rPr>
+              <w:t xml:space="preserve">If EDIT, type your requested change here:</w:t>
+            </w:r>
+          </w:p>
+          <w:p>
+            <w:pPr>
+              <w:spacing w:after="400" w:before="0"/>
+            </w:pPr>
+            <w:r>
+              <w:rPr>
+                <w:rFonts w:ascii="Arial" w:cs="Arial" w:eastAsia="Arial" w:hAnsi="Arial"/>
+                <w:sz w:val="17"/>
+                <w:szCs w:val="17"/>
+              </w:rPr>
+              <w:t xml:space="preserve"> </w:t>
+            </w:r>
+          </w:p>
+          <w:p>
+            <w:pPr>
+              <w:spacing w:after="400" w:before="0"/>
+            </w:pPr>
+            <w:r>
+              <w:rPr>
+                <w:rFonts w:ascii="Arial" w:cs="Arial" w:eastAsia="Arial" w:hAnsi="Arial"/>
+                <w:sz w:val="17"/>
+                <w:szCs w:val="17"/>
+              </w:rPr>
+              <w:t xml:space="preserve"> </w:t>
+            </w:r>
+          </w:p>
+          <w:p>
+            <w:pPr>
+              <w:spacing w:after="0" w:before="0"/>
+            </w:pPr>
+            <w:r>
+              <w:rPr>
+                <w:rFonts w:ascii="Arial" w:cs="Arial" w:eastAsia="Arial" w:hAnsi="Arial"/>
+                <w:color w:val="999999"/>
+                <w:sz w:val="12"/>
+                <w:szCs w:val="12"/>
+              </w:rPr>
+              <w:t xml:space="preserve">Item math_2_4 G3</w:t>
             </w:r>
           </w:p>
         </w:tc>
@@ -7595,7 +9106,7 @@
       <w:tr>
         <w:tc>
           <w:tcPr>
-            <w:tcW w:type="dxa" w:w="1050"/>
+            <w:tcW w:type="dxa" w:w="1300"/>
             <w:tcBorders>
               <w:top w:val="single" w:color="999999" w:sz="4"/>
               <w:left w:val="single" w:color="999999" w:sz="4"/>
@@ -7612,6 +9123,22 @@
           </w:tcPr>
           <w:p>
             <w:pPr>
+              <w:spacing w:after="20" w:before="0"/>
+            </w:pPr>
+            <w:r>
+              <w:rPr>
+                <w:rFonts w:ascii="Arial" w:cs="Arial" w:eastAsia="Arial" w:hAnsi="Arial"/>
+                <w:b/>
+                <w:bCs/>
+                <w:color w:val="1F3864"/>
+                <w:sz w:val="14"/>
+                <w:szCs w:val="14"/>
+              </w:rPr>
+              <w:t xml:space="preserve">SUB-STRAND 2.4 SURFACE AREA AND VOLUME OF SOLIDS</w:t>
+            </w:r>
+          </w:p>
+          <w:p>
+            <w:pPr>
               <w:spacing w:after="60" w:before="0"/>
             </w:pPr>
             <w:r>
@@ -7622,7 +9149,7 @@
                 <w:sz w:val="17"/>
                 <w:szCs w:val="17"/>
               </w:rPr>
-              <w:t xml:space="preserve">G4</w:t>
+              <w:t xml:space="preserve">math_2_4 G4 (group)</w:t>
             </w:r>
           </w:p>
           <w:p>
@@ -7660,7 +9187,7 @@
         </w:tc>
         <w:tc>
           <w:tcPr>
-            <w:tcW w:type="dxa" w:w="2000"/>
+            <w:tcW w:type="dxa" w:w="1700"/>
             <w:tcBorders>
               <w:top w:val="single" w:color="999999" w:sz="4"/>
               <w:left w:val="single" w:color="999999" w:sz="4"/>
@@ -7721,7 +9248,7 @@
         </w:tc>
         <w:tc>
           <w:tcPr>
-            <w:tcW w:type="dxa" w:w="4600"/>
+            <w:tcW w:type="dxa" w:w="4100"/>
             <w:tcBorders>
               <w:top w:val="single" w:color="999999" w:sz="4"/>
               <w:left w:val="single" w:color="999999" w:sz="4"/>
@@ -7925,7 +9452,7 @@
         </w:tc>
         <w:tc>
           <w:tcPr>
-            <w:tcW w:type="dxa" w:w="3150"/>
+            <w:tcW w:type="dxa" w:w="2700"/>
             <w:tcBorders>
               <w:top w:val="single" w:color="999999" w:sz="4"/>
               <w:left w:val="single" w:color="999999" w:sz="4"/>
@@ -7972,7 +9499,7 @@
         </w:tc>
         <w:tc>
           <w:tcPr>
-            <w:tcW w:type="dxa" w:w="1900"/>
+            <w:tcW w:type="dxa" w:w="1500"/>
             <w:tcBorders>
               <w:top w:val="single" w:color="999999" w:sz="4"/>
               <w:left w:val="single" w:color="999999" w:sz="4"/>
@@ -8003,7 +9530,7 @@
         </w:tc>
         <w:tc>
           <w:tcPr>
-            <w:tcW w:type="dxa" w:w="980"/>
+            <w:tcW w:type="dxa" w:w="2380"/>
             <w:tcBorders>
               <w:top w:val="single" w:color="999999" w:sz="4"/>
               <w:left w:val="single" w:color="999999" w:sz="4"/>
@@ -8020,30 +9547,128 @@
           </w:tcPr>
           <w:p>
             <w:pPr>
-              <w:spacing w:after="60" w:before="0"/>
-              <w:jc w:val="center"/>
-            </w:pPr>
-            <w:r>
-              <w:rPr>
-                <w:rFonts w:ascii="Arial" w:cs="Arial" w:eastAsia="Arial" w:hAnsi="Arial"/>
-                <w:sz w:val="22"/>
-                <w:szCs w:val="22"/>
-              </w:rPr>
-              <w:t xml:space="preserve">☐</w:t>
-            </w:r>
-          </w:p>
-          <w:p>
-            <w:pPr>
-              <w:spacing w:after="60" w:before="0"/>
-              <w:jc w:val="center"/>
-            </w:pPr>
-            <w:r>
-              <w:rPr>
-                <w:rFonts w:ascii="Arial" w:cs="Arial" w:eastAsia="Arial" w:hAnsi="Arial"/>
-                <w:sz w:val="13"/>
-                <w:szCs w:val="13"/>
-              </w:rPr>
-              <w:t xml:space="preserve">Accept / reject / edit</w:t>
+              <w:spacing w:after="20" w:before="0"/>
+            </w:pPr>
+            <w:r>
+              <w:rPr>
+                <w:rFonts w:ascii="Arial" w:cs="Arial" w:eastAsia="Arial" w:hAnsi="Arial"/>
+                <w:color w:val="666666"/>
+                <w:sz w:val="14"/>
+                <w:szCs w:val="14"/>
+              </w:rPr>
+              <w:t xml:space="preserve">Tick ONE:</w:t>
+            </w:r>
+          </w:p>
+          <w:p>
+            <w:pPr>
+              <w:spacing w:after="40" w:before="40"/>
+            </w:pPr>
+            <w:sdt>
+              <w:sdtPr>
+                <w14:checkbox>
+                  <w14:checked w14:val="0"/>
+                  <w14:checkedState w14:val="2612" w14:font="MS Gothic"/>
+                  <w14:uncheckedState w14:val="2610" w14:font="MS Gothic"/>
+                </w14:checkbox>
+              </w:sdtPr>
+              <w:sdtContent>
+                <w:r>
+                  <w:sym w:char="2610" w:font="MS Gothic"/>
+                </w:r>
+              </w:sdtContent>
+            </w:sdt>
+            <w:r>
+              <w:rPr>
+                <w:rFonts w:ascii="Arial" w:cs="Arial" w:eastAsia="Arial" w:hAnsi="Arial"/>
+                <w:b/>
+                <w:bCs/>
+                <w:sz w:val="18"/>
+                <w:szCs w:val="18"/>
+              </w:rPr>
+              <w:t xml:space="preserve"> ACCEPT</w:t>
+            </w:r>
+          </w:p>
+          <w:p>
+            <w:pPr>
+              <w:spacing w:after="40" w:before="40"/>
+            </w:pPr>
+            <w:sdt>
+              <w:sdtPr>
+                <w14:checkbox>
+                  <w14:checked w14:val="0"/>
+                  <w14:checkedState w14:val="2612" w14:font="MS Gothic"/>
+                  <w14:uncheckedState w14:val="2610" w14:font="MS Gothic"/>
+                </w14:checkbox>
+              </w:sdtPr>
+              <w:sdtContent>
+                <w:r>
+                  <w:sym w:char="2610" w:font="MS Gothic"/>
+                </w:r>
+              </w:sdtContent>
+            </w:sdt>
+            <w:r>
+              <w:rPr>
+                <w:rFonts w:ascii="Arial" w:cs="Arial" w:eastAsia="Arial" w:hAnsi="Arial"/>
+                <w:b/>
+                <w:bCs/>
+                <w:sz w:val="18"/>
+                <w:szCs w:val="18"/>
+              </w:rPr>
+              <w:t xml:space="preserve"> EDIT</w:t>
+            </w:r>
+          </w:p>
+          <w:p>
+            <w:pPr>
+              <w:spacing w:after="20" w:before="80"/>
+            </w:pPr>
+            <w:r>
+              <w:rPr>
+                <w:rFonts w:ascii="Arial" w:cs="Arial" w:eastAsia="Arial" w:hAnsi="Arial"/>
+                <w:color w:val="666666"/>
+                <w:sz w:val="14"/>
+                <w:szCs w:val="14"/>
+              </w:rPr>
+              <w:t xml:space="preserve">If EDIT, type your requested change here:</w:t>
+            </w:r>
+          </w:p>
+          <w:p>
+            <w:pPr>
+              <w:spacing w:after="400" w:before="0"/>
+            </w:pPr>
+            <w:r>
+              <w:rPr>
+                <w:rFonts w:ascii="Arial" w:cs="Arial" w:eastAsia="Arial" w:hAnsi="Arial"/>
+                <w:sz w:val="17"/>
+                <w:szCs w:val="17"/>
+              </w:rPr>
+              <w:t xml:space="preserve"> </w:t>
+            </w:r>
+          </w:p>
+          <w:p>
+            <w:pPr>
+              <w:spacing w:after="400" w:before="0"/>
+            </w:pPr>
+            <w:r>
+              <w:rPr>
+                <w:rFonts w:ascii="Arial" w:cs="Arial" w:eastAsia="Arial" w:hAnsi="Arial"/>
+                <w:sz w:val="17"/>
+                <w:szCs w:val="17"/>
+              </w:rPr>
+              <w:t xml:space="preserve"> </w:t>
+            </w:r>
+          </w:p>
+          <w:p>
+            <w:pPr>
+              <w:spacing w:after="0" w:before="0"/>
+            </w:pPr>
+            <w:r>
+              <w:rPr>
+                <w:rFonts w:ascii="Arial" w:cs="Arial" w:eastAsia="Arial" w:hAnsi="Arial"/>
+                <w:color w:val="999999"/>
+                <w:sz w:val="12"/>
+                <w:szCs w:val="12"/>
+              </w:rPr>
+              <w:t xml:space="preserve">Item math_2_4 G4</w:t>
             </w:r>
           </w:p>
         </w:tc>
@@ -8051,7 +9676,7 @@
       <w:tr>
         <w:tc>
           <w:tcPr>
-            <w:tcW w:type="dxa" w:w="1050"/>
+            <w:tcW w:type="dxa" w:w="1300"/>
             <w:tcBorders>
               <w:top w:val="single" w:color="999999" w:sz="4"/>
               <w:left w:val="single" w:color="999999" w:sz="4"/>
@@ -8068,6 +9693,22 @@
           </w:tcPr>
           <w:p>
             <w:pPr>
+              <w:spacing w:after="20" w:before="0"/>
+            </w:pPr>
+            <w:r>
+              <w:rPr>
+                <w:rFonts w:ascii="Arial" w:cs="Arial" w:eastAsia="Arial" w:hAnsi="Arial"/>
+                <w:b/>
+                <w:bCs/>
+                <w:color w:val="1F3864"/>
+                <w:sz w:val="14"/>
+                <w:szCs w:val="14"/>
+              </w:rPr>
+              <w:t xml:space="preserve">SUB-STRAND 2.4 SURFACE AREA AND VOLUME OF SOLIDS</w:t>
+            </w:r>
+          </w:p>
+          <w:p>
+            <w:pPr>
               <w:spacing w:after="60" w:before="0"/>
             </w:pPr>
             <w:r>
@@ -8078,7 +9719,7 @@
                 <w:sz w:val="17"/>
                 <w:szCs w:val="17"/>
               </w:rPr>
-              <w:t xml:space="preserve">088</w:t>
+              <w:t xml:space="preserve">math_2_4-088</w:t>
             </w:r>
           </w:p>
           <w:p>
@@ -8100,7 +9741,7 @@
         </w:tc>
         <w:tc>
           <w:tcPr>
-            <w:tcW w:type="dxa" w:w="2000"/>
+            <w:tcW w:type="dxa" w:w="1700"/>
             <w:tcBorders>
               <w:top w:val="single" w:color="999999" w:sz="4"/>
               <w:left w:val="single" w:color="999999" w:sz="4"/>
@@ -8146,7 +9787,7 @@
         </w:tc>
         <w:tc>
           <w:tcPr>
-            <w:tcW w:type="dxa" w:w="4600"/>
+            <w:tcW w:type="dxa" w:w="4100"/>
             <w:tcBorders>
               <w:top w:val="single" w:color="999999" w:sz="4"/>
               <w:left w:val="single" w:color="999999" w:sz="4"/>
@@ -8226,7 +9867,7 @@
         </w:tc>
         <w:tc>
           <w:tcPr>
-            <w:tcW w:type="dxa" w:w="3150"/>
+            <w:tcW w:type="dxa" w:w="2700"/>
             <w:tcBorders>
               <w:top w:val="single" w:color="999999" w:sz="4"/>
               <w:left w:val="single" w:color="999999" w:sz="4"/>
@@ -8273,7 +9914,7 @@
         </w:tc>
         <w:tc>
           <w:tcPr>
-            <w:tcW w:type="dxa" w:w="1900"/>
+            <w:tcW w:type="dxa" w:w="1500"/>
             <w:tcBorders>
               <w:top w:val="single" w:color="999999" w:sz="4"/>
               <w:left w:val="single" w:color="999999" w:sz="4"/>
@@ -8304,7 +9945,7 @@
         </w:tc>
         <w:tc>
           <w:tcPr>
-            <w:tcW w:type="dxa" w:w="980"/>
+            <w:tcW w:type="dxa" w:w="2380"/>
             <w:tcBorders>
               <w:top w:val="single" w:color="999999" w:sz="4"/>
               <w:left w:val="single" w:color="999999" w:sz="4"/>
@@ -8321,30 +9962,128 @@
           </w:tcPr>
           <w:p>
             <w:pPr>
-              <w:spacing w:after="60" w:before="0"/>
-              <w:jc w:val="center"/>
-            </w:pPr>
-            <w:r>
-              <w:rPr>
-                <w:rFonts w:ascii="Arial" w:cs="Arial" w:eastAsia="Arial" w:hAnsi="Arial"/>
-                <w:sz w:val="22"/>
-                <w:szCs w:val="22"/>
-              </w:rPr>
-              <w:t xml:space="preserve">☐</w:t>
-            </w:r>
-          </w:p>
-          <w:p>
-            <w:pPr>
-              <w:spacing w:after="60" w:before="0"/>
-              <w:jc w:val="center"/>
-            </w:pPr>
-            <w:r>
-              <w:rPr>
-                <w:rFonts w:ascii="Arial" w:cs="Arial" w:eastAsia="Arial" w:hAnsi="Arial"/>
-                <w:sz w:val="13"/>
-                <w:szCs w:val="13"/>
-              </w:rPr>
-              <w:t xml:space="preserve">Accept / reject / edit</w:t>
+              <w:spacing w:after="20" w:before="0"/>
+            </w:pPr>
+            <w:r>
+              <w:rPr>
+                <w:rFonts w:ascii="Arial" w:cs="Arial" w:eastAsia="Arial" w:hAnsi="Arial"/>
+                <w:color w:val="666666"/>
+                <w:sz w:val="14"/>
+                <w:szCs w:val="14"/>
+              </w:rPr>
+              <w:t xml:space="preserve">Tick ONE:</w:t>
+            </w:r>
+          </w:p>
+          <w:p>
+            <w:pPr>
+              <w:spacing w:after="40" w:before="40"/>
+            </w:pPr>
+            <w:sdt>
+              <w:sdtPr>
+                <w14:checkbox>
+                  <w14:checked w14:val="0"/>
+                  <w14:checkedState w14:val="2612" w14:font="MS Gothic"/>
+                  <w14:uncheckedState w14:val="2610" w14:font="MS Gothic"/>
+                </w14:checkbox>
+              </w:sdtPr>
+              <w:sdtContent>
+                <w:r>
+                  <w:sym w:char="2610" w:font="MS Gothic"/>
+                </w:r>
+              </w:sdtContent>
+            </w:sdt>
+            <w:r>
+              <w:rPr>
+                <w:rFonts w:ascii="Arial" w:cs="Arial" w:eastAsia="Arial" w:hAnsi="Arial"/>
+                <w:b/>
+                <w:bCs/>
+                <w:sz w:val="18"/>
+                <w:szCs w:val="18"/>
+              </w:rPr>
+              <w:t xml:space="preserve"> ACCEPT</w:t>
+            </w:r>
+          </w:p>
+          <w:p>
+            <w:pPr>
+              <w:spacing w:after="40" w:before="40"/>
+            </w:pPr>
+            <w:sdt>
+              <w:sdtPr>
+                <w14:checkbox>
+                  <w14:checked w14:val="0"/>
+                  <w14:checkedState w14:val="2612" w14:font="MS Gothic"/>
+                  <w14:uncheckedState w14:val="2610" w14:font="MS Gothic"/>
+                </w14:checkbox>
+              </w:sdtPr>
+              <w:sdtContent>
+                <w:r>
+                  <w:sym w:char="2610" w:font="MS Gothic"/>
+                </w:r>
+              </w:sdtContent>
+            </w:sdt>
+            <w:r>
+              <w:rPr>
+                <w:rFonts w:ascii="Arial" w:cs="Arial" w:eastAsia="Arial" w:hAnsi="Arial"/>
+                <w:b/>
+                <w:bCs/>
+                <w:sz w:val="18"/>
+                <w:szCs w:val="18"/>
+              </w:rPr>
+              <w:t xml:space="preserve"> EDIT</w:t>
+            </w:r>
+          </w:p>
+          <w:p>
+            <w:pPr>
+              <w:spacing w:after="20" w:before="80"/>
+            </w:pPr>
+            <w:r>
+              <w:rPr>
+                <w:rFonts w:ascii="Arial" w:cs="Arial" w:eastAsia="Arial" w:hAnsi="Arial"/>
+                <w:color w:val="666666"/>
+                <w:sz w:val="14"/>
+                <w:szCs w:val="14"/>
+              </w:rPr>
+              <w:t xml:space="preserve">If EDIT, type your requested change here:</w:t>
+            </w:r>
+          </w:p>
+          <w:p>
+            <w:pPr>
+              <w:spacing w:after="400" w:before="0"/>
+            </w:pPr>
+            <w:r>
+              <w:rPr>
+                <w:rFonts w:ascii="Arial" w:cs="Arial" w:eastAsia="Arial" w:hAnsi="Arial"/>
+                <w:sz w:val="17"/>
+                <w:szCs w:val="17"/>
+              </w:rPr>
+              <w:t xml:space="preserve"> </w:t>
+            </w:r>
+          </w:p>
+          <w:p>
+            <w:pPr>
+              <w:spacing w:after="400" w:before="0"/>
+            </w:pPr>
+            <w:r>
+              <w:rPr>
+                <w:rFonts w:ascii="Arial" w:cs="Arial" w:eastAsia="Arial" w:hAnsi="Arial"/>
+                <w:sz w:val="17"/>
+                <w:szCs w:val="17"/>
+              </w:rPr>
+              <w:t xml:space="preserve"> </w:t>
+            </w:r>
+          </w:p>
+          <w:p>
+            <w:pPr>
+              <w:spacing w:after="0" w:before="0"/>
+            </w:pPr>
+            <w:r>
+              <w:rPr>
+                <w:rFonts w:ascii="Arial" w:cs="Arial" w:eastAsia="Arial" w:hAnsi="Arial"/>
+                <w:color w:val="999999"/>
+                <w:sz w:val="12"/>
+                <w:szCs w:val="12"/>
+              </w:rPr>
+              <w:t xml:space="preserve">Item math_2_4-088</w:t>
             </w:r>
           </w:p>
         </w:tc>
@@ -8352,20 +10091,36 @@
       <w:tr>
         <w:tc>
           <w:tcPr>
-            <w:tcW w:type="dxa" w:w="1050"/>
-            <w:tcBorders>
-              <w:top w:val="single" w:color="999999" w:sz="4"/>
-              <w:left w:val="single" w:color="999999" w:sz="4"/>
-              <w:bottom w:val="single" w:color="999999" w:sz="4"/>
-              <w:right w:val="single" w:color="999999" w:sz="4"/>
-            </w:tcBorders>
-            <w:tcMar>
-              <w:top w:type="dxa" w:w="50"/>
-              <w:left w:type="dxa" w:w="80"/>
-              <w:bottom w:type="dxa" w:w="50"/>
-              <w:right w:type="dxa" w:w="80"/>
-            </w:tcMar>
-          </w:tcPr>
+            <w:tcW w:type="dxa" w:w="1300"/>
+            <w:tcBorders>
+              <w:top w:val="single" w:color="999999" w:sz="4"/>
+              <w:left w:val="single" w:color="999999" w:sz="4"/>
+              <w:bottom w:val="single" w:color="999999" w:sz="4"/>
+              <w:right w:val="single" w:color="999999" w:sz="4"/>
+            </w:tcBorders>
+            <w:tcMar>
+              <w:top w:type="dxa" w:w="50"/>
+              <w:left w:type="dxa" w:w="80"/>
+              <w:bottom w:type="dxa" w:w="50"/>
+              <w:right w:type="dxa" w:w="80"/>
+            </w:tcMar>
+          </w:tcPr>
+          <w:p>
+            <w:pPr>
+              <w:spacing w:after="20" w:before="0"/>
+            </w:pPr>
+            <w:r>
+              <w:rPr>
+                <w:rFonts w:ascii="Arial" w:cs="Arial" w:eastAsia="Arial" w:hAnsi="Arial"/>
+                <w:b/>
+                <w:bCs/>
+                <w:color w:val="1F3864"/>
+                <w:sz w:val="14"/>
+                <w:szCs w:val="14"/>
+              </w:rPr>
+              <w:t xml:space="preserve">SUB-STRAND 2.4 SURFACE AREA AND VOLUME OF SOLIDS</w:t>
+            </w:r>
+          </w:p>
           <w:p>
             <w:pPr>
               <w:spacing w:after="60" w:before="0"/>
@@ -8378,13 +10133,13 @@
                 <w:sz w:val="17"/>
                 <w:szCs w:val="17"/>
               </w:rPr>
-              <w:t xml:space="preserve">089</w:t>
-            </w:r>
-          </w:p>
-        </w:tc>
-        <w:tc>
-          <w:tcPr>
-            <w:tcW w:type="dxa" w:w="2000"/>
+              <w:t xml:space="preserve">math_2_4-089</w:t>
+            </w:r>
+          </w:p>
+        </w:tc>
+        <w:tc>
+          <w:tcPr>
+            <w:tcW w:type="dxa" w:w="1700"/>
             <w:tcBorders>
               <w:top w:val="single" w:color="999999" w:sz="4"/>
               <w:left w:val="single" w:color="999999" w:sz="4"/>
@@ -8429,7 +10184,7 @@
         </w:tc>
         <w:tc>
           <w:tcPr>
-            <w:tcW w:type="dxa" w:w="4600"/>
+            <w:tcW w:type="dxa" w:w="4100"/>
             <w:tcBorders>
               <w:top w:val="single" w:color="999999" w:sz="4"/>
               <w:left w:val="single" w:color="999999" w:sz="4"/>
@@ -8508,7 +10263,7 @@
         </w:tc>
         <w:tc>
           <w:tcPr>
-            <w:tcW w:type="dxa" w:w="3150"/>
+            <w:tcW w:type="dxa" w:w="2700"/>
             <w:tcBorders>
               <w:top w:val="single" w:color="999999" w:sz="4"/>
               <w:left w:val="single" w:color="999999" w:sz="4"/>
@@ -8554,7 +10309,7 @@
         </w:tc>
         <w:tc>
           <w:tcPr>
-            <w:tcW w:type="dxa" w:w="1900"/>
+            <w:tcW w:type="dxa" w:w="1500"/>
             <w:tcBorders>
               <w:top w:val="single" w:color="999999" w:sz="4"/>
               <w:left w:val="single" w:color="999999" w:sz="4"/>
@@ -8584,46 +10339,144 @@
         </w:tc>
         <w:tc>
           <w:tcPr>
-            <w:tcW w:type="dxa" w:w="980"/>
-            <w:tcBorders>
-              <w:top w:val="single" w:color="999999" w:sz="4"/>
-              <w:left w:val="single" w:color="999999" w:sz="4"/>
-              <w:bottom w:val="single" w:color="999999" w:sz="4"/>
-              <w:right w:val="single" w:color="999999" w:sz="4"/>
-            </w:tcBorders>
-            <w:tcMar>
-              <w:top w:type="dxa" w:w="50"/>
-              <w:left w:type="dxa" w:w="80"/>
-              <w:bottom w:type="dxa" w:w="50"/>
-              <w:right w:type="dxa" w:w="80"/>
-            </w:tcMar>
-          </w:tcPr>
-          <w:p>
-            <w:pPr>
-              <w:spacing w:after="60" w:before="0"/>
-              <w:jc w:val="center"/>
-            </w:pPr>
-            <w:r>
-              <w:rPr>
-                <w:rFonts w:ascii="Arial" w:cs="Arial" w:eastAsia="Arial" w:hAnsi="Arial"/>
-                <w:sz w:val="22"/>
-                <w:szCs w:val="22"/>
-              </w:rPr>
-              <w:t xml:space="preserve">☐</w:t>
-            </w:r>
-          </w:p>
-          <w:p>
-            <w:pPr>
-              <w:spacing w:after="60" w:before="0"/>
-              <w:jc w:val="center"/>
-            </w:pPr>
-            <w:r>
-              <w:rPr>
-                <w:rFonts w:ascii="Arial" w:cs="Arial" w:eastAsia="Arial" w:hAnsi="Arial"/>
-                <w:sz w:val="13"/>
-                <w:szCs w:val="13"/>
-              </w:rPr>
-              <w:t xml:space="preserve">Accept / reject / edit</w:t>
+            <w:tcW w:type="dxa" w:w="2380"/>
+            <w:tcBorders>
+              <w:top w:val="single" w:color="999999" w:sz="4"/>
+              <w:left w:val="single" w:color="999999" w:sz="4"/>
+              <w:bottom w:val="single" w:color="999999" w:sz="4"/>
+              <w:right w:val="single" w:color="999999" w:sz="4"/>
+            </w:tcBorders>
+            <w:tcMar>
+              <w:top w:type="dxa" w:w="50"/>
+              <w:left w:type="dxa" w:w="80"/>
+              <w:bottom w:type="dxa" w:w="50"/>
+              <w:right w:type="dxa" w:w="80"/>
+            </w:tcMar>
+          </w:tcPr>
+          <w:p>
+            <w:pPr>
+              <w:spacing w:after="20" w:before="0"/>
+            </w:pPr>
+            <w:r>
+              <w:rPr>
+                <w:rFonts w:ascii="Arial" w:cs="Arial" w:eastAsia="Arial" w:hAnsi="Arial"/>
+                <w:color w:val="666666"/>
+                <w:sz w:val="14"/>
+                <w:szCs w:val="14"/>
+              </w:rPr>
+              <w:t xml:space="preserve">Tick ONE:</w:t>
+            </w:r>
+          </w:p>
+          <w:p>
+            <w:pPr>
+              <w:spacing w:after="40" w:before="40"/>
+            </w:pPr>
+            <w:sdt>
+              <w:sdtPr>
+                <w14:checkbox>
+                  <w14:checked w14:val="0"/>
+                  <w14:checkedState w14:val="2612" w14:font="MS Gothic"/>
+                  <w14:uncheckedState w14:val="2610" w14:font="MS Gothic"/>
+                </w14:checkbox>
+              </w:sdtPr>
+              <w:sdtContent>
+                <w:r>
+                  <w:sym w:char="2610" w:font="MS Gothic"/>
+                </w:r>
+              </w:sdtContent>
+            </w:sdt>
+            <w:r>
+              <w:rPr>
+                <w:rFonts w:ascii="Arial" w:cs="Arial" w:eastAsia="Arial" w:hAnsi="Arial"/>
+                <w:b/>
+                <w:bCs/>
+                <w:sz w:val="18"/>
+                <w:szCs w:val="18"/>
+              </w:rPr>
+              <w:t xml:space="preserve"> ACCEPT</w:t>
+            </w:r>
+          </w:p>
+          <w:p>
+            <w:pPr>
+              <w:spacing w:after="40" w:before="40"/>
+            </w:pPr>
+            <w:sdt>
+              <w:sdtPr>
+                <w14:checkbox>
+                  <w14:checked w14:val="0"/>
+                  <w14:checkedState w14:val="2612" w14:font="MS Gothic"/>
+                  <w14:uncheckedState w14:val="2610" w14:font="MS Gothic"/>
+                </w14:checkbox>
+              </w:sdtPr>
+              <w:sdtContent>
+                <w:r>
+                  <w:sym w:char="2610" w:font="MS Gothic"/>
+                </w:r>
+              </w:sdtContent>
+            </w:sdt>
+            <w:r>
+              <w:rPr>
+                <w:rFonts w:ascii="Arial" w:cs="Arial" w:eastAsia="Arial" w:hAnsi="Arial"/>
+                <w:b/>
+                <w:bCs/>
+                <w:sz w:val="18"/>
+                <w:szCs w:val="18"/>
+              </w:rPr>
+              <w:t xml:space="preserve"> EDIT</w:t>
+            </w:r>
+          </w:p>
+          <w:p>
+            <w:pPr>
+              <w:spacing w:after="20" w:before="80"/>
+            </w:pPr>
+            <w:r>
+              <w:rPr>
+                <w:rFonts w:ascii="Arial" w:cs="Arial" w:eastAsia="Arial" w:hAnsi="Arial"/>
+                <w:color w:val="666666"/>
+                <w:sz w:val="14"/>
+                <w:szCs w:val="14"/>
+              </w:rPr>
+              <w:t xml:space="preserve">If EDIT, type your requested change here:</w:t>
+            </w:r>
+          </w:p>
+          <w:p>
+            <w:pPr>
+              <w:spacing w:after="400" w:before="0"/>
+            </w:pPr>
+            <w:r>
+              <w:rPr>
+                <w:rFonts w:ascii="Arial" w:cs="Arial" w:eastAsia="Arial" w:hAnsi="Arial"/>
+                <w:sz w:val="17"/>
+                <w:szCs w:val="17"/>
+              </w:rPr>
+              <w:t xml:space="preserve"> </w:t>
+            </w:r>
+          </w:p>
+          <w:p>
+            <w:pPr>
+              <w:spacing w:after="400" w:before="0"/>
+            </w:pPr>
+            <w:r>
+              <w:rPr>
+                <w:rFonts w:ascii="Arial" w:cs="Arial" w:eastAsia="Arial" w:hAnsi="Arial"/>
+                <w:sz w:val="17"/>
+                <w:szCs w:val="17"/>
+              </w:rPr>
+              <w:t xml:space="preserve"> </w:t>
+            </w:r>
+          </w:p>
+          <w:p>
+            <w:pPr>
+              <w:spacing w:after="0" w:before="0"/>
+            </w:pPr>
+            <w:r>
+              <w:rPr>
+                <w:rFonts w:ascii="Arial" w:cs="Arial" w:eastAsia="Arial" w:hAnsi="Arial"/>
+                <w:color w:val="999999"/>
+                <w:sz w:val="12"/>
+                <w:szCs w:val="12"/>
+              </w:rPr>
+              <w:t xml:space="preserve">Item math_2_4-089</w:t>
             </w:r>
           </w:p>
         </w:tc>
@@ -8631,20 +10484,36 @@
       <w:tr>
         <w:tc>
           <w:tcPr>
-            <w:tcW w:type="dxa" w:w="1050"/>
-            <w:tcBorders>
-              <w:top w:val="single" w:color="999999" w:sz="4"/>
-              <w:left w:val="single" w:color="999999" w:sz="4"/>
-              <w:bottom w:val="single" w:color="999999" w:sz="4"/>
-              <w:right w:val="single" w:color="999999" w:sz="4"/>
-            </w:tcBorders>
-            <w:tcMar>
-              <w:top w:type="dxa" w:w="50"/>
-              <w:left w:type="dxa" w:w="80"/>
-              <w:bottom w:type="dxa" w:w="50"/>
-              <w:right w:type="dxa" w:w="80"/>
-            </w:tcMar>
-          </w:tcPr>
+            <w:tcW w:type="dxa" w:w="1300"/>
+            <w:tcBorders>
+              <w:top w:val="single" w:color="999999" w:sz="4"/>
+              <w:left w:val="single" w:color="999999" w:sz="4"/>
+              <w:bottom w:val="single" w:color="999999" w:sz="4"/>
+              <w:right w:val="single" w:color="999999" w:sz="4"/>
+            </w:tcBorders>
+            <w:tcMar>
+              <w:top w:type="dxa" w:w="50"/>
+              <w:left w:type="dxa" w:w="80"/>
+              <w:bottom w:type="dxa" w:w="50"/>
+              <w:right w:type="dxa" w:w="80"/>
+            </w:tcMar>
+          </w:tcPr>
+          <w:p>
+            <w:pPr>
+              <w:spacing w:after="20" w:before="0"/>
+            </w:pPr>
+            <w:r>
+              <w:rPr>
+                <w:rFonts w:ascii="Arial" w:cs="Arial" w:eastAsia="Arial" w:hAnsi="Arial"/>
+                <w:b/>
+                <w:bCs/>
+                <w:color w:val="1F3864"/>
+                <w:sz w:val="14"/>
+                <w:szCs w:val="14"/>
+              </w:rPr>
+              <w:t xml:space="preserve">SUB-STRAND 2.4 SURFACE AREA AND VOLUME OF SOLIDS</w:t>
+            </w:r>
+          </w:p>
           <w:p>
             <w:pPr>
               <w:spacing w:after="60" w:before="0"/>
@@ -8657,13 +10526,13 @@
                 <w:sz w:val="17"/>
                 <w:szCs w:val="17"/>
               </w:rPr>
-              <w:t xml:space="preserve">098</w:t>
-            </w:r>
-          </w:p>
-        </w:tc>
-        <w:tc>
-          <w:tcPr>
-            <w:tcW w:type="dxa" w:w="2000"/>
+              <w:t xml:space="preserve">math_2_4-098</w:t>
+            </w:r>
+          </w:p>
+        </w:tc>
+        <w:tc>
+          <w:tcPr>
+            <w:tcW w:type="dxa" w:w="1700"/>
             <w:tcBorders>
               <w:top w:val="single" w:color="999999" w:sz="4"/>
               <w:left w:val="single" w:color="999999" w:sz="4"/>
@@ -8708,7 +10577,7 @@
         </w:tc>
         <w:tc>
           <w:tcPr>
-            <w:tcW w:type="dxa" w:w="4600"/>
+            <w:tcW w:type="dxa" w:w="4100"/>
             <w:tcBorders>
               <w:top w:val="single" w:color="999999" w:sz="4"/>
               <w:left w:val="single" w:color="999999" w:sz="4"/>
@@ -8787,7 +10656,7 @@
         </w:tc>
         <w:tc>
           <w:tcPr>
-            <w:tcW w:type="dxa" w:w="3150"/>
+            <w:tcW w:type="dxa" w:w="2700"/>
             <w:tcBorders>
               <w:top w:val="single" w:color="999999" w:sz="4"/>
               <w:left w:val="single" w:color="999999" w:sz="4"/>
@@ -8833,7 +10702,7 @@
         </w:tc>
         <w:tc>
           <w:tcPr>
-            <w:tcW w:type="dxa" w:w="1900"/>
+            <w:tcW w:type="dxa" w:w="1500"/>
             <w:tcBorders>
               <w:top w:val="single" w:color="999999" w:sz="4"/>
               <w:left w:val="single" w:color="999999" w:sz="4"/>
@@ -8863,46 +10732,144 @@
         </w:tc>
         <w:tc>
           <w:tcPr>
-            <w:tcW w:type="dxa" w:w="980"/>
-            <w:tcBorders>
-              <w:top w:val="single" w:color="999999" w:sz="4"/>
-              <w:left w:val="single" w:color="999999" w:sz="4"/>
-              <w:bottom w:val="single" w:color="999999" w:sz="4"/>
-              <w:right w:val="single" w:color="999999" w:sz="4"/>
-            </w:tcBorders>
-            <w:tcMar>
-              <w:top w:type="dxa" w:w="50"/>
-              <w:left w:type="dxa" w:w="80"/>
-              <w:bottom w:type="dxa" w:w="50"/>
-              <w:right w:type="dxa" w:w="80"/>
-            </w:tcMar>
-          </w:tcPr>
-          <w:p>
-            <w:pPr>
-              <w:spacing w:after="60" w:before="0"/>
-              <w:jc w:val="center"/>
-            </w:pPr>
-            <w:r>
-              <w:rPr>
-                <w:rFonts w:ascii="Arial" w:cs="Arial" w:eastAsia="Arial" w:hAnsi="Arial"/>
-                <w:sz w:val="22"/>
-                <w:szCs w:val="22"/>
-              </w:rPr>
-              <w:t xml:space="preserve">☐</w:t>
-            </w:r>
-          </w:p>
-          <w:p>
-            <w:pPr>
-              <w:spacing w:after="60" w:before="0"/>
-              <w:jc w:val="center"/>
-            </w:pPr>
-            <w:r>
-              <w:rPr>
-                <w:rFonts w:ascii="Arial" w:cs="Arial" w:eastAsia="Arial" w:hAnsi="Arial"/>
-                <w:sz w:val="13"/>
-                <w:szCs w:val="13"/>
-              </w:rPr>
-              <w:t xml:space="preserve">Accept / reject / edit</w:t>
+            <w:tcW w:type="dxa" w:w="2380"/>
+            <w:tcBorders>
+              <w:top w:val="single" w:color="999999" w:sz="4"/>
+              <w:left w:val="single" w:color="999999" w:sz="4"/>
+              <w:bottom w:val="single" w:color="999999" w:sz="4"/>
+              <w:right w:val="single" w:color="999999" w:sz="4"/>
+            </w:tcBorders>
+            <w:tcMar>
+              <w:top w:type="dxa" w:w="50"/>
+              <w:left w:type="dxa" w:w="80"/>
+              <w:bottom w:type="dxa" w:w="50"/>
+              <w:right w:type="dxa" w:w="80"/>
+            </w:tcMar>
+          </w:tcPr>
+          <w:p>
+            <w:pPr>
+              <w:spacing w:after="20" w:before="0"/>
+            </w:pPr>
+            <w:r>
+              <w:rPr>
+                <w:rFonts w:ascii="Arial" w:cs="Arial" w:eastAsia="Arial" w:hAnsi="Arial"/>
+                <w:color w:val="666666"/>
+                <w:sz w:val="14"/>
+                <w:szCs w:val="14"/>
+              </w:rPr>
+              <w:t xml:space="preserve">Tick ONE:</w:t>
+            </w:r>
+          </w:p>
+          <w:p>
+            <w:pPr>
+              <w:spacing w:after="40" w:before="40"/>
+            </w:pPr>
+            <w:sdt>
+              <w:sdtPr>
+                <w14:checkbox>
+                  <w14:checked w14:val="0"/>
+                  <w14:checkedState w14:val="2612" w14:font="MS Gothic"/>
+                  <w14:uncheckedState w14:val="2610" w14:font="MS Gothic"/>
+                </w14:checkbox>
+              </w:sdtPr>
+              <w:sdtContent>
+                <w:r>
+                  <w:sym w:char="2610" w:font="MS Gothic"/>
+                </w:r>
+              </w:sdtContent>
+            </w:sdt>
+            <w:r>
+              <w:rPr>
+                <w:rFonts w:ascii="Arial" w:cs="Arial" w:eastAsia="Arial" w:hAnsi="Arial"/>
+                <w:b/>
+                <w:bCs/>
+                <w:sz w:val="18"/>
+                <w:szCs w:val="18"/>
+              </w:rPr>
+              <w:t xml:space="preserve"> ACCEPT</w:t>
+            </w:r>
+          </w:p>
+          <w:p>
+            <w:pPr>
+              <w:spacing w:after="40" w:before="40"/>
+            </w:pPr>
+            <w:sdt>
+              <w:sdtPr>
+                <w14:checkbox>
+                  <w14:checked w14:val="0"/>
+                  <w14:checkedState w14:val="2612" w14:font="MS Gothic"/>
+                  <w14:uncheckedState w14:val="2610" w14:font="MS Gothic"/>
+                </w14:checkbox>
+              </w:sdtPr>
+              <w:sdtContent>
+                <w:r>
+                  <w:sym w:char="2610" w:font="MS Gothic"/>
+                </w:r>
+              </w:sdtContent>
+            </w:sdt>
+            <w:r>
+              <w:rPr>
+                <w:rFonts w:ascii="Arial" w:cs="Arial" w:eastAsia="Arial" w:hAnsi="Arial"/>
+                <w:b/>
+                <w:bCs/>
+                <w:sz w:val="18"/>
+                <w:szCs w:val="18"/>
+              </w:rPr>
+              <w:t xml:space="preserve"> EDIT</w:t>
+            </w:r>
+          </w:p>
+          <w:p>
+            <w:pPr>
+              <w:spacing w:after="20" w:before="80"/>
+            </w:pPr>
+            <w:r>
+              <w:rPr>
+                <w:rFonts w:ascii="Arial" w:cs="Arial" w:eastAsia="Arial" w:hAnsi="Arial"/>
+                <w:color w:val="666666"/>
+                <w:sz w:val="14"/>
+                <w:szCs w:val="14"/>
+              </w:rPr>
+              <w:t xml:space="preserve">If EDIT, type your requested change here:</w:t>
+            </w:r>
+          </w:p>
+          <w:p>
+            <w:pPr>
+              <w:spacing w:after="400" w:before="0"/>
+            </w:pPr>
+            <w:r>
+              <w:rPr>
+                <w:rFonts w:ascii="Arial" w:cs="Arial" w:eastAsia="Arial" w:hAnsi="Arial"/>
+                <w:sz w:val="17"/>
+                <w:szCs w:val="17"/>
+              </w:rPr>
+              <w:t xml:space="preserve"> </w:t>
+            </w:r>
+          </w:p>
+          <w:p>
+            <w:pPr>
+              <w:spacing w:after="400" w:before="0"/>
+            </w:pPr>
+            <w:r>
+              <w:rPr>
+                <w:rFonts w:ascii="Arial" w:cs="Arial" w:eastAsia="Arial" w:hAnsi="Arial"/>
+                <w:sz w:val="17"/>
+                <w:szCs w:val="17"/>
+              </w:rPr>
+              <w:t xml:space="preserve"> </w:t>
+            </w:r>
+          </w:p>
+          <w:p>
+            <w:pPr>
+              <w:spacing w:after="0" w:before="0"/>
+            </w:pPr>
+            <w:r>
+              <w:rPr>
+                <w:rFonts w:ascii="Arial" w:cs="Arial" w:eastAsia="Arial" w:hAnsi="Arial"/>
+                <w:color w:val="999999"/>
+                <w:sz w:val="12"/>
+                <w:szCs w:val="12"/>
+              </w:rPr>
+              <w:t xml:space="preserve">Item math_2_4-098</w:t>
             </w:r>
           </w:p>
         </w:tc>
@@ -8910,7 +10877,7 @@
       <w:tr>
         <w:tc>
           <w:tcPr>
-            <w:tcW w:type="dxa" w:w="1050"/>
+            <w:tcW w:type="dxa" w:w="1300"/>
             <w:tcBorders>
               <w:top w:val="single" w:color="999999" w:sz="4"/>
               <w:left w:val="single" w:color="999999" w:sz="4"/>
@@ -8927,6 +10894,22 @@
           </w:tcPr>
           <w:p>
             <w:pPr>
+              <w:spacing w:after="20" w:before="0"/>
+            </w:pPr>
+            <w:r>
+              <w:rPr>
+                <w:rFonts w:ascii="Arial" w:cs="Arial" w:eastAsia="Arial" w:hAnsi="Arial"/>
+                <w:b/>
+                <w:bCs/>
+                <w:color w:val="1F3864"/>
+                <w:sz w:val="14"/>
+                <w:szCs w:val="14"/>
+              </w:rPr>
+              <w:t xml:space="preserve">SUB-STRAND 2.4 SURFACE AREA AND VOLUME OF SOLIDS</w:t>
+            </w:r>
+          </w:p>
+          <w:p>
+            <w:pPr>
               <w:spacing w:after="60" w:before="0"/>
             </w:pPr>
             <w:r>
@@ -8937,7 +10920,7 @@
                 <w:sz w:val="17"/>
                 <w:szCs w:val="17"/>
               </w:rPr>
-              <w:t xml:space="preserve">099</w:t>
+              <w:t xml:space="preserve">math_2_4-099</w:t>
             </w:r>
           </w:p>
           <w:p>
@@ -8975,7 +10958,7 @@
         </w:tc>
         <w:tc>
           <w:tcPr>
-            <w:tcW w:type="dxa" w:w="2000"/>
+            <w:tcW w:type="dxa" w:w="1700"/>
             <w:tcBorders>
               <w:top w:val="single" w:color="999999" w:sz="4"/>
               <w:left w:val="single" w:color="999999" w:sz="4"/>
@@ -9021,7 +11004,7 @@
         </w:tc>
         <w:tc>
           <w:tcPr>
-            <w:tcW w:type="dxa" w:w="4600"/>
+            <w:tcW w:type="dxa" w:w="4100"/>
             <w:tcBorders>
               <w:top w:val="single" w:color="999999" w:sz="4"/>
               <w:left w:val="single" w:color="999999" w:sz="4"/>
@@ -9054,7 +11037,7 @@
         </w:tc>
         <w:tc>
           <w:tcPr>
-            <w:tcW w:type="dxa" w:w="3150"/>
+            <w:tcW w:type="dxa" w:w="2700"/>
             <w:tcBorders>
               <w:top w:val="single" w:color="999999" w:sz="4"/>
               <w:left w:val="single" w:color="999999" w:sz="4"/>
@@ -9101,7 +11084,7 @@
         </w:tc>
         <w:tc>
           <w:tcPr>
-            <w:tcW w:type="dxa" w:w="1900"/>
+            <w:tcW w:type="dxa" w:w="1500"/>
             <w:tcBorders>
               <w:top w:val="single" w:color="999999" w:sz="4"/>
               <w:left w:val="single" w:color="999999" w:sz="4"/>
@@ -9132,7 +11115,7 @@
         </w:tc>
         <w:tc>
           <w:tcPr>
-            <w:tcW w:type="dxa" w:w="980"/>
+            <w:tcW w:type="dxa" w:w="2380"/>
             <w:tcBorders>
               <w:top w:val="single" w:color="999999" w:sz="4"/>
               <w:left w:val="single" w:color="999999" w:sz="4"/>
@@ -9149,39 +11132,138 @@
           </w:tcPr>
           <w:p>
             <w:pPr>
-              <w:spacing w:after="60" w:before="0"/>
-              <w:jc w:val="center"/>
-            </w:pPr>
-            <w:r>
-              <w:rPr>
-                <w:rFonts w:ascii="Arial" w:cs="Arial" w:eastAsia="Arial" w:hAnsi="Arial"/>
-                <w:sz w:val="22"/>
-                <w:szCs w:val="22"/>
-              </w:rPr>
-              <w:t xml:space="preserve">☐</w:t>
-            </w:r>
-          </w:p>
-          <w:p>
-            <w:pPr>
-              <w:spacing w:after="60" w:before="0"/>
-              <w:jc w:val="center"/>
-            </w:pPr>
-            <w:r>
-              <w:rPr>
-                <w:rFonts w:ascii="Arial" w:cs="Arial" w:eastAsia="Arial" w:hAnsi="Arial"/>
-                <w:sz w:val="13"/>
-                <w:szCs w:val="13"/>
-              </w:rPr>
-              <w:t xml:space="preserve">Accept / reject / edit</w:t>
+              <w:spacing w:after="20" w:before="0"/>
+            </w:pPr>
+            <w:r>
+              <w:rPr>
+                <w:rFonts w:ascii="Arial" w:cs="Arial" w:eastAsia="Arial" w:hAnsi="Arial"/>
+                <w:color w:val="666666"/>
+                <w:sz w:val="14"/>
+                <w:szCs w:val="14"/>
+              </w:rPr>
+              <w:t xml:space="preserve">Tick ONE:</w:t>
+            </w:r>
+          </w:p>
+          <w:p>
+            <w:pPr>
+              <w:spacing w:after="40" w:before="40"/>
+            </w:pPr>
+            <w:sdt>
+              <w:sdtPr>
+                <w14:checkbox>
+                  <w14:checked w14:val="0"/>
+                  <w14:checkedState w14:val="2612" w14:font="MS Gothic"/>
+                  <w14:uncheckedState w14:val="2610" w14:font="MS Gothic"/>
+                </w14:checkbox>
+              </w:sdtPr>
+              <w:sdtContent>
+                <w:r>
+                  <w:sym w:char="2610" w:font="MS Gothic"/>
+                </w:r>
+              </w:sdtContent>
+            </w:sdt>
+            <w:r>
+              <w:rPr>
+                <w:rFonts w:ascii="Arial" w:cs="Arial" w:eastAsia="Arial" w:hAnsi="Arial"/>
+                <w:b/>
+                <w:bCs/>
+                <w:sz w:val="18"/>
+                <w:szCs w:val="18"/>
+              </w:rPr>
+              <w:t xml:space="preserve"> ACCEPT</w:t>
+            </w:r>
+          </w:p>
+          <w:p>
+            <w:pPr>
+              <w:spacing w:after="40" w:before="40"/>
+            </w:pPr>
+            <w:sdt>
+              <w:sdtPr>
+                <w14:checkbox>
+                  <w14:checked w14:val="0"/>
+                  <w14:checkedState w14:val="2612" w14:font="MS Gothic"/>
+                  <w14:uncheckedState w14:val="2610" w14:font="MS Gothic"/>
+                </w14:checkbox>
+              </w:sdtPr>
+              <w:sdtContent>
+                <w:r>
+                  <w:sym w:char="2610" w:font="MS Gothic"/>
+                </w:r>
+              </w:sdtContent>
+            </w:sdt>
+            <w:r>
+              <w:rPr>
+                <w:rFonts w:ascii="Arial" w:cs="Arial" w:eastAsia="Arial" w:hAnsi="Arial"/>
+                <w:b/>
+                <w:bCs/>
+                <w:sz w:val="18"/>
+                <w:szCs w:val="18"/>
+              </w:rPr>
+              <w:t xml:space="preserve"> EDIT</w:t>
+            </w:r>
+          </w:p>
+          <w:p>
+            <w:pPr>
+              <w:spacing w:after="20" w:before="80"/>
+            </w:pPr>
+            <w:r>
+              <w:rPr>
+                <w:rFonts w:ascii="Arial" w:cs="Arial" w:eastAsia="Arial" w:hAnsi="Arial"/>
+                <w:color w:val="666666"/>
+                <w:sz w:val="14"/>
+                <w:szCs w:val="14"/>
+              </w:rPr>
+              <w:t xml:space="preserve">If EDIT, type your requested change here:</w:t>
+            </w:r>
+          </w:p>
+          <w:p>
+            <w:pPr>
+              <w:spacing w:after="400" w:before="0"/>
+            </w:pPr>
+            <w:r>
+              <w:rPr>
+                <w:rFonts w:ascii="Arial" w:cs="Arial" w:eastAsia="Arial" w:hAnsi="Arial"/>
+                <w:sz w:val="17"/>
+                <w:szCs w:val="17"/>
+              </w:rPr>
+              <w:t xml:space="preserve"> </w:t>
+            </w:r>
+          </w:p>
+          <w:p>
+            <w:pPr>
+              <w:spacing w:after="400" w:before="0"/>
+            </w:pPr>
+            <w:r>
+              <w:rPr>
+                <w:rFonts w:ascii="Arial" w:cs="Arial" w:eastAsia="Arial" w:hAnsi="Arial"/>
+                <w:sz w:val="17"/>
+                <w:szCs w:val="17"/>
+              </w:rPr>
+              <w:t xml:space="preserve"> </w:t>
+            </w:r>
+          </w:p>
+          <w:p>
+            <w:pPr>
+              <w:spacing w:after="0" w:before="0"/>
+            </w:pPr>
+            <w:r>
+              <w:rPr>
+                <w:rFonts w:ascii="Arial" w:cs="Arial" w:eastAsia="Arial" w:hAnsi="Arial"/>
+                <w:color w:val="999999"/>
+                <w:sz w:val="12"/>
+                <w:szCs w:val="12"/>
+              </w:rPr>
+              <w:t xml:space="preserve">Item math_2_4-099</w:t>
             </w:r>
           </w:p>
         </w:tc>
       </w:tr>
     </w:tbl>
     <w:sectPr>
-      <w:footerReference w:type="default" r:id="rId7"/>
+      <w:headerReference w:type="default" r:id="rId8"/>
+      <w:footerReference w:type="default" r:id="rId9"/>
       <w:pgSz w:w="15840" w:h="12240" w:orient="landscape"/>
-      <w:pgMar w:top="900" w:right="1080" w:bottom="900" w:left="1080" w:header="708" w:footer="708" w:gutter="0"/>
+      <w:pgMar w:top="1100" w:right="1080" w:bottom="900" w:left="1080" w:header="708" w:footer="708" w:gutter="0"/>
       <w:pgNumType/>
       <w:docGrid w:linePitch="360"/>
     </w:sectPr>
@@ -9261,6 +11343,37 @@
 </w:ftr>
 </file>
 
+<file path=word/footer2.xml><?xml version="1.0" encoding="utf-8"?>
+<w:ftr xmlns:wpc="http://schemas.microsoft.com/office/word/2010/wordprocessingCanvas" xmlns:mc="http://schemas.openxmlformats.org/markup-compatibility/2006" xmlns:o="urn:schemas-microsoft-com:office:office" xmlns:r="http://schemas.openxmlformats.org/officeDocument/2006/relationships" xmlns:m="http://schemas.openxmlformats.org/officeDocument/2006/math" xmlns:v="urn:schemas-microsoft-com:vml" xmlns:wp14="http://schemas.microsoft.com/office/word/2010/wordprocessingDrawing" xmlns:wp="http://schemas.openxmlformats.org/drawingml/2006/wordprocessingDrawing" xmlns:w10="urn:schemas-microsoft-com:office:word" xmlns:w="http://schemas.openxmlformats.org/wordprocessingml/2006/main" xmlns:w14="http://schemas.microsoft.com/office/word/2010/wordml" xmlns:w15="http://schemas.microsoft.com/office/word/2012/wordml" xmlns:wpg="http://schemas.microsoft.com/office/word/2010/wordprocessingGroup" xmlns:wpi="http://schemas.microsoft.com/office/word/2010/wordprocessingInk" xmlns:wne="http://schemas.microsoft.com/office/word/2006/wordml" xmlns:wps="http://schemas.microsoft.com/office/word/2010/wordprocessingShape">
+  <w:p>
+    <w:pPr>
+      <w:jc w:val="center"/>
+    </w:pPr>
+    <w:r>
+      <w:rPr>
+        <w:rFonts w:ascii="Arial" w:cs="Arial" w:eastAsia="Arial" w:hAnsi="Arial"/>
+        <w:color w:val="666666"/>
+        <w:sz w:val="16"/>
+        <w:szCs w:val="16"/>
+      </w:rPr>
+      <w:t xml:space="preserve">SUB-STRAND 2.4 Surface Area and Volume of Solids (math_2_4)  |  page </w:t>
+    </w:r>
+    <w:r>
+      <w:rPr>
+        <w:rFonts w:ascii="Arial" w:cs="Arial" w:eastAsia="Arial" w:hAnsi="Arial"/>
+        <w:color w:val="666666"/>
+        <w:sz w:val="16"/>
+        <w:szCs w:val="16"/>
+      </w:rPr>
+      <w:fldChar w:fldCharType="begin"/>
+      <w:instrText xml:space="preserve">PAGE</w:instrText>
+      <w:fldChar w:fldCharType="separate"/>
+      <w:fldChar w:fldCharType="end"/>
+    </w:r>
+  </w:p>
+</w:ftr>
+</file>
+
 <file path=word/footnotes.xml><?xml version="1.0" encoding="utf-8"?>
 <w:footnotes xmlns:wpc="http://schemas.microsoft.com/office/word/2010/wordprocessingCanvas" xmlns:mc="http://schemas.openxmlformats.org/markup-compatibility/2006" xmlns:o="urn:schemas-microsoft-com:office:office" xmlns:r="http://schemas.openxmlformats.org/officeDocument/2006/relationships" xmlns:m="http://schemas.openxmlformats.org/officeDocument/2006/math" xmlns:v="urn:schemas-microsoft-com:vml" xmlns:wp14="http://schemas.microsoft.com/office/word/2010/wordprocessingDrawing" xmlns:wp="http://schemas.openxmlformats.org/drawingml/2006/wordprocessingDrawing" xmlns:w10="urn:schemas-microsoft-com:office:word" xmlns:w="http://schemas.openxmlformats.org/wordprocessingml/2006/main" xmlns:w14="http://schemas.microsoft.com/office/word/2010/wordml" xmlns:w15="http://schemas.microsoft.com/office/word/2012/wordml" xmlns:wpg="http://schemas.microsoft.com/office/word/2010/wordprocessingGroup" xmlns:wpi="http://schemas.microsoft.com/office/word/2010/wordprocessingInk" xmlns:wne="http://schemas.microsoft.com/office/word/2006/wordml" xmlns:wps="http://schemas.microsoft.com/office/word/2010/wordprocessingShape" mc:Ignorable="w14 w15 wp14">
   <w:footnote w:type="separator" w:id="-1">
@@ -9296,6 +11409,27 @@
     </w:p>
   </w:footnote>
 </w:footnotes>
+</file>
+
+<file path=word/header1.xml><?xml version="1.0" encoding="utf-8"?>
+<w:hdr xmlns:wpc="http://schemas.microsoft.com/office/word/2010/wordprocessingCanvas" xmlns:mc="http://schemas.openxmlformats.org/markup-compatibility/2006" xmlns:o="urn:schemas-microsoft-com:office:office" xmlns:r="http://schemas.openxmlformats.org/officeDocument/2006/relationships" xmlns:m="http://schemas.openxmlformats.org/officeDocument/2006/math" xmlns:v="urn:schemas-microsoft-com:vml" xmlns:wp14="http://schemas.microsoft.com/office/word/2010/wordprocessingDrawing" xmlns:wp="http://schemas.openxmlformats.org/drawingml/2006/wordprocessingDrawing" xmlns:w10="urn:schemas-microsoft-com:office:word" xmlns:w="http://schemas.openxmlformats.org/wordprocessingml/2006/main" xmlns:w14="http://schemas.microsoft.com/office/word/2010/wordml" xmlns:w15="http://schemas.microsoft.com/office/word/2012/wordml" xmlns:wpg="http://schemas.microsoft.com/office/word/2010/wordprocessingGroup" xmlns:wpi="http://schemas.microsoft.com/office/word/2010/wordprocessingInk" xmlns:wne="http://schemas.microsoft.com/office/word/2006/wordml" xmlns:wps="http://schemas.microsoft.com/office/word/2010/wordprocessingShape" xmlns:cx="http://schemas.microsoft.com/office/drawing/2014/chartex" xmlns:cx1="http://schemas.microsoft.com/office/drawing/2015/9/8/chartex" xmlns:cx2="http://schemas.microsoft.com/office/drawing/2015/10/21/chartex" xmlns:cx3="http://schemas.microsoft.com/office/drawing/2016/5/9/chartex" xmlns:cx4="http://schemas.microsoft.com/office/drawing/2016/5/10/chartex" xmlns:cx5="http://schemas.microsoft.com/office/drawing/2016/5/11/chartex" xmlns:cx6="http://schemas.microsoft.com/office/drawing/2016/5/12/chartex" xmlns:cx7="http://schemas.microsoft.com/office/drawing/2016/5/13/chartex" xmlns:cx8="http://schemas.microsoft.com/office/drawing/2016/5/14/chartex" xmlns:w16cid="http://schemas.microsoft.com/office/word/2016/wordml/cid" xmlns:w16se="http://schemas.microsoft.com/office/word/2015/wordml/symex">
+  <w:p>
+    <w:pPr>
+      <w:shd w:fill="D5E8F0" w:color="auto" w:val="clear"/>
+    </w:pPr>
+    <w:r>
+      <w:rPr>
+        <w:rFonts w:ascii="Arial" w:cs="Arial" w:eastAsia="Arial" w:hAnsi="Arial"/>
+        <w:b/>
+        <w:bCs/>
+        <w:color w:val="1F3864"/>
+        <w:sz w:val="20"/>
+        <w:szCs w:val="20"/>
+      </w:rPr>
+      <w:t xml:space="preserve">SUB-STRAND 2.4 Surface Area and Volume of Solids (math_2_4)</w:t>
+    </w:r>
+  </w:p>
+</w:hdr>
 </file>
 
 <file path=word/numbering.xml><?xml version="1.0" encoding="utf-8"?>
